--- a/08-传感器电路/01-温度传感器电路/热电偶测温电路/热电偶测温电路.docx
+++ b/08-传感器电路/01-温度传感器电路/热电偶测温电路/热电偶测温电路.docx
@@ -2720,6 +2720,20 @@
     </w:p>
     <w:bookmarkEnd w:id="26"/>
     <w:bookmarkEnd w:id="27"/>
+    <w:p>
+      <w:pPr>
+        <w:spacing w:before="360"/>
+        <w:jc w:val="center"/>
+      </w:pPr>
+      <w:r>
+        <w:rPr>
+          <w:rFonts w:ascii="Times New Roman" w:hAnsi="Times New Roman"/>
+          <w:color w:val="555555"/>
+          <w:sz w:val="21"/>
+        </w:rPr>
+        <w:t>材料收集者：杜文杰</w:t>
+      </w:r>
+    </w:p>
     <w:sectPr>
       <w:headerReference r:id="rId9" w:type="default"/>
       <w:footerReference r:id="rId10" w:type="default"/>

--- a/08-传感器电路/01-温度传感器电路/热电偶测温电路/热电偶测温电路.docx
+++ b/08-传感器电路/01-温度传感器电路/热电偶测温电路/热电偶测温电路.docx
@@ -1,6 +1,6 @@
 
 <file path=word/document.xml><?xml version="1.0" encoding="utf-8"?>
-<w:document xmlns:w="http://schemas.openxmlformats.org/wordprocessingml/2006/main" xmlns:m="http://schemas.openxmlformats.org/officeDocument/2006/math" xmlns:r="http://schemas.openxmlformats.org/officeDocument/2006/relationships" xmlns:o="urn:schemas-microsoft-com:office:office" xmlns:v="urn:schemas-microsoft-com:vml" xmlns:w10="urn:schemas-microsoft-com:office:word" xmlns:a="http://schemas.openxmlformats.org/drawingml/2006/main" xmlns:pic="http://schemas.openxmlformats.org/drawingml/2006/picture" xmlns:wp="http://schemas.openxmlformats.org/drawingml/2006/wordprocessingDrawing">
+<w:document xmlns:m="http://schemas.openxmlformats.org/officeDocument/2006/math" xmlns:r="http://schemas.openxmlformats.org/officeDocument/2006/relationships" xmlns:w="http://schemas.openxmlformats.org/wordprocessingml/2006/main" xmlns:o="urn:schemas-microsoft-com:office:office" xmlns:v="urn:schemas-microsoft-com:vml" xmlns:w10="urn:schemas-microsoft-com:office:word" xmlns:a="http://schemas.openxmlformats.org/drawingml/2006/main" xmlns:pic="http://schemas.openxmlformats.org/drawingml/2006/picture" xmlns:wp="http://schemas.openxmlformats.org/drawingml/2006/wordprocessingDrawing">
   <w:body>
     <w:bookmarkStart w:id="27" w:name="热电偶测温电路"/>
     <w:p>
@@ -9,7 +9,7 @@
       </w:pPr>
       <w:r>
         <w:rPr>
-          <w:rFonts w:hint="eastAsia"/>
+          <w:rFonts w:hint="eastAsia" w:eastAsia="黑体"/>
         </w:rPr>
         <w:t xml:space="preserve">热电偶测温电路</w:t>
       </w:r>
@@ -21,7 +21,7 @@
       </w:pPr>
       <w:r>
         <w:rPr>
-          <w:rFonts w:hint="eastAsia"/>
+          <w:rFonts w:hint="eastAsia" w:eastAsia="黑体"/>
         </w:rPr>
         <w:t xml:space="preserve">拓扑描述</w:t>
       </w:r>
@@ -32,16 +32,19 @@
       </w:pPr>
       <w:r>
         <w:rPr>
-          <w:rFonts w:hint="eastAsia"/>
+          <w:rFonts w:hint="eastAsia" w:eastAsia="黑体"/>
         </w:rPr>
         <w:t xml:space="preserve">由</w:t>
       </w:r>
       <w:r>
+        <w:rPr>
+          <w:rFonts w:eastAsia="黑体"/>
+        </w:rPr>
         <w:t xml:space="preserve"> </w:t>
       </w:r>
       <w:r>
         <w:rPr>
-          <w:rFonts w:hint="eastAsia"/>
+          <w:rFonts w:hint="eastAsia" w:eastAsia="黑体"/>
           <w:b/>
           <w:bCs/>
         </w:rPr>
@@ -49,6 +52,7 @@
       </w:r>
       <w:r>
         <w:rPr>
+          <w:rFonts w:eastAsia="黑体"/>
           <w:b/>
           <w:bCs/>
         </w:rPr>
@@ -70,6 +74,7 @@
       </m:oMath>
       <w:r>
         <w:rPr>
+          <w:rFonts w:eastAsia="黑体"/>
           <w:b/>
           <w:bCs/>
         </w:rPr>
@@ -91,18 +96,21 @@
       </m:oMath>
       <w:r>
         <w:rPr>
-          <w:rFonts w:hint="eastAsia"/>
+          <w:rFonts w:hint="eastAsia" w:eastAsia="黑体"/>
           <w:b/>
           <w:bCs/>
         </w:rPr>
         <w:t xml:space="preserve">）</w:t>
       </w:r>
       <w:r>
+        <w:rPr>
+          <w:rFonts w:eastAsia="黑体"/>
+        </w:rPr>
         <w:t xml:space="preserve">、</w:t>
       </w:r>
       <w:r>
         <w:rPr>
-          <w:rFonts w:hint="eastAsia"/>
+          <w:rFonts w:hint="eastAsia" w:eastAsia="黑体"/>
           <w:b/>
           <w:bCs/>
         </w:rPr>
@@ -110,6 +118,7 @@
       </w:r>
       <w:r>
         <w:rPr>
+          <w:rFonts w:eastAsia="黑体"/>
           <w:b/>
           <w:bCs/>
         </w:rPr>
@@ -137,22 +146,25 @@
       </m:oMath>
       <w:r>
         <w:rPr>
-          <w:rFonts w:hint="eastAsia"/>
+          <w:rFonts w:hint="eastAsia" w:eastAsia="黑体"/>
         </w:rPr>
         <w:t xml:space="preserve">（常用</w:t>
       </w:r>
       <w:r>
+        <w:rPr>
+          <w:rFonts w:eastAsia="黑体"/>
+        </w:rPr>
         <w:t xml:space="preserve"> NTC/RTD </w:t>
       </w:r>
       <w:r>
         <w:rPr>
-          <w:rFonts w:hint="eastAsia"/>
+          <w:rFonts w:hint="eastAsia" w:eastAsia="黑体"/>
         </w:rPr>
         <w:t xml:space="preserve">或集成温度传感器）、</w:t>
       </w:r>
       <w:r>
         <w:rPr>
-          <w:rFonts w:hint="eastAsia"/>
+          <w:rFonts w:hint="eastAsia" w:eastAsia="黑体"/>
           <w:b/>
           <w:bCs/>
         </w:rPr>
@@ -160,17 +172,21 @@
       </w:r>
       <w:r>
         <w:rPr>
+          <w:rFonts w:eastAsia="黑体"/>
           <w:b/>
           <w:bCs/>
         </w:rPr>
         <w:t xml:space="preserve"> A1</w:t>
       </w:r>
       <w:r>
+        <w:rPr>
+          <w:rFonts w:eastAsia="黑体"/>
+        </w:rPr>
         <w:t xml:space="preserve">、</w:t>
       </w:r>
       <w:r>
         <w:rPr>
-          <w:rFonts w:hint="eastAsia"/>
+          <w:rFonts w:hint="eastAsia" w:eastAsia="黑体"/>
           <w:b/>
           <w:bCs/>
         </w:rPr>
@@ -178,6 +194,7 @@
       </w:r>
       <w:r>
         <w:rPr>
+          <w:rFonts w:eastAsia="黑体"/>
           <w:b/>
           <w:bCs/>
         </w:rPr>
@@ -198,45 +215,58 @@
         </m:sSub>
       </m:oMath>
       <w:r>
+        <w:rPr>
+          <w:rFonts w:eastAsia="黑体"/>
+        </w:rPr>
         <w:t xml:space="preserve"> </w:t>
       </w:r>
       <w:r>
         <w:rPr>
-          <w:rFonts w:hint="eastAsia"/>
+          <w:rFonts w:hint="eastAsia" w:eastAsia="黑体"/>
         </w:rPr>
         <w:t xml:space="preserve">与</w:t>
       </w:r>
       <w:r>
+        <w:rPr>
+          <w:rFonts w:eastAsia="黑体"/>
+        </w:rPr>
         <w:t xml:space="preserve"> </w:t>
       </w:r>
       <w:r>
         <w:rPr>
+          <w:rFonts w:eastAsia="黑体"/>
           <w:b/>
           <w:bCs/>
         </w:rPr>
         <w:t xml:space="preserve">ADC</w:t>
       </w:r>
       <w:r>
+        <w:rPr>
+          <w:rFonts w:eastAsia="黑体"/>
+        </w:rPr>
         <w:t xml:space="preserve"> </w:t>
       </w:r>
       <w:r>
         <w:rPr>
-          <w:rFonts w:hint="eastAsia"/>
+          <w:rFonts w:hint="eastAsia" w:eastAsia="黑体"/>
         </w:rPr>
         <w:t xml:space="preserve">组成。电路共有</w:t>
       </w:r>
       <w:r>
+        <w:rPr>
+          <w:rFonts w:eastAsia="黑体"/>
+        </w:rPr>
         <w:t xml:space="preserve"> 5 </w:t>
       </w:r>
       <w:r>
         <w:rPr>
-          <w:rFonts w:hint="eastAsia"/>
+          <w:rFonts w:hint="eastAsia" w:eastAsia="黑体"/>
         </w:rPr>
         <w:t xml:space="preserve">个关键节点：</w:t>
       </w:r>
       <w:r>
         <w:rPr>
-          <w:rFonts w:hint="eastAsia"/>
+          <w:rFonts w:hint="eastAsia" w:eastAsia="黑体"/>
           <w:b/>
           <w:bCs/>
         </w:rPr>
@@ -244,6 +274,7 @@
       </w:r>
       <w:r>
         <w:rPr>
+          <w:rFonts w:eastAsia="黑体"/>
           <w:b/>
           <w:bCs/>
         </w:rPr>
@@ -251,7 +282,7 @@
       </w:r>
       <w:r>
         <w:rPr>
-          <w:rFonts w:hint="eastAsia"/>
+          <w:rFonts w:hint="eastAsia" w:eastAsia="黑体"/>
           <w:b/>
           <w:bCs/>
         </w:rPr>
@@ -259,11 +290,14 @@
       </w:r>
       <w:r>
         <w:rPr>
-          <w:rFonts w:hint="eastAsia"/>
+          <w:rFonts w:hint="eastAsia" w:eastAsia="黑体"/>
         </w:rPr>
         <w:t xml:space="preserve">（热电偶金属丝</w:t>
       </w:r>
       <w:r>
+        <w:rPr>
+          <w:rFonts w:eastAsia="黑体"/>
+        </w:rPr>
         <w:t xml:space="preserve"> </w:t>
       </w:r>
       <m:oMath>
@@ -281,35 +315,44 @@
         </m:sSub>
       </m:oMath>
       <w:r>
+        <w:rPr>
+          <w:rFonts w:eastAsia="黑体"/>
+        </w:rPr>
         <w:t xml:space="preserve"> </w:t>
       </w:r>
       <w:r>
         <w:rPr>
-          <w:rFonts w:hint="eastAsia"/>
+          <w:rFonts w:hint="eastAsia" w:eastAsia="黑体"/>
         </w:rPr>
         <w:t xml:space="preserve">的冷端与</w:t>
       </w:r>
       <w:r>
+        <w:rPr>
+          <w:rFonts w:eastAsia="黑体"/>
+        </w:rPr>
         <w:t xml:space="preserve"> A1 </w:t>
       </w:r>
       <w:r>
         <w:rPr>
-          <w:rFonts w:hint="eastAsia"/>
+          <w:rFonts w:hint="eastAsia" w:eastAsia="黑体"/>
         </w:rPr>
         <w:t xml:space="preserve">的</w:t>
       </w:r>
       <w:r>
+        <w:rPr>
+          <w:rFonts w:eastAsia="黑体"/>
+        </w:rPr>
         <w:t xml:space="preserve"> IN+ </w:t>
       </w:r>
       <w:r>
         <w:rPr>
-          <w:rFonts w:hint="eastAsia"/>
+          <w:rFonts w:hint="eastAsia" w:eastAsia="黑体"/>
         </w:rPr>
         <w:t xml:space="preserve">相连）；</w:t>
       </w:r>
       <w:r>
         <w:rPr>
-          <w:rFonts w:hint="eastAsia"/>
+          <w:rFonts w:hint="eastAsia" w:eastAsia="黑体"/>
           <w:b/>
           <w:bCs/>
         </w:rPr>
@@ -317,6 +360,7 @@
       </w:r>
       <w:r>
         <w:rPr>
+          <w:rFonts w:eastAsia="黑体"/>
           <w:b/>
           <w:bCs/>
         </w:rPr>
@@ -324,7 +368,7 @@
       </w:r>
       <w:r>
         <w:rPr>
-          <w:rFonts w:hint="eastAsia"/>
+          <w:rFonts w:hint="eastAsia" w:eastAsia="黑体"/>
           <w:b/>
           <w:bCs/>
         </w:rPr>
@@ -332,11 +376,14 @@
       </w:r>
       <w:r>
         <w:rPr>
-          <w:rFonts w:hint="eastAsia"/>
+          <w:rFonts w:hint="eastAsia" w:eastAsia="黑体"/>
         </w:rPr>
         <w:t xml:space="preserve">（热电偶金属丝</w:t>
       </w:r>
       <w:r>
+        <w:rPr>
+          <w:rFonts w:eastAsia="黑体"/>
+        </w:rPr>
         <w:t xml:space="preserve"> </w:t>
       </w:r>
       <m:oMath>
@@ -354,35 +401,44 @@
         </m:sSub>
       </m:oMath>
       <w:r>
+        <w:rPr>
+          <w:rFonts w:eastAsia="黑体"/>
+        </w:rPr>
         <w:t xml:space="preserve"> </w:t>
       </w:r>
       <w:r>
         <w:rPr>
-          <w:rFonts w:hint="eastAsia"/>
+          <w:rFonts w:hint="eastAsia" w:eastAsia="黑体"/>
         </w:rPr>
         <w:t xml:space="preserve">的冷端与</w:t>
       </w:r>
       <w:r>
+        <w:rPr>
+          <w:rFonts w:eastAsia="黑体"/>
+        </w:rPr>
         <w:t xml:space="preserve"> A1 </w:t>
       </w:r>
       <w:r>
         <w:rPr>
-          <w:rFonts w:hint="eastAsia"/>
+          <w:rFonts w:hint="eastAsia" w:eastAsia="黑体"/>
         </w:rPr>
         <w:t xml:space="preserve">的</w:t>
       </w:r>
       <w:r>
+        <w:rPr>
+          <w:rFonts w:eastAsia="黑体"/>
+        </w:rPr>
         <w:t xml:space="preserve"> IN− </w:t>
       </w:r>
       <w:r>
         <w:rPr>
-          <w:rFonts w:hint="eastAsia"/>
+          <w:rFonts w:hint="eastAsia" w:eastAsia="黑体"/>
         </w:rPr>
         <w:t xml:space="preserve">相连）；</w:t>
       </w:r>
       <w:r>
         <w:rPr>
-          <w:rFonts w:hint="eastAsia"/>
+          <w:rFonts w:hint="eastAsia" w:eastAsia="黑体"/>
           <w:b/>
           <w:bCs/>
         </w:rPr>
@@ -390,6 +446,7 @@
       </w:r>
       <w:r>
         <w:rPr>
+          <w:rFonts w:eastAsia="黑体"/>
           <w:b/>
           <w:bCs/>
         </w:rPr>
@@ -397,7 +454,7 @@
       </w:r>
       <w:r>
         <w:rPr>
-          <w:rFonts w:hint="eastAsia"/>
+          <w:rFonts w:hint="eastAsia" w:eastAsia="黑体"/>
           <w:b/>
           <w:bCs/>
         </w:rPr>
@@ -405,7 +462,7 @@
       </w:r>
       <w:r>
         <w:rPr>
-          <w:rFonts w:hint="eastAsia"/>
+          <w:rFonts w:hint="eastAsia" w:eastAsia="黑体"/>
         </w:rPr>
         <w:t xml:space="preserve">（</w:t>
       </w:r>
@@ -424,26 +481,32 @@
         </m:sSub>
       </m:oMath>
       <w:r>
+        <w:rPr>
+          <w:rFonts w:eastAsia="黑体"/>
+        </w:rPr>
         <w:t xml:space="preserve"> </w:t>
       </w:r>
       <w:r>
         <w:rPr>
-          <w:rFonts w:hint="eastAsia"/>
+          <w:rFonts w:hint="eastAsia" w:eastAsia="黑体"/>
         </w:rPr>
         <w:t xml:space="preserve">跨接在</w:t>
       </w:r>
       <w:r>
+        <w:rPr>
+          <w:rFonts w:eastAsia="黑体"/>
+        </w:rPr>
         <w:t xml:space="preserve"> A1 </w:t>
       </w:r>
       <w:r>
         <w:rPr>
-          <w:rFonts w:hint="eastAsia"/>
+          <w:rFonts w:hint="eastAsia" w:eastAsia="黑体"/>
         </w:rPr>
         <w:t xml:space="preserve">的两个增益设定脚之间，用于设定增益）；</w:t>
       </w:r>
       <w:r>
         <w:rPr>
-          <w:rFonts w:hint="eastAsia"/>
+          <w:rFonts w:hint="eastAsia" w:eastAsia="黑体"/>
           <w:b/>
           <w:bCs/>
         </w:rPr>
@@ -451,6 +514,7 @@
       </w:r>
       <w:r>
         <w:rPr>
+          <w:rFonts w:eastAsia="黑体"/>
           <w:b/>
           <w:bCs/>
         </w:rPr>
@@ -458,7 +522,7 @@
       </w:r>
       <w:r>
         <w:rPr>
-          <w:rFonts w:hint="eastAsia"/>
+          <w:rFonts w:hint="eastAsia" w:eastAsia="黑体"/>
           <w:b/>
           <w:bCs/>
         </w:rPr>
@@ -466,38 +530,50 @@
       </w:r>
       <w:r>
         <w:rPr>
-          <w:rFonts w:hint="eastAsia"/>
+          <w:rFonts w:hint="eastAsia" w:eastAsia="黑体"/>
         </w:rPr>
         <w:t xml:space="preserve">（A1</w:t>
       </w:r>
       <w:r>
+        <w:rPr>
+          <w:rFonts w:eastAsia="黑体"/>
+        </w:rPr>
         <w:t xml:space="preserve"> </w:t>
       </w:r>
       <w:r>
         <w:rPr>
-          <w:rFonts w:hint="eastAsia"/>
+          <w:rFonts w:hint="eastAsia" w:eastAsia="黑体"/>
         </w:rPr>
         <w:t xml:space="preserve">的</w:t>
       </w:r>
       <w:r>
+        <w:rPr>
+          <w:rFonts w:eastAsia="黑体"/>
+        </w:rPr>
         <w:t xml:space="preserve"> OUT </w:t>
       </w:r>
       <w:r>
         <w:rPr>
-          <w:rFonts w:hint="eastAsia"/>
+          <w:rFonts w:hint="eastAsia" w:eastAsia="黑体"/>
         </w:rPr>
         <w:t xml:space="preserve">与</w:t>
       </w:r>
       <w:r>
+        <w:rPr>
+          <w:rFonts w:eastAsia="黑体"/>
+        </w:rPr>
         <w:t xml:space="preserve"> ADC </w:t>
       </w:r>
       <w:r>
         <w:rPr>
-          <w:rFonts w:hint="eastAsia"/>
+          <w:rFonts w:hint="eastAsia" w:eastAsia="黑体"/>
         </w:rPr>
         <w:t xml:space="preserve">输入相连，作为</w:t>
       </w:r>
       <w:r>
+        <w:rPr>
+          <w:rFonts w:eastAsia="黑体"/>
+        </w:rPr>
         <w:t xml:space="preserve"> </w:t>
       </w:r>
       <m:oMath>
@@ -522,13 +598,13 @@
       </m:oMath>
       <w:r>
         <w:rPr>
-          <w:rFonts w:hint="eastAsia"/>
+          <w:rFonts w:hint="eastAsia" w:eastAsia="黑体"/>
         </w:rPr>
         <w:t xml:space="preserve">）；</w:t>
       </w:r>
       <w:r>
         <w:rPr>
-          <w:rFonts w:hint="eastAsia"/>
+          <w:rFonts w:hint="eastAsia" w:eastAsia="黑体"/>
           <w:b/>
           <w:bCs/>
         </w:rPr>
@@ -536,6 +612,7 @@
       </w:r>
       <w:r>
         <w:rPr>
+          <w:rFonts w:eastAsia="黑体"/>
           <w:b/>
           <w:bCs/>
         </w:rPr>
@@ -543,7 +620,7 @@
       </w:r>
       <w:r>
         <w:rPr>
-          <w:rFonts w:hint="eastAsia"/>
+          <w:rFonts w:hint="eastAsia" w:eastAsia="黑体"/>
           <w:b/>
           <w:bCs/>
         </w:rPr>
@@ -551,29 +628,38 @@
       </w:r>
       <w:r>
         <w:rPr>
-          <w:rFonts w:hint="eastAsia"/>
+          <w:rFonts w:hint="eastAsia" w:eastAsia="黑体"/>
         </w:rPr>
         <w:t xml:space="preserve">（A1</w:t>
       </w:r>
       <w:r>
+        <w:rPr>
+          <w:rFonts w:eastAsia="黑体"/>
+        </w:rPr>
         <w:t xml:space="preserve"> </w:t>
       </w:r>
       <w:r>
         <w:rPr>
-          <w:rFonts w:hint="eastAsia"/>
+          <w:rFonts w:hint="eastAsia" w:eastAsia="黑体"/>
         </w:rPr>
         <w:t xml:space="preserve">的</w:t>
       </w:r>
       <w:r>
+        <w:rPr>
+          <w:rFonts w:eastAsia="黑体"/>
+        </w:rPr>
         <w:t xml:space="preserve"> REF </w:t>
       </w:r>
       <w:r>
         <w:rPr>
-          <w:rFonts w:hint="eastAsia"/>
+          <w:rFonts w:hint="eastAsia" w:eastAsia="黑体"/>
         </w:rPr>
         <w:t xml:space="preserve">脚接冷端补偿基准或偏移电压</w:t>
       </w:r>
       <w:r>
+        <w:rPr>
+          <w:rFonts w:eastAsia="黑体"/>
+        </w:rPr>
         <w:t xml:space="preserve"> </w:t>
       </w:r>
       <m:oMath>
@@ -622,7 +708,7 @@
       </m:oMath>
       <w:r>
         <w:rPr>
-          <w:rFonts w:hint="eastAsia"/>
+          <w:rFonts w:hint="eastAsia" w:eastAsia="黑体"/>
         </w:rPr>
         <w:t xml:space="preserve">）。</w:t>
       </w:r>
@@ -631,11 +717,14 @@
       <w:pPr/>
       <w:r>
         <w:rPr>
-          <w:rFonts w:hint="eastAsia"/>
+          <w:rFonts w:hint="eastAsia" w:eastAsia="黑体"/>
         </w:rPr>
         <w:t xml:space="preserve">各元件管脚连接：热电偶</w:t>
       </w:r>
       <w:r>
+        <w:rPr>
+          <w:rFonts w:eastAsia="黑体"/>
+        </w:rPr>
         <w:t xml:space="preserve"> </w:t>
       </w:r>
       <m:oMath>
@@ -653,15 +742,21 @@
         </m:sSub>
       </m:oMath>
       <w:r>
+        <w:rPr>
+          <w:rFonts w:eastAsia="黑体"/>
+        </w:rPr>
         <w:t xml:space="preserve"> </w:t>
       </w:r>
       <w:r>
         <w:rPr>
-          <w:rFonts w:hint="eastAsia"/>
+          <w:rFonts w:hint="eastAsia" w:eastAsia="黑体"/>
         </w:rPr>
         <w:t xml:space="preserve">与</w:t>
       </w:r>
       <w:r>
+        <w:rPr>
+          <w:rFonts w:eastAsia="黑体"/>
+        </w:rPr>
         <w:t xml:space="preserve"> </w:t>
       </w:r>
       <m:oMath>
@@ -679,11 +774,14 @@
         </m:sSub>
       </m:oMath>
       <w:r>
+        <w:rPr>
+          <w:rFonts w:eastAsia="黑体"/>
+        </w:rPr>
         <w:t xml:space="preserve"> </w:t>
       </w:r>
       <w:r>
         <w:rPr>
-          <w:rFonts w:hint="eastAsia"/>
+          <w:rFonts w:hint="eastAsia" w:eastAsia="黑体"/>
         </w:rPr>
         <w:t xml:space="preserve">在热端焊成测量结并置于被测点（不参与电路电连接），</w:t>
       </w:r>
@@ -702,11 +800,14 @@
         </m:sSub>
       </m:oMath>
       <w:r>
+        <w:rPr>
+          <w:rFonts w:eastAsia="黑体"/>
+        </w:rPr>
         <w:t xml:space="preserve"> </w:t>
       </w:r>
       <w:r>
         <w:rPr>
-          <w:rFonts w:hint="eastAsia"/>
+          <w:rFonts w:hint="eastAsia" w:eastAsia="黑体"/>
         </w:rPr>
         <w:t xml:space="preserve">冷端接节点①、</w:t>
       </w:r>
@@ -725,11 +826,14 @@
         </m:sSub>
       </m:oMath>
       <w:r>
+        <w:rPr>
+          <w:rFonts w:eastAsia="黑体"/>
+        </w:rPr>
         <w:t xml:space="preserve"> </w:t>
       </w:r>
       <w:r>
         <w:rPr>
-          <w:rFonts w:hint="eastAsia"/>
+          <w:rFonts w:hint="eastAsia" w:eastAsia="黑体"/>
         </w:rPr>
         <w:t xml:space="preserve">冷端接节点②；</w:t>
       </w:r>
@@ -754,15 +858,21 @@
         </m:sSub>
       </m:oMath>
       <w:r>
+        <w:rPr>
+          <w:rFonts w:eastAsia="黑体"/>
+        </w:rPr>
         <w:t xml:space="preserve"> </w:t>
       </w:r>
       <w:r>
         <w:rPr>
-          <w:rFonts w:hint="eastAsia"/>
+          <w:rFonts w:hint="eastAsia" w:eastAsia="黑体"/>
         </w:rPr>
         <w:t xml:space="preserve">贴装于冷端处以感测</w:t>
       </w:r>
       <w:r>
+        <w:rPr>
+          <w:rFonts w:eastAsia="黑体"/>
+        </w:rPr>
         <w:t xml:space="preserve"> </w:t>
       </w:r>
       <m:oMath>
@@ -790,86 +900,111 @@
       </m:oMath>
       <w:r>
         <w:rPr>
-          <w:rFonts w:hint="eastAsia"/>
+          <w:rFonts w:hint="eastAsia" w:eastAsia="黑体"/>
         </w:rPr>
         <w:t xml:space="preserve">，经独立调理后送补偿；</w:t>
       </w:r>
       <w:r>
         <w:rPr>
+          <w:rFonts w:eastAsia="黑体"/>
           <w:b/>
           <w:bCs/>
         </w:rPr>
         <w:t xml:space="preserve">A1</w:t>
       </w:r>
       <w:r>
+        <w:rPr>
+          <w:rFonts w:eastAsia="黑体"/>
+        </w:rPr>
         <w:t xml:space="preserve"> </w:t>
       </w:r>
       <w:r>
         <w:rPr>
-          <w:rFonts w:hint="eastAsia"/>
+          <w:rFonts w:hint="eastAsia" w:eastAsia="黑体"/>
         </w:rPr>
         <w:t xml:space="preserve">的</w:t>
       </w:r>
       <w:r>
+        <w:rPr>
+          <w:rFonts w:eastAsia="黑体"/>
+        </w:rPr>
         <w:t xml:space="preserve"> IN+ </w:t>
       </w:r>
       <w:r>
         <w:rPr>
-          <w:rFonts w:hint="eastAsia"/>
+          <w:rFonts w:hint="eastAsia" w:eastAsia="黑体"/>
         </w:rPr>
         <w:t xml:space="preserve">接节点①、IN−</w:t>
       </w:r>
       <w:r>
+        <w:rPr>
+          <w:rFonts w:eastAsia="黑体"/>
+        </w:rPr>
         <w:t xml:space="preserve"> </w:t>
       </w:r>
       <w:r>
         <w:rPr>
-          <w:rFonts w:hint="eastAsia"/>
+          <w:rFonts w:hint="eastAsia" w:eastAsia="黑体"/>
         </w:rPr>
         <w:t xml:space="preserve">接节点②、OUT</w:t>
       </w:r>
       <w:r>
+        <w:rPr>
+          <w:rFonts w:eastAsia="黑体"/>
+        </w:rPr>
         <w:t xml:space="preserve"> </w:t>
       </w:r>
       <w:r>
         <w:rPr>
-          <w:rFonts w:hint="eastAsia"/>
+          <w:rFonts w:hint="eastAsia" w:eastAsia="黑体"/>
         </w:rPr>
         <w:t xml:space="preserve">接节点④、REF</w:t>
       </w:r>
       <w:r>
+        <w:rPr>
+          <w:rFonts w:eastAsia="黑体"/>
+        </w:rPr>
         <w:t xml:space="preserve"> </w:t>
       </w:r>
       <w:r>
         <w:rPr>
-          <w:rFonts w:hint="eastAsia"/>
+          <w:rFonts w:hint="eastAsia" w:eastAsia="黑体"/>
         </w:rPr>
         <w:t xml:space="preserve">接节点⑤、V+</w:t>
       </w:r>
       <w:r>
+        <w:rPr>
+          <w:rFonts w:eastAsia="黑体"/>
+        </w:rPr>
         <w:t xml:space="preserve"> </w:t>
       </w:r>
       <w:r>
         <w:rPr>
-          <w:rFonts w:hint="eastAsia"/>
+          <w:rFonts w:hint="eastAsia" w:eastAsia="黑体"/>
         </w:rPr>
         <w:t xml:space="preserve">接</w:t>
       </w:r>
       <w:r>
+        <w:rPr>
+          <w:rFonts w:eastAsia="黑体"/>
+        </w:rPr>
         <w:t xml:space="preserve"> +VCC、V− </w:t>
       </w:r>
       <w:r>
         <w:rPr>
-          <w:rFonts w:hint="eastAsia"/>
+          <w:rFonts w:hint="eastAsia" w:eastAsia="黑体"/>
         </w:rPr>
         <w:t xml:space="preserve">接</w:t>
       </w:r>
       <w:r>
+        <w:rPr>
+          <w:rFonts w:eastAsia="黑体"/>
+        </w:rPr>
         <w:t xml:space="preserve"> </w:t>
       </w:r>
       <w:r>
         <w:rPr>
-          <w:rFonts w:hint="eastAsia"/>
+          <w:rFonts w:hint="eastAsia" w:eastAsia="黑体"/>
         </w:rPr>
         <w:t xml:space="preserve">−VEE；</w:t>
       </w:r>
@@ -888,36 +1023,46 @@
         </m:sSub>
       </m:oMath>
       <w:r>
+        <w:rPr>
+          <w:rFonts w:eastAsia="黑体"/>
+        </w:rPr>
         <w:t xml:space="preserve"> </w:t>
       </w:r>
       <w:r>
         <w:rPr>
-          <w:rFonts w:hint="eastAsia"/>
+          <w:rFonts w:hint="eastAsia" w:eastAsia="黑体"/>
         </w:rPr>
         <w:t xml:space="preserve">两端分别接</w:t>
       </w:r>
       <w:r>
+        <w:rPr>
+          <w:rFonts w:eastAsia="黑体"/>
+        </w:rPr>
         <w:t xml:space="preserve"> A1 </w:t>
       </w:r>
       <w:r>
         <w:rPr>
-          <w:rFonts w:hint="eastAsia"/>
+          <w:rFonts w:hint="eastAsia" w:eastAsia="黑体"/>
         </w:rPr>
         <w:t xml:space="preserve">的增益设定脚；</w:t>
       </w:r>
       <w:r>
         <w:rPr>
+          <w:rFonts w:eastAsia="黑体"/>
           <w:b/>
           <w:bCs/>
         </w:rPr>
         <w:t xml:space="preserve">ADC</w:t>
       </w:r>
       <w:r>
+        <w:rPr>
+          <w:rFonts w:eastAsia="黑体"/>
+        </w:rPr>
         <w:t xml:space="preserve"> </w:t>
       </w:r>
       <w:r>
         <w:rPr>
-          <w:rFonts w:hint="eastAsia"/>
+          <w:rFonts w:hint="eastAsia" w:eastAsia="黑体"/>
         </w:rPr>
         <w:t xml:space="preserve">输入接节点④。</w:t>
       </w:r>
@@ -926,29 +1071,38 @@
       <w:pPr/>
       <w:r>
         <w:rPr>
-          <w:rFonts w:hint="eastAsia"/>
+          <w:rFonts w:hint="eastAsia" w:eastAsia="黑体"/>
         </w:rPr>
         <w:t xml:space="preserve">由此构成”热电偶（塞贝克效应）+</w:t>
       </w:r>
       <w:r>
+        <w:rPr>
+          <w:rFonts w:eastAsia="黑体"/>
+        </w:rPr>
         <w:t xml:space="preserve"> </w:t>
       </w:r>
       <w:r>
         <w:rPr>
-          <w:rFonts w:hint="eastAsia"/>
+          <w:rFonts w:hint="eastAsia" w:eastAsia="黑体"/>
         </w:rPr>
         <w:t xml:space="preserve">冷端补偿</w:t>
       </w:r>
       <w:r>
+        <w:rPr>
+          <w:rFonts w:eastAsia="黑体"/>
+        </w:rPr>
         <w:t xml:space="preserve"> + </w:t>
       </w:r>
       <w:r>
         <w:rPr>
-          <w:rFonts w:hint="eastAsia"/>
+          <w:rFonts w:hint="eastAsia" w:eastAsia="黑体"/>
         </w:rPr>
         <w:t xml:space="preserve">低噪声仪表放大”的测温组态，输出放大后的热电动势</w:t>
       </w:r>
       <w:r>
+        <w:rPr>
+          <w:rFonts w:eastAsia="黑体"/>
+        </w:rPr>
         <w:t xml:space="preserve"> </w:t>
       </w:r>
       <m:oMath>
@@ -1039,11 +1193,14 @@
       </m:oMath>
       <w:r>
         <w:rPr>
-          <w:rFonts w:hint="eastAsia"/>
+          <w:rFonts w:hint="eastAsia" w:eastAsia="黑体"/>
         </w:rPr>
         <w:t xml:space="preserve">，配合</w:t>
       </w:r>
       <w:r>
+        <w:rPr>
+          <w:rFonts w:eastAsia="黑体"/>
+        </w:rPr>
         <w:t xml:space="preserve"> </w:t>
       </w:r>
       <m:oMath>
@@ -1070,15 +1227,21 @@
         </m:sSub>
       </m:oMath>
       <w:r>
+        <w:rPr>
+          <w:rFonts w:eastAsia="黑体"/>
+        </w:rPr>
         <w:t xml:space="preserve"> </w:t>
       </w:r>
       <w:r>
         <w:rPr>
-          <w:rFonts w:hint="eastAsia"/>
+          <w:rFonts w:hint="eastAsia" w:eastAsia="黑体"/>
         </w:rPr>
         <w:t xml:space="preserve">补偿换算得</w:t>
       </w:r>
       <w:r>
+        <w:rPr>
+          <w:rFonts w:eastAsia="黑体"/>
+        </w:rPr>
         <w:t xml:space="preserve"> </w:t>
       </w:r>
       <m:oMath>
@@ -1103,7 +1266,7 @@
       </m:oMath>
       <w:r>
         <w:rPr>
-          <w:rFonts w:hint="eastAsia"/>
+          <w:rFonts w:hint="eastAsia" w:eastAsia="黑体"/>
         </w:rPr>
         <w:t xml:space="preserve">，用于工业高温测量。</w:t>
       </w:r>
@@ -1116,7 +1279,7 @@
       </w:pPr>
       <w:r>
         <w:rPr>
-          <w:rFonts w:hint="eastAsia"/>
+          <w:rFonts w:hint="eastAsia" w:eastAsia="黑体"/>
         </w:rPr>
         <w:t xml:space="preserve">工作原理</w:t>
       </w:r>
@@ -1127,7 +1290,7 @@
       </w:pPr>
       <w:r>
         <w:rPr>
-          <w:rFonts w:hint="eastAsia"/>
+          <w:rFonts w:hint="eastAsia" w:eastAsia="黑体"/>
         </w:rPr>
         <w:t xml:space="preserve">两种不同金属组成回路，两端温度不同时产生与温差成正比的热电动势（塞贝克效应）。调理电路放大该微弱电压，并测量冷端温度进行补偿，换算成被测温度。</w:t>
       </w:r>
@@ -1140,7 +1303,7 @@
       </w:pPr>
       <w:r>
         <w:rPr>
-          <w:rFonts w:hint="eastAsia"/>
+          <w:rFonts w:hint="eastAsia" w:eastAsia="黑体"/>
         </w:rPr>
         <w:t xml:space="preserve">关键计算公式</w:t>
       </w:r>
@@ -1154,7 +1317,7 @@
       </w:pPr>
       <w:r>
         <w:rPr>
-          <w:rFonts w:hint="eastAsia"/>
+          <w:rFonts w:hint="eastAsia" w:eastAsia="黑体"/>
         </w:rPr>
         <w:t xml:space="preserve">热电动势与温度关系：</w:t>
       </w:r>
@@ -1256,7 +1419,7 @@
       </w:pPr>
       <w:r>
         <w:rPr>
-          <w:rFonts w:hint="eastAsia"/>
+          <w:rFonts w:hint="eastAsia" w:eastAsia="黑体"/>
         </w:rPr>
         <w:t xml:space="preserve">冷端补偿后的温度：</w:t>
       </w:r>
@@ -1349,7 +1512,7 @@
       </w:pPr>
       <w:r>
         <w:rPr>
-          <w:rFonts w:hint="eastAsia"/>
+          <w:rFonts w:hint="eastAsia" w:eastAsia="黑体"/>
         </w:rPr>
         <w:t xml:space="preserve">放大输出：</w:t>
       </w:r>
@@ -1460,7 +1623,7 @@
       </w:pPr>
       <w:r>
         <w:rPr>
-          <w:rFonts w:hint="eastAsia"/>
+          <w:rFonts w:hint="eastAsia" w:eastAsia="黑体"/>
         </w:rPr>
         <w:t xml:space="preserve">冷端补偿电压：</w:t>
       </w:r>
@@ -1584,7 +1747,7 @@
             </w:pPr>
             <w:r>
               <w:rPr>
-                <w:rFonts w:hint="eastAsia"/>
+                <w:rFonts w:hint="eastAsia" w:eastAsia="黑体"/>
               </w:rPr>
               <w:t xml:space="preserve">符号</w:t>
             </w:r>
@@ -1598,7 +1761,7 @@
             </w:pPr>
             <w:r>
               <w:rPr>
-                <w:rFonts w:hint="eastAsia"/>
+                <w:rFonts w:hint="eastAsia" w:eastAsia="黑体"/>
               </w:rPr>
               <w:t xml:space="preserve">含义</w:t>
             </w:r>
@@ -1612,7 +1775,7 @@
             </w:pPr>
             <w:r>
               <w:rPr>
-                <w:rFonts w:hint="eastAsia"/>
+                <w:rFonts w:hint="eastAsia" w:eastAsia="黑体"/>
               </w:rPr>
               <w:t xml:space="preserve">单位</w:t>
             </w:r>
@@ -1632,6 +1795,9 @@
               </m:r>
             </m:oMath>
             <w:r>
+              <w:rPr>
+                <w:rFonts w:eastAsia="黑体"/>
+              </w:rPr>
               <w:t xml:space="preserve">​</w:t>
             </w:r>
           </w:p>
@@ -1644,7 +1810,7 @@
             </w:pPr>
             <w:r>
               <w:rPr>
-                <w:rFonts w:hint="eastAsia"/>
+                <w:rFonts w:hint="eastAsia" w:eastAsia="黑体"/>
               </w:rPr>
               <w:t xml:space="preserve">热电偶热电动势</w:t>
             </w:r>
@@ -1657,6 +1823,9 @@
               <w:pStyle w:val="Compact"/>
             </w:pPr>
             <w:r>
+              <w:rPr>
+                <w:rFonts w:eastAsia="黑体"/>
+              </w:rPr>
               <w:t xml:space="preserve">V</w:t>
             </w:r>
           </w:p>
@@ -1675,6 +1844,9 @@
               </m:r>
             </m:oMath>
             <w:r>
+              <w:rPr>
+                <w:rFonts w:eastAsia="黑体"/>
+              </w:rPr>
               <w:t xml:space="preserve">​</w:t>
             </w:r>
           </w:p>
@@ -1687,7 +1859,7 @@
             </w:pPr>
             <w:r>
               <w:rPr>
-                <w:rFonts w:hint="eastAsia"/>
+                <w:rFonts w:hint="eastAsia" w:eastAsia="黑体"/>
               </w:rPr>
               <w:t xml:space="preserve">塞贝克系数</w:t>
             </w:r>
@@ -1700,6 +1872,9 @@
               <w:pStyle w:val="Compact"/>
             </w:pPr>
             <w:r>
+              <w:rPr>
+                <w:rFonts w:eastAsia="黑体"/>
+              </w:rPr>
               <w:t xml:space="preserve">V/°C</w:t>
             </w:r>
           </w:p>
@@ -1733,6 +1908,9 @@
               </m:sSub>
             </m:oMath>
             <w:r>
+              <w:rPr>
+                <w:rFonts w:eastAsia="黑体"/>
+              </w:rPr>
               <w:t xml:space="preserve">​</w:t>
             </w:r>
           </w:p>
@@ -1745,7 +1923,7 @@
             </w:pPr>
             <w:r>
               <w:rPr>
-                <w:rFonts w:hint="eastAsia"/>
+                <w:rFonts w:hint="eastAsia" w:eastAsia="黑体"/>
               </w:rPr>
               <w:t xml:space="preserve">被测（热端）温度</w:t>
             </w:r>
@@ -1758,6 +1936,9 @@
               <w:pStyle w:val="Compact"/>
             </w:pPr>
             <w:r>
+              <w:rPr>
+                <w:rFonts w:eastAsia="黑体"/>
+              </w:rPr>
               <w:t xml:space="preserve">°C</w:t>
             </w:r>
           </w:p>
@@ -1794,6 +1975,9 @@
               </m:sSub>
             </m:oMath>
             <w:r>
+              <w:rPr>
+                <w:rFonts w:eastAsia="黑体"/>
+              </w:rPr>
               <w:t xml:space="preserve">​</w:t>
             </w:r>
           </w:p>
@@ -1806,7 +1990,7 @@
             </w:pPr>
             <w:r>
               <w:rPr>
-                <w:rFonts w:hint="eastAsia"/>
+                <w:rFonts w:hint="eastAsia" w:eastAsia="黑体"/>
               </w:rPr>
               <w:t xml:space="preserve">冷端温度</w:t>
             </w:r>
@@ -1819,6 +2003,9 @@
               <w:pStyle w:val="Compact"/>
             </w:pPr>
             <w:r>
+              <w:rPr>
+                <w:rFonts w:eastAsia="黑体"/>
+              </w:rPr>
               <w:t xml:space="preserve">°C</w:t>
             </w:r>
           </w:p>
@@ -1837,6 +2024,9 @@
               </m:r>
             </m:oMath>
             <w:r>
+              <w:rPr>
+                <w:rFonts w:eastAsia="黑体"/>
+              </w:rPr>
               <w:t xml:space="preserve">​</w:t>
             </w:r>
           </w:p>
@@ -1849,7 +2039,7 @@
             </w:pPr>
             <w:r>
               <w:rPr>
-                <w:rFonts w:hint="eastAsia"/>
+                <w:rFonts w:hint="eastAsia" w:eastAsia="黑体"/>
               </w:rPr>
               <w:t xml:space="preserve">放大增益</w:t>
             </w:r>
@@ -1862,6 +2052,9 @@
               <w:pStyle w:val="Compact"/>
             </w:pPr>
             <w:r>
+              <w:rPr>
+                <w:rFonts w:eastAsia="黑体"/>
+              </w:rPr>
               <w:t xml:space="preserve">—</w:t>
             </w:r>
           </w:p>
@@ -1895,6 +2088,9 @@
               </m:sSub>
             </m:oMath>
             <w:r>
+              <w:rPr>
+                <w:rFonts w:eastAsia="黑体"/>
+              </w:rPr>
               <w:t xml:space="preserve">​</w:t>
             </w:r>
           </w:p>
@@ -1907,7 +2103,7 @@
             </w:pPr>
             <w:r>
               <w:rPr>
-                <w:rFonts w:hint="eastAsia"/>
+                <w:rFonts w:hint="eastAsia" w:eastAsia="黑体"/>
               </w:rPr>
               <w:t xml:space="preserve">调理输出电压</w:t>
             </w:r>
@@ -1920,6 +2116,9 @@
               <w:pStyle w:val="Compact"/>
             </w:pPr>
             <w:r>
+              <w:rPr>
+                <w:rFonts w:eastAsia="黑体"/>
+              </w:rPr>
               <w:t xml:space="preserve">V</w:t>
             </w:r>
           </w:p>
@@ -1934,7 +2133,7 @@
       </w:pPr>
       <w:r>
         <w:rPr>
-          <w:rFonts w:hint="eastAsia"/>
+          <w:rFonts w:hint="eastAsia" w:eastAsia="黑体"/>
         </w:rPr>
         <w:t xml:space="preserve">元件调整影响</w:t>
       </w:r>
@@ -1949,21 +2148,27 @@
       </w:pPr>
       <w:r>
         <w:rPr>
-          <w:rFonts w:hint="eastAsia"/>
+          <w:rFonts w:hint="eastAsia" w:eastAsia="黑体"/>
           <w:b/>
           <w:bCs/>
         </w:rPr>
         <w:t xml:space="preserve">增益增大</w:t>
       </w:r>
       <w:r>
+        <w:rPr>
+          <w:rFonts w:eastAsia="黑体"/>
+        </w:rPr>
         <w:t xml:space="preserve"> </w:t>
       </w:r>
       <w:r>
+        <w:rPr>
+          <w:rFonts w:eastAsia="黑体"/>
+        </w:rPr>
         <w:t xml:space="preserve">→ </w:t>
       </w:r>
       <w:r>
         <w:rPr>
-          <w:rFonts w:hint="eastAsia"/>
+          <w:rFonts w:hint="eastAsia" w:eastAsia="黑体"/>
         </w:rPr>
         <w:t xml:space="preserve">微弱电压更易分辨，但噪声被放大、量程可能削顶。</w:t>
       </w:r>
@@ -1978,21 +2183,27 @@
       </w:pPr>
       <w:r>
         <w:rPr>
-          <w:rFonts w:hint="eastAsia"/>
+          <w:rFonts w:hint="eastAsia" w:eastAsia="黑体"/>
           <w:b/>
           <w:bCs/>
         </w:rPr>
         <w:t xml:space="preserve">冷端补偿不准</w:t>
       </w:r>
       <w:r>
+        <w:rPr>
+          <w:rFonts w:eastAsia="黑体"/>
+        </w:rPr>
         <w:t xml:space="preserve"> </w:t>
       </w:r>
       <w:r>
+        <w:rPr>
+          <w:rFonts w:eastAsia="黑体"/>
+        </w:rPr>
         <w:t xml:space="preserve">→ </w:t>
       </w:r>
       <w:r>
         <w:rPr>
-          <w:rFonts w:hint="eastAsia"/>
+          <w:rFonts w:hint="eastAsia" w:eastAsia="黑体"/>
         </w:rPr>
         <w:t xml:space="preserve">带来与冷端误差等量的测温误差。</w:t>
       </w:r>
@@ -2007,21 +2218,27 @@
       </w:pPr>
       <w:r>
         <w:rPr>
-          <w:rFonts w:hint="eastAsia"/>
+          <w:rFonts w:hint="eastAsia" w:eastAsia="黑体"/>
           <w:b/>
           <w:bCs/>
         </w:rPr>
         <w:t xml:space="preserve">引线与热电偶用不同金属（额外接头）</w:t>
       </w:r>
       <w:r>
+        <w:rPr>
+          <w:rFonts w:eastAsia="黑体"/>
+        </w:rPr>
         <w:t xml:space="preserve"> </w:t>
       </w:r>
       <w:r>
+        <w:rPr>
+          <w:rFonts w:eastAsia="黑体"/>
+        </w:rPr>
         <w:t xml:space="preserve">→ </w:t>
       </w:r>
       <w:r>
         <w:rPr>
-          <w:rFonts w:hint="eastAsia"/>
+          <w:rFonts w:hint="eastAsia" w:eastAsia="黑体"/>
         </w:rPr>
         <w:t xml:space="preserve">引入额外热电动势，需用补偿导线。</w:t>
       </w:r>
@@ -2036,21 +2253,27 @@
       </w:pPr>
       <w:r>
         <w:rPr>
-          <w:rFonts w:hint="eastAsia"/>
+          <w:rFonts w:hint="eastAsia" w:eastAsia="黑体"/>
           <w:b/>
           <w:bCs/>
         </w:rPr>
         <w:t xml:space="preserve">断线/开路检出不设</w:t>
       </w:r>
       <w:r>
+        <w:rPr>
+          <w:rFonts w:eastAsia="黑体"/>
+        </w:rPr>
         <w:t xml:space="preserve"> </w:t>
       </w:r>
       <w:r>
+        <w:rPr>
+          <w:rFonts w:eastAsia="黑体"/>
+        </w:rPr>
         <w:t xml:space="preserve">→ </w:t>
       </w:r>
       <w:r>
         <w:rPr>
-          <w:rFonts w:hint="eastAsia"/>
+          <w:rFonts w:hint="eastAsia" w:eastAsia="黑体"/>
         </w:rPr>
         <w:t xml:space="preserve">失效时无法报警，工业应用需配置。</w:t>
       </w:r>
@@ -2063,7 +2286,7 @@
       </w:pPr>
       <w:r>
         <w:rPr>
-          <w:rFonts w:hint="eastAsia"/>
+          <w:rFonts w:hint="eastAsia" w:eastAsia="黑体"/>
         </w:rPr>
         <w:t xml:space="preserve">典型参数示例</w:t>
       </w:r>
@@ -2077,11 +2300,14 @@
         </w:numPr>
       </w:pPr>
       <w:r>
+        <w:rPr>
+          <w:rFonts w:eastAsia="黑体"/>
+        </w:rPr>
         <w:t xml:space="preserve">K </w:t>
       </w:r>
       <w:r>
         <w:rPr>
-          <w:rFonts w:hint="eastAsia"/>
+          <w:rFonts w:hint="eastAsia" w:eastAsia="黑体"/>
         </w:rPr>
         <w:t xml:space="preserve">型热电偶，</w:t>
       </w:r>
@@ -2114,25 +2340,31 @@
       </m:oMath>
       <w:r>
         <w:rPr>
-          <w:rFonts w:hint="eastAsia"/>
+          <w:rFonts w:hint="eastAsia" w:eastAsia="黑体"/>
         </w:rPr>
         <w:t xml:space="preserve">，热端</w:t>
       </w:r>
       <w:r>
+        <w:rPr>
+          <w:rFonts w:eastAsia="黑体"/>
+        </w:rPr>
         <w:t xml:space="preserve"> 100 </w:t>
       </w:r>
       <w:r>
         <w:rPr>
-          <w:rFonts w:hint="eastAsia"/>
+          <w:rFonts w:hint="eastAsia" w:eastAsia="黑体"/>
         </w:rPr>
         <w:t xml:space="preserve">°C、冷端</w:t>
       </w:r>
       <w:r>
+        <w:rPr>
+          <w:rFonts w:eastAsia="黑体"/>
+        </w:rPr>
         <w:t xml:space="preserve"> 25 </w:t>
       </w:r>
       <w:r>
         <w:rPr>
-          <w:rFonts w:hint="eastAsia"/>
+          <w:rFonts w:hint="eastAsia" w:eastAsia="黑体"/>
         </w:rPr>
         <w:t xml:space="preserve">°C：</w:t>
       </w:r>
@@ -2224,6 +2456,9 @@
         </m:r>
       </m:oMath>
       <w:r>
+        <w:rPr>
+          <w:rFonts w:eastAsia="黑体"/>
+        </w:rPr>
         <w:t xml:space="preserve">。</w:t>
       </w:r>
     </w:p>
@@ -2237,11 +2472,14 @@
       </w:pPr>
       <w:r>
         <w:rPr>
-          <w:rFonts w:hint="eastAsia"/>
+          <w:rFonts w:hint="eastAsia" w:eastAsia="黑体"/>
         </w:rPr>
         <w:t xml:space="preserve">取</w:t>
       </w:r>
       <w:r>
+        <w:rPr>
+          <w:rFonts w:eastAsia="黑体"/>
+        </w:rPr>
         <w:t xml:space="preserve"> </w:t>
       </w:r>
       <m:oMath>
@@ -2260,7 +2498,7 @@
       </m:oMath>
       <w:r>
         <w:rPr>
-          <w:rFonts w:hint="eastAsia"/>
+          <w:rFonts w:hint="eastAsia" w:eastAsia="黑体"/>
         </w:rPr>
         <w:t xml:space="preserve">：</w:t>
       </w:r>
@@ -2346,6 +2584,9 @@
         </m:r>
       </m:oMath>
       <w:r>
+        <w:rPr>
+          <w:rFonts w:eastAsia="黑体"/>
+        </w:rPr>
         <w:t xml:space="preserve">。</w:t>
       </w:r>
     </w:p>
@@ -2359,7 +2600,7 @@
       </w:pPr>
       <w:r>
         <w:rPr>
-          <w:rFonts w:hint="eastAsia"/>
+          <w:rFonts w:hint="eastAsia" w:eastAsia="黑体"/>
         </w:rPr>
         <w:t xml:space="preserve">经冷端补偿，</w:t>
       </w:r>
@@ -2481,6 +2722,9 @@
         </m:r>
       </m:oMath>
       <w:r>
+        <w:rPr>
+          <w:rFonts w:eastAsia="黑体"/>
+        </w:rPr>
         <w:t xml:space="preserve">。</w:t>
       </w:r>
     </w:p>
@@ -2492,7 +2736,7 @@
       </w:pPr>
       <w:r>
         <w:rPr>
-          <w:rFonts w:hint="eastAsia"/>
+          <w:rFonts w:hint="eastAsia" w:eastAsia="黑体"/>
         </w:rPr>
         <w:t xml:space="preserve">常见器件型号</w:t>
       </w:r>
@@ -2507,7 +2751,7 @@
       </w:pPr>
       <w:r>
         <w:rPr>
-          <w:rFonts w:hint="eastAsia"/>
+          <w:rFonts w:hint="eastAsia" w:eastAsia="黑体"/>
         </w:rPr>
         <w:t xml:space="preserve">冷端补偿/调理：MAX31855、MAX6675、AD8495、ADS1118。</w:t>
       </w:r>
@@ -2522,34 +2766,43 @@
       </w:pPr>
       <w:r>
         <w:rPr>
-          <w:rFonts w:hint="eastAsia"/>
+          <w:rFonts w:hint="eastAsia" w:eastAsia="黑体"/>
         </w:rPr>
         <w:t xml:space="preserve">热电偶：K</w:t>
       </w:r>
       <w:r>
+        <w:rPr>
+          <w:rFonts w:eastAsia="黑体"/>
+        </w:rPr>
         <w:t xml:space="preserve"> </w:t>
       </w:r>
       <w:r>
         <w:rPr>
-          <w:rFonts w:hint="eastAsia"/>
+          <w:rFonts w:hint="eastAsia" w:eastAsia="黑体"/>
         </w:rPr>
         <w:t xml:space="preserve">型、J</w:t>
       </w:r>
       <w:r>
+        <w:rPr>
+          <w:rFonts w:eastAsia="黑体"/>
+        </w:rPr>
         <w:t xml:space="preserve"> </w:t>
       </w:r>
       <w:r>
         <w:rPr>
-          <w:rFonts w:hint="eastAsia"/>
+          <w:rFonts w:hint="eastAsia" w:eastAsia="黑体"/>
         </w:rPr>
         <w:t xml:space="preserve">型、T</w:t>
       </w:r>
       <w:r>
+        <w:rPr>
+          <w:rFonts w:eastAsia="黑体"/>
+        </w:rPr>
         <w:t xml:space="preserve"> </w:t>
       </w:r>
       <w:r>
         <w:rPr>
-          <w:rFonts w:hint="eastAsia"/>
+          <w:rFonts w:hint="eastAsia" w:eastAsia="黑体"/>
         </w:rPr>
         <w:t xml:space="preserve">型（标准化分度）。</w:t>
       </w:r>
@@ -2562,7 +2815,7 @@
       </w:pPr>
       <w:r>
         <w:rPr>
-          <w:rFonts w:hint="eastAsia"/>
+          <w:rFonts w:hint="eastAsia" w:eastAsia="黑体"/>
         </w:rPr>
         <w:t xml:space="preserve">注意事项</w:t>
       </w:r>
@@ -2577,7 +2830,7 @@
       </w:pPr>
       <w:r>
         <w:rPr>
-          <w:rFonts w:hint="eastAsia"/>
+          <w:rFonts w:hint="eastAsia" w:eastAsia="黑体"/>
         </w:rPr>
         <w:t xml:space="preserve">冷端补偿传感器必须贴近冷端接线位置，保证温度一致。</w:t>
       </w:r>
@@ -2592,7 +2845,7 @@
       </w:pPr>
       <w:r>
         <w:rPr>
-          <w:rFonts w:hint="eastAsia"/>
+          <w:rFonts w:hint="eastAsia" w:eastAsia="黑体"/>
         </w:rPr>
         <w:t xml:space="preserve">用与热电偶匹配的补偿导线，接线极性不能接反。</w:t>
       </w:r>
@@ -2607,25 +2860,31 @@
       </w:pPr>
       <w:r>
         <w:rPr>
-          <w:rFonts w:hint="eastAsia"/>
+          <w:rFonts w:hint="eastAsia" w:eastAsia="黑体"/>
         </w:rPr>
         <w:t xml:space="preserve">微弱信号（几十</w:t>
       </w:r>
       <w:r>
+        <w:rPr>
+          <w:rFonts w:eastAsia="黑体"/>
+        </w:rPr>
         <w:t xml:space="preserve"> </w:t>
       </w:r>
       <w:r>
         <w:rPr>
-          <w:rFonts w:hint="eastAsia"/>
+          <w:rFonts w:hint="eastAsia" w:eastAsia="黑体"/>
         </w:rPr>
         <w:t xml:space="preserve">μV），需屏蔽、滤波、去干扰，考虑共模与</w:t>
       </w:r>
       <w:r>
+        <w:rPr>
+          <w:rFonts w:eastAsia="黑体"/>
+        </w:rPr>
         <w:t xml:space="preserve"> 50 Hz </w:t>
       </w:r>
       <w:r>
         <w:rPr>
-          <w:rFonts w:hint="eastAsia"/>
+          <w:rFonts w:hint="eastAsia" w:eastAsia="黑体"/>
         </w:rPr>
         <w:t xml:space="preserve">工频。</w:t>
       </w:r>
@@ -2639,11 +2898,14 @@
         </w:numPr>
       </w:pPr>
       <w:r>
+        <w:rPr>
+          <w:rFonts w:eastAsia="黑体"/>
+        </w:rPr>
         <w:t xml:space="preserve">K </w:t>
       </w:r>
       <w:r>
         <w:rPr>
-          <w:rFonts w:hint="eastAsia"/>
+          <w:rFonts w:hint="eastAsia" w:eastAsia="黑体"/>
         </w:rPr>
         <w:t xml:space="preserve">型依赖镍铬特性，高温/还原气氛下注意老化漂移，按分度表查表更高精度。</w:t>
       </w:r>
@@ -2656,7 +2918,7 @@
       </w:pPr>
       <w:r>
         <w:rPr>
-          <w:rFonts w:hint="eastAsia"/>
+          <w:rFonts w:hint="eastAsia" w:eastAsia="黑体"/>
         </w:rPr>
         <w:t xml:space="preserve">参考资料</w:t>
       </w:r>
@@ -2670,6 +2932,9 @@
         </w:numPr>
       </w:pPr>
       <w:r>
+        <w:rPr>
+          <w:rFonts w:eastAsia="黑体"/>
+        </w:rPr>
         <w:t xml:space="preserve">Wikipedia: Thermocouple。</w:t>
       </w:r>
     </w:p>
@@ -2682,11 +2947,14 @@
         </w:numPr>
       </w:pPr>
       <w:r>
+        <w:rPr>
+          <w:rFonts w:eastAsia="黑体"/>
+        </w:rPr>
         <w:t xml:space="preserve">MAX31855 / AD8495 </w:t>
       </w:r>
       <w:r>
         <w:rPr>
-          <w:rFonts w:hint="eastAsia"/>
+          <w:rFonts w:hint="eastAsia" w:eastAsia="黑体"/>
         </w:rPr>
         <w:t xml:space="preserve">数据手册。</w:t>
       </w:r>
@@ -2700,20 +2968,26 @@
         </w:numPr>
       </w:pPr>
       <w:r>
+        <w:rPr>
+          <w:rFonts w:eastAsia="黑体"/>
+        </w:rPr>
         <w:t xml:space="preserve">Wikipedia: </w:t>
       </w:r>
       <w:r>
         <w:rPr>
-          <w:rFonts w:hint="eastAsia"/>
+          <w:rFonts w:hint="eastAsia" w:eastAsia="黑体"/>
         </w:rPr>
         <w:t xml:space="preserve">Seebeck（塞贝克效应，或用</w:t>
       </w:r>
       <w:r>
+        <w:rPr>
+          <w:rFonts w:eastAsia="黑体"/>
+        </w:rPr>
         <w:t xml:space="preserve"> Thermoelectric </w:t>
       </w:r>
       <w:r>
         <w:rPr>
-          <w:rFonts w:hint="eastAsia"/>
+          <w:rFonts w:hint="eastAsia" w:eastAsia="黑体"/>
         </w:rPr>
         <w:t xml:space="preserve">effect）。</w:t>
       </w:r>
@@ -2727,11 +3001,11 @@
       </w:pPr>
       <w:r>
         <w:rPr>
-          <w:rFonts w:ascii="Times New Roman" w:hAnsi="Times New Roman"/>
+          <w:rFonts w:ascii="Times New Roman" w:hAnsi="Times New Roman" w:eastAsia="黑体"/>
           <w:color w:val="555555"/>
           <w:sz w:val="21"/>
         </w:rPr>
-        <w:t>材料收集者：杜文杰</w:t>
+        <w:t>材料收集者：杜文杰，WX手机：19519196569，QQ:3478827729</w:t>
       </w:r>
     </w:p>
     <w:sectPr>
@@ -2751,7 +3025,7 @@
 </file>
 
 <file path=word/footer1.xml><?xml version="1.0" encoding="utf-8"?>
-<w:ftr xmlns:m="http://schemas.openxmlformats.org/officeDocument/2006/math" xmlns:mc="http://schemas.openxmlformats.org/markup-compatibility/2006" xmlns:mo="http://schemas.microsoft.com/office/mac/office/2008/main" xmlns:mv="urn:schemas-microsoft-com:mac:vml" xmlns:o="urn:schemas-microsoft-com:office:office" xmlns:r="http://schemas.openxmlformats.org/officeDocument/2006/relationships" xmlns:v="urn:schemas-microsoft-com:vml" xmlns:w10="urn:schemas-microsoft-com:office:word" xmlns:w14="http://schemas.microsoft.com/office/word/2010/wordml" xmlns:w="http://schemas.openxmlformats.org/wordprocessingml/2006/main" xmlns:wne="http://schemas.microsoft.com/office/word/2006/wordml" xmlns:wp14="http://schemas.microsoft.com/office/word/2010/wordprocessingDrawing" xmlns:wp="http://schemas.openxmlformats.org/drawingml/2006/wordprocessingDrawing" xmlns:wpc="http://schemas.microsoft.com/office/word/2010/wordprocessingCanvas" xmlns:wpg="http://schemas.microsoft.com/office/word/2010/wordprocessingGroup" xmlns:wpi="http://schemas.microsoft.com/office/word/2010/wordprocessingInk" xmlns:wps="http://schemas.microsoft.com/office/word/2010/wordprocessingShape" mc:Ignorable="w14 wp14">
+<w:ftr xmlns:mc="http://schemas.openxmlformats.org/markup-compatibility/2006" xmlns:w="http://schemas.openxmlformats.org/wordprocessingml/2006/main" xmlns:m="http://schemas.openxmlformats.org/officeDocument/2006/math" xmlns:mo="http://schemas.microsoft.com/office/mac/office/2008/main" xmlns:mv="urn:schemas-microsoft-com:mac:vml" xmlns:o="urn:schemas-microsoft-com:office:office" xmlns:r="http://schemas.openxmlformats.org/officeDocument/2006/relationships" xmlns:v="urn:schemas-microsoft-com:vml" xmlns:w10="urn:schemas-microsoft-com:office:word" xmlns:w14="http://schemas.microsoft.com/office/word/2010/wordml" xmlns:wne="http://schemas.microsoft.com/office/word/2006/wordml" xmlns:wp14="http://schemas.microsoft.com/office/word/2010/wordprocessingDrawing" xmlns:wp="http://schemas.openxmlformats.org/drawingml/2006/wordprocessingDrawing" xmlns:wpc="http://schemas.microsoft.com/office/word/2010/wordprocessingCanvas" xmlns:wpg="http://schemas.microsoft.com/office/word/2010/wordprocessingGroup" xmlns:wpi="http://schemas.microsoft.com/office/word/2010/wordprocessingInk" xmlns:wps="http://schemas.microsoft.com/office/word/2010/wordprocessingShape" mc:Ignorable="w14 wp14">
   <w:p>
     <w:pPr>
       <w:pStyle w:val="Footer"/>
@@ -2759,12 +3033,14 @@
     </w:pPr>
     <w:r>
       <w:rPr>
+        <w:rFonts w:eastAsia="黑体"/>
         <w:sz w:val="18"/>
       </w:rPr>
       <w:t xml:space="preserve">第 </w:t>
     </w:r>
     <w:r>
       <w:rPr>
+        <w:rFonts w:eastAsia="黑体"/>
         <w:sz w:val="18"/>
       </w:rPr>
       <w:fldChar w:fldCharType="begin"/>
@@ -2773,6 +3049,7 @@
     </w:r>
     <w:r>
       <w:rPr>
+        <w:rFonts w:eastAsia="黑体"/>
         <w:sz w:val="18"/>
       </w:rPr>
       <w:t xml:space="preserve"> 页</w:t>
@@ -2786,6 +3063,9 @@
   <w:footnote w:type="continuationSeparator" w:id="0">
     <w:p>
       <w:r>
+        <w:rPr>
+          <w:rFonts w:eastAsia="黑体"/>
+        </w:rPr>
         <w:continuationSeparator/>
       </w:r>
     </w:p>
@@ -2793,6 +3073,9 @@
   <w:footnote w:type="separator" w:id="-1">
     <w:p>
       <w:r>
+        <w:rPr>
+          <w:rFonts w:eastAsia="黑体"/>
+        </w:rPr>
         <w:separator/>
       </w:r>
     </w:p>
@@ -2801,7 +3084,7 @@
 </file>
 
 <file path=word/header1.xml><?xml version="1.0" encoding="utf-8"?>
-<w:hdr xmlns:m="http://schemas.openxmlformats.org/officeDocument/2006/math" xmlns:mc="http://schemas.openxmlformats.org/markup-compatibility/2006" xmlns:mo="http://schemas.microsoft.com/office/mac/office/2008/main" xmlns:mv="urn:schemas-microsoft-com:mac:vml" xmlns:o="urn:schemas-microsoft-com:office:office" xmlns:r="http://schemas.openxmlformats.org/officeDocument/2006/relationships" xmlns:v="urn:schemas-microsoft-com:vml" xmlns:w10="urn:schemas-microsoft-com:office:word" xmlns:w14="http://schemas.microsoft.com/office/word/2010/wordml" xmlns:w="http://schemas.openxmlformats.org/wordprocessingml/2006/main" xmlns:wne="http://schemas.microsoft.com/office/word/2006/wordml" xmlns:wp14="http://schemas.microsoft.com/office/word/2010/wordprocessingDrawing" xmlns:wp="http://schemas.openxmlformats.org/drawingml/2006/wordprocessingDrawing" xmlns:wpc="http://schemas.microsoft.com/office/word/2010/wordprocessingCanvas" xmlns:wpg="http://schemas.microsoft.com/office/word/2010/wordprocessingGroup" xmlns:wpi="http://schemas.microsoft.com/office/word/2010/wordprocessingInk" xmlns:wps="http://schemas.microsoft.com/office/word/2010/wordprocessingShape" mc:Ignorable="w14 wp14">
+<w:hdr xmlns:mc="http://schemas.openxmlformats.org/markup-compatibility/2006" xmlns:w="http://schemas.openxmlformats.org/wordprocessingml/2006/main" xmlns:m="http://schemas.openxmlformats.org/officeDocument/2006/math" xmlns:mo="http://schemas.microsoft.com/office/mac/office/2008/main" xmlns:mv="urn:schemas-microsoft-com:mac:vml" xmlns:o="urn:schemas-microsoft-com:office:office" xmlns:r="http://schemas.openxmlformats.org/officeDocument/2006/relationships" xmlns:v="urn:schemas-microsoft-com:vml" xmlns:w10="urn:schemas-microsoft-com:office:word" xmlns:w14="http://schemas.microsoft.com/office/word/2010/wordml" xmlns:wne="http://schemas.microsoft.com/office/word/2006/wordml" xmlns:wp14="http://schemas.microsoft.com/office/word/2010/wordprocessingDrawing" xmlns:wp="http://schemas.openxmlformats.org/drawingml/2006/wordprocessingDrawing" xmlns:wpc="http://schemas.microsoft.com/office/word/2010/wordprocessingCanvas" xmlns:wpg="http://schemas.microsoft.com/office/word/2010/wordprocessingGroup" xmlns:wpi="http://schemas.microsoft.com/office/word/2010/wordprocessingInk" xmlns:wps="http://schemas.microsoft.com/office/word/2010/wordprocessingShape" mc:Ignorable="w14 wp14">
   <w:p>
     <w:pPr>
       <w:pStyle w:val="Header"/>
@@ -2809,7 +3092,7 @@
     </w:pPr>
     <w:r>
       <w:rPr>
-        <w:rFonts w:ascii="Times New Roman" w:hAnsi="Times New Roman"/>
+        <w:rFonts w:ascii="Times New Roman" w:hAnsi="Times New Roman" w:eastAsia="黑体"/>
         <w:sz w:val="18"/>
         <w:rFonts w:eastAsia="黑体"/>
         <w:rFonts w:eastAsia="黑体"/>
@@ -2821,7 +3104,7 @@
 </file>
 
 <file path=word/numbering.xml><?xml version="1.0" encoding="utf-8"?>
-<w:numbering xmlns:m="http://schemas.openxmlformats.org/officeDocument/2006/math" xmlns:mc="http://schemas.openxmlformats.org/markup-compatibility/2006" xmlns:mo="http://schemas.microsoft.com/office/mac/office/2008/main" xmlns:mv="urn:schemas-microsoft-com:mac:vml" xmlns:o="urn:schemas-microsoft-com:office:office" xmlns:r="http://schemas.openxmlformats.org/officeDocument/2006/relationships" xmlns:v="urn:schemas-microsoft-com:vml" xmlns:w="http://schemas.openxmlformats.org/wordprocessingml/2006/main" xmlns:w10="urn:schemas-microsoft-com:office:word" xmlns:w14="http://schemas.microsoft.com/office/word/2010/wordml" xmlns:wne="http://schemas.microsoft.com/office/word/2006/wordml" xmlns:wp="http://schemas.openxmlformats.org/drawingml/2006/wordprocessingDrawing" xmlns:wp14="http://schemas.microsoft.com/office/word/2010/wordprocessingDrawing" xmlns:wpc="http://schemas.microsoft.com/office/word/2010/wordprocessingCanvas" xmlns:wpg="http://schemas.microsoft.com/office/word/2010/wordprocessingGroup" xmlns:wpi="http://schemas.microsoft.com/office/word/2010/wordprocessingInk" xmlns:wps="http://schemas.microsoft.com/office/word/2010/wordprocessingShape" mc:Ignorable="w14 wp14">
+<w:numbering xmlns:mc="http://schemas.openxmlformats.org/markup-compatibility/2006" xmlns:w="http://schemas.openxmlformats.org/wordprocessingml/2006/main" xmlns:m="http://schemas.openxmlformats.org/officeDocument/2006/math" xmlns:mo="http://schemas.microsoft.com/office/mac/office/2008/main" xmlns:mv="urn:schemas-microsoft-com:mac:vml" xmlns:o="urn:schemas-microsoft-com:office:office" xmlns:r="http://schemas.openxmlformats.org/officeDocument/2006/relationships" xmlns:v="urn:schemas-microsoft-com:vml" xmlns:w10="urn:schemas-microsoft-com:office:word" xmlns:w14="http://schemas.microsoft.com/office/word/2010/wordml" xmlns:wne="http://schemas.microsoft.com/office/word/2006/wordml" xmlns:wp="http://schemas.openxmlformats.org/drawingml/2006/wordprocessingDrawing" xmlns:wp14="http://schemas.microsoft.com/office/word/2010/wordprocessingDrawing" xmlns:wpc="http://schemas.microsoft.com/office/word/2010/wordprocessingCanvas" xmlns:wpg="http://schemas.microsoft.com/office/word/2010/wordprocessingGroup" xmlns:wpi="http://schemas.microsoft.com/office/word/2010/wordprocessingInk" xmlns:wps="http://schemas.microsoft.com/office/word/2010/wordprocessingShape" mc:Ignorable="w14 wp14">
   <w:abstractNum w:abstractNumId="0">
     <w:nsid w:val="FFFFFF7C"/>
     <w:multiLevelType w:val="singleLevel"/>
@@ -2908,7 +3191,7 @@
         <w:ind w:hanging="360" w:left="1440"/>
       </w:pPr>
       <w:rPr>
-        <w:rFonts w:ascii="Symbol" w:hAnsi="Symbol" w:hint="default"/>
+        <w:rFonts w:ascii="Symbol" w:hAnsi="Symbol" w:hint="default" w:eastAsia="黑体"/>
       </w:rPr>
     </w:lvl>
   </w:abstractNum>
@@ -2929,7 +3212,7 @@
         <w:ind w:hanging="360" w:left="1080"/>
       </w:pPr>
       <w:rPr>
-        <w:rFonts w:ascii="Symbol" w:hAnsi="Symbol" w:hint="default"/>
+        <w:rFonts w:ascii="Symbol" w:hAnsi="Symbol" w:hint="default" w:eastAsia="黑体"/>
       </w:rPr>
     </w:lvl>
   </w:abstractNum>
@@ -2950,7 +3233,7 @@
         <w:ind w:hanging="360" w:left="720"/>
       </w:pPr>
       <w:rPr>
-        <w:rFonts w:ascii="Symbol" w:hAnsi="Symbol" w:hint="default"/>
+        <w:rFonts w:ascii="Symbol" w:hAnsi="Symbol" w:hint="default" w:eastAsia="黑体"/>
       </w:rPr>
     </w:lvl>
   </w:abstractNum>
@@ -2989,7 +3272,7 @@
         <w:ind w:hanging="360" w:left="360"/>
       </w:pPr>
       <w:rPr>
-        <w:rFonts w:ascii="Symbol" w:hAnsi="Symbol" w:hint="default"/>
+        <w:rFonts w:ascii="Symbol" w:hAnsi="Symbol" w:hint="default" w:eastAsia="黑体"/>
       </w:rPr>
     </w:lvl>
   </w:abstractNum>
@@ -3080,7 +3363,7 @@
         <w:ind w:left="720" w:hanging="360"/>
       </w:pPr>
       <w:rPr>
-        <w:rFonts w:ascii="Symbol" w:hAnsi="Symbol" w:cs="Symbol" w:hint="default"/>
+        <w:rFonts w:ascii="Symbol" w:hAnsi="Symbol" w:cs="Symbol" w:hint="default" w:eastAsia="黑体"/>
       </w:rPr>
     </w:lvl>
     <w:lvl w:ilvl="1">
@@ -3091,7 +3374,7 @@
         <w:ind w:left="1440" w:hanging="360"/>
       </w:pPr>
       <w:rPr>
-        <w:rFonts w:ascii="Courier New" w:hAnsi="Courier New" w:cs="Courier New" w:hint="default"/>
+        <w:rFonts w:ascii="Courier New" w:hAnsi="Courier New" w:cs="Courier New" w:hint="default" w:eastAsia="黑体"/>
       </w:rPr>
     </w:lvl>
     <w:lvl w:ilvl="2">
@@ -3102,7 +3385,7 @@
         <w:ind w:left="2160" w:hanging="360"/>
       </w:pPr>
       <w:rPr>
-        <w:rFonts w:ascii="Wingdings" w:hAnsi="Wingdings" w:cs="Wingdings" w:hint="default"/>
+        <w:rFonts w:ascii="Wingdings" w:hAnsi="Wingdings" w:cs="Wingdings" w:hint="default" w:eastAsia="黑体"/>
       </w:rPr>
     </w:lvl>
     <w:lvl w:ilvl="3">
@@ -3113,7 +3396,7 @@
         <w:ind w:left="2880" w:hanging="360"/>
       </w:pPr>
       <w:rPr>
-        <w:rFonts w:ascii="Symbol" w:hAnsi="Symbol" w:cs="Symbol" w:hint="default"/>
+        <w:rFonts w:ascii="Symbol" w:hAnsi="Symbol" w:cs="Symbol" w:hint="default" w:eastAsia="黑体"/>
       </w:rPr>
     </w:lvl>
     <w:lvl w:ilvl="4">
@@ -3124,7 +3407,7 @@
         <w:ind w:left="3600" w:hanging="360"/>
       </w:pPr>
       <w:rPr>
-        <w:rFonts w:ascii="Courier New" w:hAnsi="Courier New" w:cs="Courier New" w:hint="default"/>
+        <w:rFonts w:ascii="Courier New" w:hAnsi="Courier New" w:cs="Courier New" w:hint="default" w:eastAsia="黑体"/>
       </w:rPr>
     </w:lvl>
     <w:lvl w:ilvl="5">
@@ -3135,7 +3418,7 @@
         <w:ind w:left="4320" w:hanging="360"/>
       </w:pPr>
       <w:rPr>
-        <w:rFonts w:ascii="Wingdings" w:hAnsi="Wingdings" w:cs="Wingdings" w:hint="default"/>
+        <w:rFonts w:ascii="Wingdings" w:hAnsi="Wingdings" w:cs="Wingdings" w:hint="default" w:eastAsia="黑体"/>
       </w:rPr>
     </w:lvl>
     <w:lvl w:ilvl="6">
@@ -3146,7 +3429,7 @@
         <w:ind w:left="5040" w:hanging="360"/>
       </w:pPr>
       <w:rPr>
-        <w:rFonts w:ascii="Symbol" w:hAnsi="Symbol" w:cs="Symbol" w:hint="default"/>
+        <w:rFonts w:ascii="Symbol" w:hAnsi="Symbol" w:cs="Symbol" w:hint="default" w:eastAsia="黑体"/>
       </w:rPr>
     </w:lvl>
     <w:lvl w:ilvl="7">
@@ -3157,7 +3440,7 @@
         <w:ind w:left="5760" w:hanging="360"/>
       </w:pPr>
       <w:rPr>
-        <w:rFonts w:ascii="Courier New" w:hAnsi="Courier New" w:cs="Courier New" w:hint="default"/>
+        <w:rFonts w:ascii="Courier New" w:hAnsi="Courier New" w:cs="Courier New" w:hint="default" w:eastAsia="黑体"/>
       </w:rPr>
     </w:lvl>
     <w:lvl w:ilvl="8">
@@ -3168,7 +3451,7 @@
         <w:ind w:left="6480" w:hanging="360"/>
       </w:pPr>
       <w:rPr>
-        <w:rFonts w:ascii="Wingdings" w:hAnsi="Wingdings" w:cs="Wingdings" w:hint="default"/>
+        <w:rFonts w:ascii="Wingdings" w:hAnsi="Wingdings" w:cs="Wingdings" w:hint="default" w:eastAsia="黑体"/>
       </w:rPr>
     </w:lvl>
   </w:abstractNum>
@@ -3224,11 +3507,11 @@
 </file>
 
 <file path=word/styles.xml><?xml version="1.0" encoding="utf-8"?>
-<w:styles xmlns:mc="http://schemas.openxmlformats.org/markup-compatibility/2006" xmlns:r="http://schemas.openxmlformats.org/officeDocument/2006/relationships" xmlns:w="http://schemas.openxmlformats.org/wordprocessingml/2006/main" xmlns:w14="http://schemas.microsoft.com/office/word/2010/wordml" mc:Ignorable="w14">
+<w:styles xmlns:mc="http://schemas.openxmlformats.org/markup-compatibility/2006" xmlns:w="http://schemas.openxmlformats.org/wordprocessingml/2006/main" xmlns:r="http://schemas.openxmlformats.org/officeDocument/2006/relationships" xmlns:w14="http://schemas.microsoft.com/office/word/2010/wordml" mc:Ignorable="w14">
   <w:docDefaults>
     <w:rPrDefault>
       <w:rPr>
-        <w:rFonts w:asciiTheme="minorHAnsi" w:cstheme="minorBidi" w:eastAsiaTheme="minorEastAsia" w:hAnsiTheme="minorHAnsi"/>
+        <w:rFonts w:asciiTheme="minorHAnsi" w:cstheme="minorBidi" w:hAnsiTheme="minorHAnsi" w:eastAsia="黑体"/>
         <w:sz w:val="22"/>
         <w:szCs w:val="22"/>
         <w:lang w:bidi="ar-SA" w:eastAsia="en-US" w:val="en-US"/>
@@ -3450,7 +3733,7 @@
       <w:outlineLvl w:val="0"/>
     </w:pPr>
     <w:rPr>
-      <w:rFonts w:ascii="Times New Roman" w:asciiTheme="majorHAnsi" w:cstheme="majorBidi" w:eastAsia="黑体" w:eastAsiaTheme="majorEastAsia" w:hAnsi="Times New Roman" w:hAnsiTheme="majorHAnsi"/>
+      <w:rFonts w:ascii="Times New Roman" w:asciiTheme="majorHAnsi" w:cstheme="majorBidi" w:eastAsia="黑体" w:hAnsi="Times New Roman" w:hAnsiTheme="majorHAnsi"/>
       <w:b/>
       <w:bCs/>
       <w:color w:val="1F3864"/>
@@ -3474,7 +3757,7 @@
       <w:outlineLvl w:val="1"/>
     </w:pPr>
     <w:rPr>
-      <w:rFonts w:ascii="Times New Roman" w:asciiTheme="majorHAnsi" w:cstheme="majorBidi" w:eastAsia="黑体" w:eastAsiaTheme="majorEastAsia" w:hAnsi="Times New Roman" w:hAnsiTheme="majorHAnsi"/>
+      <w:rFonts w:ascii="Times New Roman" w:asciiTheme="majorHAnsi" w:cstheme="majorBidi" w:eastAsia="黑体" w:hAnsi="Times New Roman" w:hAnsiTheme="majorHAnsi"/>
       <w:b/>
       <w:bCs/>
       <w:color w:val="2E4E7E"/>
@@ -3498,7 +3781,7 @@
       <w:outlineLvl w:val="2"/>
     </w:pPr>
     <w:rPr>
-      <w:rFonts w:ascii="Times New Roman" w:asciiTheme="majorHAnsi" w:cstheme="majorBidi" w:eastAsia="黑体" w:eastAsiaTheme="majorEastAsia" w:hAnsi="Times New Roman" w:hAnsiTheme="majorHAnsi"/>
+      <w:rFonts w:ascii="Times New Roman" w:asciiTheme="majorHAnsi" w:cstheme="majorBidi" w:eastAsia="黑体" w:hAnsi="Times New Roman" w:hAnsiTheme="majorHAnsi"/>
       <w:b/>
       <w:bCs/>
       <w:color w:val="2E4E7E"/>
@@ -3522,7 +3805,7 @@
       <w:outlineLvl w:val="3"/>
     </w:pPr>
     <w:rPr>
-      <w:rFonts w:ascii="Times New Roman" w:asciiTheme="majorHAnsi" w:cstheme="majorBidi" w:eastAsia="黑体" w:eastAsiaTheme="majorEastAsia" w:hAnsi="Times New Roman" w:hAnsiTheme="majorHAnsi"/>
+      <w:rFonts w:ascii="Times New Roman" w:asciiTheme="majorHAnsi" w:cstheme="majorBidi" w:eastAsia="黑体" w:hAnsi="Times New Roman" w:hAnsiTheme="majorHAnsi"/>
       <w:b/>
       <w:bCs/>
       <w:i/>
@@ -3548,7 +3831,7 @@
       <w:outlineLvl w:val="4"/>
     </w:pPr>
     <w:rPr>
-      <w:rFonts w:ascii="Times New Roman" w:asciiTheme="majorHAnsi" w:cstheme="majorBidi" w:eastAsia="黑体" w:eastAsiaTheme="majorEastAsia" w:hAnsi="Times New Roman" w:hAnsiTheme="majorHAnsi"/>
+      <w:rFonts w:ascii="Times New Roman" w:asciiTheme="majorHAnsi" w:cstheme="majorBidi" w:eastAsia="黑体" w:hAnsi="Times New Roman" w:hAnsiTheme="majorHAnsi"/>
       <w:b/>
       <w:color w:val="333333"/>
       <w:sz w:val="22"/>
@@ -3571,7 +3854,7 @@
       <w:outlineLvl w:val="5"/>
     </w:pPr>
     <w:rPr>
-      <w:rFonts w:asciiTheme="majorHAnsi" w:cstheme="majorBidi" w:eastAsiaTheme="majorEastAsia" w:hAnsiTheme="majorHAnsi"/>
+      <w:rFonts w:asciiTheme="majorHAnsi" w:cstheme="majorBidi" w:hAnsiTheme="majorHAnsi" w:eastAsia="黑体"/>
       <w:i/>
       <w:iCs/>
       <w:color w:themeColor="accent1" w:themeShade="7F" w:val="243F60"/>
@@ -3594,7 +3877,7 @@
       <w:outlineLvl w:val="6"/>
     </w:pPr>
     <w:rPr>
-      <w:rFonts w:asciiTheme="majorHAnsi" w:cstheme="majorBidi" w:eastAsiaTheme="majorEastAsia" w:hAnsiTheme="majorHAnsi"/>
+      <w:rFonts w:asciiTheme="majorHAnsi" w:cstheme="majorBidi" w:hAnsiTheme="majorHAnsi" w:eastAsia="黑体"/>
       <w:i/>
       <w:iCs/>
       <w:color w:themeColor="text1" w:themeTint="BF" w:val="404040"/>
@@ -3617,7 +3900,7 @@
       <w:outlineLvl w:val="7"/>
     </w:pPr>
     <w:rPr>
-      <w:rFonts w:asciiTheme="majorHAnsi" w:cstheme="majorBidi" w:eastAsiaTheme="majorEastAsia" w:hAnsiTheme="majorHAnsi"/>
+      <w:rFonts w:asciiTheme="majorHAnsi" w:cstheme="majorBidi" w:hAnsiTheme="majorHAnsi" w:eastAsia="黑体"/>
       <w:color w:themeColor="accent1" w:val="4F81BD"/>
       <w:sz w:val="20"/>
       <w:szCs w:val="20"/>
@@ -3640,7 +3923,7 @@
       <w:outlineLvl w:val="8"/>
     </w:pPr>
     <w:rPr>
-      <w:rFonts w:asciiTheme="majorHAnsi" w:cstheme="majorBidi" w:eastAsiaTheme="majorEastAsia" w:hAnsiTheme="majorHAnsi"/>
+      <w:rFonts w:asciiTheme="majorHAnsi" w:cstheme="majorBidi" w:hAnsiTheme="majorHAnsi" w:eastAsia="黑体"/>
       <w:i/>
       <w:iCs/>
       <w:color w:themeColor="text1" w:themeTint="BF" w:val="404040"/>
@@ -3691,7 +3974,7 @@
     <w:uiPriority w:val="9"/>
     <w:rsid w:val="00FC693F"/>
     <w:rPr>
-      <w:rFonts w:asciiTheme="majorHAnsi" w:cstheme="majorBidi" w:eastAsiaTheme="majorEastAsia" w:hAnsiTheme="majorHAnsi"/>
+      <w:rFonts w:asciiTheme="majorHAnsi" w:cstheme="majorBidi" w:hAnsiTheme="majorHAnsi" w:eastAsia="黑体"/>
       <w:b/>
       <w:bCs/>
       <w:color w:themeColor="accent1" w:themeShade="BF" w:val="365F91"/>
@@ -3706,7 +3989,7 @@
     <w:uiPriority w:val="9"/>
     <w:rsid w:val="00FC693F"/>
     <w:rPr>
-      <w:rFonts w:asciiTheme="majorHAnsi" w:cstheme="majorBidi" w:eastAsiaTheme="majorEastAsia" w:hAnsiTheme="majorHAnsi"/>
+      <w:rFonts w:asciiTheme="majorHAnsi" w:cstheme="majorBidi" w:hAnsiTheme="majorHAnsi" w:eastAsia="黑体"/>
       <w:b/>
       <w:bCs/>
       <w:color w:themeColor="accent1" w:val="4F81BD"/>
@@ -3721,7 +4004,7 @@
     <w:uiPriority w:val="9"/>
     <w:rsid w:val="00FC693F"/>
     <w:rPr>
-      <w:rFonts w:asciiTheme="majorHAnsi" w:cstheme="majorBidi" w:eastAsiaTheme="majorEastAsia" w:hAnsiTheme="majorHAnsi"/>
+      <w:rFonts w:asciiTheme="majorHAnsi" w:cstheme="majorBidi" w:hAnsiTheme="majorHAnsi" w:eastAsia="黑体"/>
       <w:b/>
       <w:bCs/>
       <w:color w:themeColor="accent1" w:val="4F81BD"/>
@@ -3744,7 +4027,7 @@
       <w:contextualSpacing/>
     </w:pPr>
     <w:rPr>
-      <w:rFonts w:ascii="Times New Roman" w:asciiTheme="majorHAnsi" w:cstheme="majorBidi" w:eastAsia="黑体" w:eastAsiaTheme="majorEastAsia" w:hAnsi="Times New Roman" w:hAnsiTheme="majorHAnsi"/>
+      <w:rFonts w:ascii="Times New Roman" w:asciiTheme="majorHAnsi" w:cstheme="majorBidi" w:eastAsia="黑体" w:hAnsi="Times New Roman" w:hAnsiTheme="majorHAnsi"/>
       <w:b/>
       <w:color w:val="1F3864"/>
       <w:spacing w:val="5"/>
@@ -3760,7 +4043,7 @@
     <w:uiPriority w:val="10"/>
     <w:rsid w:val="00FC693F"/>
     <w:rPr>
-      <w:rFonts w:asciiTheme="majorHAnsi" w:cstheme="majorBidi" w:eastAsiaTheme="majorEastAsia" w:hAnsiTheme="majorHAnsi"/>
+      <w:rFonts w:asciiTheme="majorHAnsi" w:cstheme="majorBidi" w:hAnsiTheme="majorHAnsi" w:eastAsia="黑体"/>
       <w:color w:themeColor="text2" w:themeShade="BF" w:val="17365D"/>
       <w:spacing w:val="5"/>
       <w:kern w:val="28"/>
@@ -3782,7 +4065,7 @@
       </w:numPr>
     </w:pPr>
     <w:rPr>
-      <w:rFonts w:asciiTheme="majorHAnsi" w:cstheme="majorBidi" w:eastAsiaTheme="majorEastAsia" w:hAnsiTheme="majorHAnsi"/>
+      <w:rFonts w:asciiTheme="majorHAnsi" w:cstheme="majorBidi" w:hAnsiTheme="majorHAnsi" w:eastAsia="黑体"/>
       <w:i/>
       <w:iCs/>
       <w:color w:themeColor="accent1" w:val="4F81BD"/>
@@ -3798,7 +4081,7 @@
     <w:uiPriority w:val="11"/>
     <w:rsid w:val="00FC693F"/>
     <w:rPr>
-      <w:rFonts w:asciiTheme="majorHAnsi" w:cstheme="majorBidi" w:eastAsiaTheme="majorEastAsia" w:hAnsiTheme="majorHAnsi"/>
+      <w:rFonts w:asciiTheme="majorHAnsi" w:cstheme="majorBidi" w:hAnsiTheme="majorHAnsi" w:eastAsia="黑体"/>
       <w:i/>
       <w:iCs/>
       <w:color w:themeColor="accent1" w:val="4F81BD"/>
@@ -3865,6 +4148,7 @@
       <w:spacing w:after="120"/>
     </w:pPr>
     <w:rPr>
+      <w:rFonts w:eastAsia="黑体"/>
       <w:sz w:val="16"/>
       <w:szCs w:val="16"/>
     </w:rPr>
@@ -3876,6 +4160,7 @@
     <w:uiPriority w:val="99"/>
     <w:rsid w:val="00AA1D8D"/>
     <w:rPr>
+      <w:rFonts w:eastAsia="黑体"/>
       <w:sz w:val="16"/>
       <w:szCs w:val="16"/>
     </w:rPr>
@@ -4045,7 +4330,7 @@
       </w:tabs>
     </w:pPr>
     <w:rPr>
-      <w:rFonts w:ascii="Courier" w:hAnsi="Courier"/>
+      <w:rFonts w:ascii="Courier" w:hAnsi="Courier" w:eastAsia="黑体"/>
       <w:sz w:val="20"/>
       <w:szCs w:val="20"/>
     </w:rPr>
@@ -4057,7 +4342,7 @@
     <w:uiPriority w:val="99"/>
     <w:rsid w:val="0029639D"/>
     <w:rPr>
-      <w:rFonts w:ascii="Courier" w:hAnsi="Courier"/>
+      <w:rFonts w:ascii="Courier" w:hAnsi="Courier" w:eastAsia="黑体"/>
       <w:sz w:val="20"/>
       <w:szCs w:val="20"/>
     </w:rPr>
@@ -4093,6 +4378,7 @@
     <w:uiPriority w:val="29"/>
     <w:rsid w:val="00FC693F"/>
     <w:rPr>
+      <w:rFonts w:eastAsia="黑体"/>
       <w:i/>
       <w:iCs/>
       <w:color w:themeColor="text1" w:val="000000"/>
@@ -4106,7 +4392,7 @@
     <w:semiHidden/>
     <w:rsid w:val="00FC693F"/>
     <w:rPr>
-      <w:rFonts w:asciiTheme="majorHAnsi" w:cstheme="majorBidi" w:eastAsiaTheme="majorEastAsia" w:hAnsiTheme="majorHAnsi"/>
+      <w:rFonts w:asciiTheme="majorHAnsi" w:cstheme="majorBidi" w:hAnsiTheme="majorHAnsi" w:eastAsia="黑体"/>
       <w:b/>
       <w:bCs/>
       <w:i/>
@@ -4122,7 +4408,7 @@
     <w:semiHidden/>
     <w:rsid w:val="00FC693F"/>
     <w:rPr>
-      <w:rFonts w:asciiTheme="majorHAnsi" w:cstheme="majorBidi" w:eastAsiaTheme="majorEastAsia" w:hAnsiTheme="majorHAnsi"/>
+      <w:rFonts w:asciiTheme="majorHAnsi" w:cstheme="majorBidi" w:hAnsiTheme="majorHAnsi" w:eastAsia="黑体"/>
       <w:color w:themeColor="accent1" w:themeShade="7F" w:val="243F60"/>
     </w:rPr>
   </w:style>
@@ -4134,7 +4420,7 @@
     <w:semiHidden/>
     <w:rsid w:val="00FC693F"/>
     <w:rPr>
-      <w:rFonts w:asciiTheme="majorHAnsi" w:cstheme="majorBidi" w:eastAsiaTheme="majorEastAsia" w:hAnsiTheme="majorHAnsi"/>
+      <w:rFonts w:asciiTheme="majorHAnsi" w:cstheme="majorBidi" w:hAnsiTheme="majorHAnsi" w:eastAsia="黑体"/>
       <w:i/>
       <w:iCs/>
       <w:color w:themeColor="accent1" w:themeShade="7F" w:val="243F60"/>
@@ -4148,7 +4434,7 @@
     <w:semiHidden/>
     <w:rsid w:val="00FC693F"/>
     <w:rPr>
-      <w:rFonts w:asciiTheme="majorHAnsi" w:cstheme="majorBidi" w:eastAsiaTheme="majorEastAsia" w:hAnsiTheme="majorHAnsi"/>
+      <w:rFonts w:asciiTheme="majorHAnsi" w:cstheme="majorBidi" w:hAnsiTheme="majorHAnsi" w:eastAsia="黑体"/>
       <w:i/>
       <w:iCs/>
       <w:color w:themeColor="text1" w:themeTint="BF" w:val="404040"/>
@@ -4162,7 +4448,7 @@
     <w:semiHidden/>
     <w:rsid w:val="00FC693F"/>
     <w:rPr>
-      <w:rFonts w:asciiTheme="majorHAnsi" w:cstheme="majorBidi" w:eastAsiaTheme="majorEastAsia" w:hAnsiTheme="majorHAnsi"/>
+      <w:rFonts w:asciiTheme="majorHAnsi" w:cstheme="majorBidi" w:hAnsiTheme="majorHAnsi" w:eastAsia="黑体"/>
       <w:color w:themeColor="accent1" w:val="4F81BD"/>
       <w:sz w:val="20"/>
       <w:szCs w:val="20"/>
@@ -4176,7 +4462,7 @@
     <w:semiHidden/>
     <w:rsid w:val="00FC693F"/>
     <w:rPr>
-      <w:rFonts w:asciiTheme="majorHAnsi" w:cstheme="majorBidi" w:eastAsiaTheme="majorEastAsia" w:hAnsiTheme="majorHAnsi"/>
+      <w:rFonts w:asciiTheme="majorHAnsi" w:cstheme="majorBidi" w:hAnsiTheme="majorHAnsi" w:eastAsia="黑体"/>
       <w:i/>
       <w:iCs/>
       <w:color w:themeColor="text1" w:themeTint="BF" w:val="404040"/>
@@ -4197,6 +4483,7 @@
       <w:spacing w:line="240" w:lineRule="auto"/>
     </w:pPr>
     <w:rPr>
+      <w:rFonts w:eastAsia="黑体"/>
       <w:b/>
       <w:bCs/>
       <w:color w:themeColor="accent1" w:val="4F81BD"/>
@@ -4211,6 +4498,7 @@
     <w:qFormat/>
     <w:rsid w:val="00FC693F"/>
     <w:rPr>
+      <w:rFonts w:eastAsia="黑体"/>
       <w:b/>
       <w:bCs/>
     </w:rPr>
@@ -4222,6 +4510,7 @@
     <w:qFormat/>
     <w:rsid w:val="00FC693F"/>
     <w:rPr>
+      <w:rFonts w:eastAsia="黑体"/>
       <w:i/>
       <w:iCs/>
     </w:rPr>
@@ -4242,6 +4531,7 @@
       <w:ind w:left="936" w:right="936"/>
     </w:pPr>
     <w:rPr>
+      <w:rFonts w:eastAsia="黑体"/>
       <w:b/>
       <w:bCs/>
       <w:i/>
@@ -4256,6 +4546,7 @@
     <w:uiPriority w:val="30"/>
     <w:rsid w:val="00FC693F"/>
     <w:rPr>
+      <w:rFonts w:eastAsia="黑体"/>
       <w:b/>
       <w:bCs/>
       <w:i/>
@@ -4270,6 +4561,7 @@
     <w:qFormat/>
     <w:rsid w:val="00FC693F"/>
     <w:rPr>
+      <w:rFonts w:eastAsia="黑体"/>
       <w:i/>
       <w:iCs/>
       <w:color w:themeColor="text1" w:themeTint="7F" w:val="808080"/>
@@ -4282,6 +4574,7 @@
     <w:qFormat/>
     <w:rsid w:val="00FC693F"/>
     <w:rPr>
+      <w:rFonts w:eastAsia="黑体"/>
       <w:b/>
       <w:bCs/>
       <w:i/>
@@ -4296,6 +4589,7 @@
     <w:qFormat/>
     <w:rsid w:val="00FC693F"/>
     <w:rPr>
+      <w:rFonts w:eastAsia="黑体"/>
       <w:smallCaps/>
       <w:color w:themeColor="accent2" w:val="C0504D"/>
       <w:u w:val="single"/>
@@ -4308,6 +4602,7 @@
     <w:qFormat/>
     <w:rsid w:val="00FC693F"/>
     <w:rPr>
+      <w:rFonts w:eastAsia="黑体"/>
       <w:b/>
       <w:bCs/>
       <w:smallCaps/>
@@ -4323,6 +4618,7 @@
     <w:qFormat/>
     <w:rsid w:val="00FC693F"/>
     <w:rPr>
+      <w:rFonts w:eastAsia="黑体"/>
       <w:b/>
       <w:bCs/>
       <w:smallCaps/>
@@ -4377,6 +4673,7 @@
       <w:spacing w:after="0" w:line="240" w:lineRule="auto"/>
     </w:pPr>
     <w:rPr>
+      <w:rFonts w:eastAsia="黑体"/>
       <w:color w:themeColor="text1" w:themeShade="BF" w:val="000000"/>
     </w:rPr>
     <w:tblPr>
@@ -4399,6 +4696,7 @@
         <w:spacing w:after="0" w:before="0" w:line="240" w:lineRule="auto"/>
       </w:pPr>
       <w:rPr>
+        <w:rFonts w:eastAsia="黑体"/>
         <w:b/>
         <w:bCs/>
       </w:rPr>
@@ -4419,6 +4717,7 @@
         <w:spacing w:after="0" w:before="0" w:line="240" w:lineRule="auto"/>
       </w:pPr>
       <w:rPr>
+        <w:rFonts w:eastAsia="黑体"/>
         <w:b/>
         <w:bCs/>
       </w:rPr>
@@ -4436,12 +4735,14 @@
     </w:tblStylePr>
     <w:tblStylePr w:type="firstCol">
       <w:rPr>
+        <w:rFonts w:eastAsia="黑体"/>
         <w:b/>
         <w:bCs/>
       </w:rPr>
     </w:tblStylePr>
     <w:tblStylePr w:type="lastCol">
       <w:rPr>
+        <w:rFonts w:eastAsia="黑体"/>
         <w:b/>
         <w:bCs/>
       </w:rPr>
@@ -4480,6 +4781,7 @@
       <w:spacing w:after="0" w:line="240" w:lineRule="auto"/>
     </w:pPr>
     <w:rPr>
+      <w:rFonts w:eastAsia="黑体"/>
       <w:color w:themeColor="accent1" w:themeShade="BF" w:val="365F91"/>
     </w:rPr>
     <w:tblPr>
@@ -4502,6 +4804,7 @@
         <w:spacing w:after="0" w:before="0" w:line="240" w:lineRule="auto"/>
       </w:pPr>
       <w:rPr>
+        <w:rFonts w:eastAsia="黑体"/>
         <w:b/>
         <w:bCs/>
       </w:rPr>
@@ -4522,6 +4825,7 @@
         <w:spacing w:after="0" w:before="0" w:line="240" w:lineRule="auto"/>
       </w:pPr>
       <w:rPr>
+        <w:rFonts w:eastAsia="黑体"/>
         <w:b/>
         <w:bCs/>
       </w:rPr>
@@ -4539,12 +4843,14 @@
     </w:tblStylePr>
     <w:tblStylePr w:type="firstCol">
       <w:rPr>
+        <w:rFonts w:eastAsia="黑体"/>
         <w:b/>
         <w:bCs/>
       </w:rPr>
     </w:tblStylePr>
     <w:tblStylePr w:type="lastCol">
       <w:rPr>
+        <w:rFonts w:eastAsia="黑体"/>
         <w:b/>
         <w:bCs/>
       </w:rPr>
@@ -4583,6 +4889,7 @@
       <w:spacing w:after="0" w:line="240" w:lineRule="auto"/>
     </w:pPr>
     <w:rPr>
+      <w:rFonts w:eastAsia="黑体"/>
       <w:color w:themeColor="accent2" w:themeShade="BF" w:val="943634"/>
     </w:rPr>
     <w:tblPr>
@@ -4605,6 +4912,7 @@
         <w:spacing w:after="0" w:before="0" w:line="240" w:lineRule="auto"/>
       </w:pPr>
       <w:rPr>
+        <w:rFonts w:eastAsia="黑体"/>
         <w:b/>
         <w:bCs/>
       </w:rPr>
@@ -4625,6 +4933,7 @@
         <w:spacing w:after="0" w:before="0" w:line="240" w:lineRule="auto"/>
       </w:pPr>
       <w:rPr>
+        <w:rFonts w:eastAsia="黑体"/>
         <w:b/>
         <w:bCs/>
       </w:rPr>
@@ -4642,12 +4951,14 @@
     </w:tblStylePr>
     <w:tblStylePr w:type="firstCol">
       <w:rPr>
+        <w:rFonts w:eastAsia="黑体"/>
         <w:b/>
         <w:bCs/>
       </w:rPr>
     </w:tblStylePr>
     <w:tblStylePr w:type="lastCol">
       <w:rPr>
+        <w:rFonts w:eastAsia="黑体"/>
         <w:b/>
         <w:bCs/>
       </w:rPr>
@@ -4686,6 +4997,7 @@
       <w:spacing w:after="0" w:line="240" w:lineRule="auto"/>
     </w:pPr>
     <w:rPr>
+      <w:rFonts w:eastAsia="黑体"/>
       <w:color w:themeColor="accent3" w:themeShade="BF" w:val="76923C"/>
     </w:rPr>
     <w:tblPr>
@@ -4708,6 +5020,7 @@
         <w:spacing w:after="0" w:before="0" w:line="240" w:lineRule="auto"/>
       </w:pPr>
       <w:rPr>
+        <w:rFonts w:eastAsia="黑体"/>
         <w:b/>
         <w:bCs/>
       </w:rPr>
@@ -4728,6 +5041,7 @@
         <w:spacing w:after="0" w:before="0" w:line="240" w:lineRule="auto"/>
       </w:pPr>
       <w:rPr>
+        <w:rFonts w:eastAsia="黑体"/>
         <w:b/>
         <w:bCs/>
       </w:rPr>
@@ -4745,12 +5059,14 @@
     </w:tblStylePr>
     <w:tblStylePr w:type="firstCol">
       <w:rPr>
+        <w:rFonts w:eastAsia="黑体"/>
         <w:b/>
         <w:bCs/>
       </w:rPr>
     </w:tblStylePr>
     <w:tblStylePr w:type="lastCol">
       <w:rPr>
+        <w:rFonts w:eastAsia="黑体"/>
         <w:b/>
         <w:bCs/>
       </w:rPr>
@@ -4789,6 +5105,7 @@
       <w:spacing w:after="0" w:line="240" w:lineRule="auto"/>
     </w:pPr>
     <w:rPr>
+      <w:rFonts w:eastAsia="黑体"/>
       <w:color w:themeColor="accent4" w:themeShade="BF" w:val="5F497A"/>
     </w:rPr>
     <w:tblPr>
@@ -4811,6 +5128,7 @@
         <w:spacing w:after="0" w:before="0" w:line="240" w:lineRule="auto"/>
       </w:pPr>
       <w:rPr>
+        <w:rFonts w:eastAsia="黑体"/>
         <w:b/>
         <w:bCs/>
       </w:rPr>
@@ -4831,6 +5149,7 @@
         <w:spacing w:after="0" w:before="0" w:line="240" w:lineRule="auto"/>
       </w:pPr>
       <w:rPr>
+        <w:rFonts w:eastAsia="黑体"/>
         <w:b/>
         <w:bCs/>
       </w:rPr>
@@ -4848,12 +5167,14 @@
     </w:tblStylePr>
     <w:tblStylePr w:type="firstCol">
       <w:rPr>
+        <w:rFonts w:eastAsia="黑体"/>
         <w:b/>
         <w:bCs/>
       </w:rPr>
     </w:tblStylePr>
     <w:tblStylePr w:type="lastCol">
       <w:rPr>
+        <w:rFonts w:eastAsia="黑体"/>
         <w:b/>
         <w:bCs/>
       </w:rPr>
@@ -4892,6 +5213,7 @@
       <w:spacing w:after="0" w:line="240" w:lineRule="auto"/>
     </w:pPr>
     <w:rPr>
+      <w:rFonts w:eastAsia="黑体"/>
       <w:color w:themeColor="accent5" w:themeShade="BF" w:val="31849B"/>
     </w:rPr>
     <w:tblPr>
@@ -4914,6 +5236,7 @@
         <w:spacing w:after="0" w:before="0" w:line="240" w:lineRule="auto"/>
       </w:pPr>
       <w:rPr>
+        <w:rFonts w:eastAsia="黑体"/>
         <w:b/>
         <w:bCs/>
       </w:rPr>
@@ -4934,6 +5257,7 @@
         <w:spacing w:after="0" w:before="0" w:line="240" w:lineRule="auto"/>
       </w:pPr>
       <w:rPr>
+        <w:rFonts w:eastAsia="黑体"/>
         <w:b/>
         <w:bCs/>
       </w:rPr>
@@ -4951,12 +5275,14 @@
     </w:tblStylePr>
     <w:tblStylePr w:type="firstCol">
       <w:rPr>
+        <w:rFonts w:eastAsia="黑体"/>
         <w:b/>
         <w:bCs/>
       </w:rPr>
     </w:tblStylePr>
     <w:tblStylePr w:type="lastCol">
       <w:rPr>
+        <w:rFonts w:eastAsia="黑体"/>
         <w:b/>
         <w:bCs/>
       </w:rPr>
@@ -4995,6 +5321,7 @@
       <w:spacing w:after="0" w:line="240" w:lineRule="auto"/>
     </w:pPr>
     <w:rPr>
+      <w:rFonts w:eastAsia="黑体"/>
       <w:color w:themeColor="accent6" w:themeShade="BF" w:val="E36C0A"/>
     </w:rPr>
     <w:tblPr>
@@ -5017,6 +5344,7 @@
         <w:spacing w:after="0" w:before="0" w:line="240" w:lineRule="auto"/>
       </w:pPr>
       <w:rPr>
+        <w:rFonts w:eastAsia="黑体"/>
         <w:b/>
         <w:bCs/>
       </w:rPr>
@@ -5037,6 +5365,7 @@
         <w:spacing w:after="0" w:before="0" w:line="240" w:lineRule="auto"/>
       </w:pPr>
       <w:rPr>
+        <w:rFonts w:eastAsia="黑体"/>
         <w:b/>
         <w:bCs/>
       </w:rPr>
@@ -5054,12 +5383,14 @@
     </w:tblStylePr>
     <w:tblStylePr w:type="firstCol">
       <w:rPr>
+        <w:rFonts w:eastAsia="黑体"/>
         <w:b/>
         <w:bCs/>
       </w:rPr>
     </w:tblStylePr>
     <w:tblStylePr w:type="lastCol">
       <w:rPr>
+        <w:rFonts w:eastAsia="黑体"/>
         <w:b/>
         <w:bCs/>
       </w:rPr>
@@ -5119,6 +5450,7 @@
         <w:spacing w:after="0" w:before="0" w:line="240" w:lineRule="auto"/>
       </w:pPr>
       <w:rPr>
+        <w:rFonts w:eastAsia="黑体"/>
         <w:b/>
         <w:bCs/>
         <w:color w:themeColor="background1" w:val="FFFFFF"/>
@@ -5133,6 +5465,7 @@
         <w:spacing w:after="0" w:before="0" w:line="240" w:lineRule="auto"/>
       </w:pPr>
       <w:rPr>
+        <w:rFonts w:eastAsia="黑体"/>
         <w:b/>
         <w:bCs/>
       </w:rPr>
@@ -5148,12 +5481,14 @@
     </w:tblStylePr>
     <w:tblStylePr w:type="firstCol">
       <w:rPr>
+        <w:rFonts w:eastAsia="黑体"/>
         <w:b/>
         <w:bCs/>
       </w:rPr>
     </w:tblStylePr>
     <w:tblStylePr w:type="lastCol">
       <w:rPr>
+        <w:rFonts w:eastAsia="黑体"/>
         <w:b/>
         <w:bCs/>
       </w:rPr>
@@ -5211,6 +5546,7 @@
         <w:spacing w:after="0" w:before="0" w:line="240" w:lineRule="auto"/>
       </w:pPr>
       <w:rPr>
+        <w:rFonts w:eastAsia="黑体"/>
         <w:b/>
         <w:bCs/>
         <w:color w:themeColor="background1" w:val="FFFFFF"/>
@@ -5225,6 +5561,7 @@
         <w:spacing w:after="0" w:before="0" w:line="240" w:lineRule="auto"/>
       </w:pPr>
       <w:rPr>
+        <w:rFonts w:eastAsia="黑体"/>
         <w:b/>
         <w:bCs/>
       </w:rPr>
@@ -5240,12 +5577,14 @@
     </w:tblStylePr>
     <w:tblStylePr w:type="firstCol">
       <w:rPr>
+        <w:rFonts w:eastAsia="黑体"/>
         <w:b/>
         <w:bCs/>
       </w:rPr>
     </w:tblStylePr>
     <w:tblStylePr w:type="lastCol">
       <w:rPr>
+        <w:rFonts w:eastAsia="黑体"/>
         <w:b/>
         <w:bCs/>
       </w:rPr>
@@ -5303,6 +5642,7 @@
         <w:spacing w:after="0" w:before="0" w:line="240" w:lineRule="auto"/>
       </w:pPr>
       <w:rPr>
+        <w:rFonts w:eastAsia="黑体"/>
         <w:b/>
         <w:bCs/>
         <w:color w:themeColor="background1" w:val="FFFFFF"/>
@@ -5317,6 +5657,7 @@
         <w:spacing w:after="0" w:before="0" w:line="240" w:lineRule="auto"/>
       </w:pPr>
       <w:rPr>
+        <w:rFonts w:eastAsia="黑体"/>
         <w:b/>
         <w:bCs/>
       </w:rPr>
@@ -5332,12 +5673,14 @@
     </w:tblStylePr>
     <w:tblStylePr w:type="firstCol">
       <w:rPr>
+        <w:rFonts w:eastAsia="黑体"/>
         <w:b/>
         <w:bCs/>
       </w:rPr>
     </w:tblStylePr>
     <w:tblStylePr w:type="lastCol">
       <w:rPr>
+        <w:rFonts w:eastAsia="黑体"/>
         <w:b/>
         <w:bCs/>
       </w:rPr>
@@ -5395,6 +5738,7 @@
         <w:spacing w:after="0" w:before="0" w:line="240" w:lineRule="auto"/>
       </w:pPr>
       <w:rPr>
+        <w:rFonts w:eastAsia="黑体"/>
         <w:b/>
         <w:bCs/>
         <w:color w:themeColor="background1" w:val="FFFFFF"/>
@@ -5409,6 +5753,7 @@
         <w:spacing w:after="0" w:before="0" w:line="240" w:lineRule="auto"/>
       </w:pPr>
       <w:rPr>
+        <w:rFonts w:eastAsia="黑体"/>
         <w:b/>
         <w:bCs/>
       </w:rPr>
@@ -5424,12 +5769,14 @@
     </w:tblStylePr>
     <w:tblStylePr w:type="firstCol">
       <w:rPr>
+        <w:rFonts w:eastAsia="黑体"/>
         <w:b/>
         <w:bCs/>
       </w:rPr>
     </w:tblStylePr>
     <w:tblStylePr w:type="lastCol">
       <w:rPr>
+        <w:rFonts w:eastAsia="黑体"/>
         <w:b/>
         <w:bCs/>
       </w:rPr>
@@ -5487,6 +5834,7 @@
         <w:spacing w:after="0" w:before="0" w:line="240" w:lineRule="auto"/>
       </w:pPr>
       <w:rPr>
+        <w:rFonts w:eastAsia="黑体"/>
         <w:b/>
         <w:bCs/>
         <w:color w:themeColor="background1" w:val="FFFFFF"/>
@@ -5501,6 +5849,7 @@
         <w:spacing w:after="0" w:before="0" w:line="240" w:lineRule="auto"/>
       </w:pPr>
       <w:rPr>
+        <w:rFonts w:eastAsia="黑体"/>
         <w:b/>
         <w:bCs/>
       </w:rPr>
@@ -5516,12 +5865,14 @@
     </w:tblStylePr>
     <w:tblStylePr w:type="firstCol">
       <w:rPr>
+        <w:rFonts w:eastAsia="黑体"/>
         <w:b/>
         <w:bCs/>
       </w:rPr>
     </w:tblStylePr>
     <w:tblStylePr w:type="lastCol">
       <w:rPr>
+        <w:rFonts w:eastAsia="黑体"/>
         <w:b/>
         <w:bCs/>
       </w:rPr>
@@ -5579,6 +5930,7 @@
         <w:spacing w:after="0" w:before="0" w:line="240" w:lineRule="auto"/>
       </w:pPr>
       <w:rPr>
+        <w:rFonts w:eastAsia="黑体"/>
         <w:b/>
         <w:bCs/>
         <w:color w:themeColor="background1" w:val="FFFFFF"/>
@@ -5593,6 +5945,7 @@
         <w:spacing w:after="0" w:before="0" w:line="240" w:lineRule="auto"/>
       </w:pPr>
       <w:rPr>
+        <w:rFonts w:eastAsia="黑体"/>
         <w:b/>
         <w:bCs/>
       </w:rPr>
@@ -5608,12 +5961,14 @@
     </w:tblStylePr>
     <w:tblStylePr w:type="firstCol">
       <w:rPr>
+        <w:rFonts w:eastAsia="黑体"/>
         <w:b/>
         <w:bCs/>
       </w:rPr>
     </w:tblStylePr>
     <w:tblStylePr w:type="lastCol">
       <w:rPr>
+        <w:rFonts w:eastAsia="黑体"/>
         <w:b/>
         <w:bCs/>
       </w:rPr>
@@ -5671,6 +6026,7 @@
         <w:spacing w:after="0" w:before="0" w:line="240" w:lineRule="auto"/>
       </w:pPr>
       <w:rPr>
+        <w:rFonts w:eastAsia="黑体"/>
         <w:b/>
         <w:bCs/>
         <w:color w:themeColor="background1" w:val="FFFFFF"/>
@@ -5685,6 +6041,7 @@
         <w:spacing w:after="0" w:before="0" w:line="240" w:lineRule="auto"/>
       </w:pPr>
       <w:rPr>
+        <w:rFonts w:eastAsia="黑体"/>
         <w:b/>
         <w:bCs/>
       </w:rPr>
@@ -5700,12 +6057,14 @@
     </w:tblStylePr>
     <w:tblStylePr w:type="firstCol">
       <w:rPr>
+        <w:rFonts w:eastAsia="黑体"/>
         <w:b/>
         <w:bCs/>
       </w:rPr>
     </w:tblStylePr>
     <w:tblStylePr w:type="lastCol">
       <w:rPr>
+        <w:rFonts w:eastAsia="黑体"/>
         <w:b/>
         <w:bCs/>
       </w:rPr>
@@ -5765,7 +6124,7 @@
         <w:spacing w:after="0" w:before="0" w:line="240" w:lineRule="auto"/>
       </w:pPr>
       <w:rPr>
-        <w:rFonts w:asciiTheme="majorHAnsi" w:cstheme="majorBidi" w:eastAsiaTheme="majorEastAsia" w:hAnsiTheme="majorHAnsi"/>
+        <w:rFonts w:asciiTheme="majorHAnsi" w:cstheme="majorBidi" w:hAnsiTheme="majorHAnsi" w:eastAsia="黑体"/>
         <w:b/>
         <w:bCs/>
       </w:rPr>
@@ -5786,7 +6145,7 @@
         <w:spacing w:after="0" w:before="0" w:line="240" w:lineRule="auto"/>
       </w:pPr>
       <w:rPr>
-        <w:rFonts w:asciiTheme="majorHAnsi" w:cstheme="majorBidi" w:eastAsiaTheme="majorEastAsia" w:hAnsiTheme="majorHAnsi"/>
+        <w:rFonts w:asciiTheme="majorHAnsi" w:cstheme="majorBidi" w:hAnsiTheme="majorHAnsi" w:eastAsia="黑体"/>
         <w:b/>
         <w:bCs/>
       </w:rPr>
@@ -5804,14 +6163,14 @@
     </w:tblStylePr>
     <w:tblStylePr w:type="firstCol">
       <w:rPr>
-        <w:rFonts w:asciiTheme="majorHAnsi" w:cstheme="majorBidi" w:eastAsiaTheme="majorEastAsia" w:hAnsiTheme="majorHAnsi"/>
+        <w:rFonts w:asciiTheme="majorHAnsi" w:cstheme="majorBidi" w:hAnsiTheme="majorHAnsi" w:eastAsia="黑体"/>
         <w:b/>
         <w:bCs/>
       </w:rPr>
     </w:tblStylePr>
     <w:tblStylePr w:type="lastCol">
       <w:rPr>
-        <w:rFonts w:asciiTheme="majorHAnsi" w:cstheme="majorBidi" w:eastAsiaTheme="majorEastAsia" w:hAnsiTheme="majorHAnsi"/>
+        <w:rFonts w:asciiTheme="majorHAnsi" w:cstheme="majorBidi" w:hAnsiTheme="majorHAnsi" w:eastAsia="黑体"/>
         <w:b/>
         <w:bCs/>
       </w:rPr>
@@ -5895,7 +6254,7 @@
         <w:spacing w:after="0" w:before="0" w:line="240" w:lineRule="auto"/>
       </w:pPr>
       <w:rPr>
-        <w:rFonts w:asciiTheme="majorHAnsi" w:cstheme="majorBidi" w:eastAsiaTheme="majorEastAsia" w:hAnsiTheme="majorHAnsi"/>
+        <w:rFonts w:asciiTheme="majorHAnsi" w:cstheme="majorBidi" w:hAnsiTheme="majorHAnsi" w:eastAsia="黑体"/>
         <w:b/>
         <w:bCs/>
       </w:rPr>
@@ -5916,7 +6275,7 @@
         <w:spacing w:after="0" w:before="0" w:line="240" w:lineRule="auto"/>
       </w:pPr>
       <w:rPr>
-        <w:rFonts w:asciiTheme="majorHAnsi" w:cstheme="majorBidi" w:eastAsiaTheme="majorEastAsia" w:hAnsiTheme="majorHAnsi"/>
+        <w:rFonts w:asciiTheme="majorHAnsi" w:cstheme="majorBidi" w:hAnsiTheme="majorHAnsi" w:eastAsia="黑体"/>
         <w:b/>
         <w:bCs/>
       </w:rPr>
@@ -5934,14 +6293,14 @@
     </w:tblStylePr>
     <w:tblStylePr w:type="firstCol">
       <w:rPr>
-        <w:rFonts w:asciiTheme="majorHAnsi" w:cstheme="majorBidi" w:eastAsiaTheme="majorEastAsia" w:hAnsiTheme="majorHAnsi"/>
+        <w:rFonts w:asciiTheme="majorHAnsi" w:cstheme="majorBidi" w:hAnsiTheme="majorHAnsi" w:eastAsia="黑体"/>
         <w:b/>
         <w:bCs/>
       </w:rPr>
     </w:tblStylePr>
     <w:tblStylePr w:type="lastCol">
       <w:rPr>
-        <w:rFonts w:asciiTheme="majorHAnsi" w:cstheme="majorBidi" w:eastAsiaTheme="majorEastAsia" w:hAnsiTheme="majorHAnsi"/>
+        <w:rFonts w:asciiTheme="majorHAnsi" w:cstheme="majorBidi" w:hAnsiTheme="majorHAnsi" w:eastAsia="黑体"/>
         <w:b/>
         <w:bCs/>
       </w:rPr>
@@ -6025,7 +6384,7 @@
         <w:spacing w:after="0" w:before="0" w:line="240" w:lineRule="auto"/>
       </w:pPr>
       <w:rPr>
-        <w:rFonts w:asciiTheme="majorHAnsi" w:cstheme="majorBidi" w:eastAsiaTheme="majorEastAsia" w:hAnsiTheme="majorHAnsi"/>
+        <w:rFonts w:asciiTheme="majorHAnsi" w:cstheme="majorBidi" w:hAnsiTheme="majorHAnsi" w:eastAsia="黑体"/>
         <w:b/>
         <w:bCs/>
       </w:rPr>
@@ -6046,7 +6405,7 @@
         <w:spacing w:after="0" w:before="0" w:line="240" w:lineRule="auto"/>
       </w:pPr>
       <w:rPr>
-        <w:rFonts w:asciiTheme="majorHAnsi" w:cstheme="majorBidi" w:eastAsiaTheme="majorEastAsia" w:hAnsiTheme="majorHAnsi"/>
+        <w:rFonts w:asciiTheme="majorHAnsi" w:cstheme="majorBidi" w:hAnsiTheme="majorHAnsi" w:eastAsia="黑体"/>
         <w:b/>
         <w:bCs/>
       </w:rPr>
@@ -6064,14 +6423,14 @@
     </w:tblStylePr>
     <w:tblStylePr w:type="firstCol">
       <w:rPr>
-        <w:rFonts w:asciiTheme="majorHAnsi" w:cstheme="majorBidi" w:eastAsiaTheme="majorEastAsia" w:hAnsiTheme="majorHAnsi"/>
+        <w:rFonts w:asciiTheme="majorHAnsi" w:cstheme="majorBidi" w:hAnsiTheme="majorHAnsi" w:eastAsia="黑体"/>
         <w:b/>
         <w:bCs/>
       </w:rPr>
     </w:tblStylePr>
     <w:tblStylePr w:type="lastCol">
       <w:rPr>
-        <w:rFonts w:asciiTheme="majorHAnsi" w:cstheme="majorBidi" w:eastAsiaTheme="majorEastAsia" w:hAnsiTheme="majorHAnsi"/>
+        <w:rFonts w:asciiTheme="majorHAnsi" w:cstheme="majorBidi" w:hAnsiTheme="majorHAnsi" w:eastAsia="黑体"/>
         <w:b/>
         <w:bCs/>
       </w:rPr>
@@ -6155,7 +6514,7 @@
         <w:spacing w:after="0" w:before="0" w:line="240" w:lineRule="auto"/>
       </w:pPr>
       <w:rPr>
-        <w:rFonts w:asciiTheme="majorHAnsi" w:cstheme="majorBidi" w:eastAsiaTheme="majorEastAsia" w:hAnsiTheme="majorHAnsi"/>
+        <w:rFonts w:asciiTheme="majorHAnsi" w:cstheme="majorBidi" w:hAnsiTheme="majorHAnsi" w:eastAsia="黑体"/>
         <w:b/>
         <w:bCs/>
       </w:rPr>
@@ -6176,7 +6535,7 @@
         <w:spacing w:after="0" w:before="0" w:line="240" w:lineRule="auto"/>
       </w:pPr>
       <w:rPr>
-        <w:rFonts w:asciiTheme="majorHAnsi" w:cstheme="majorBidi" w:eastAsiaTheme="majorEastAsia" w:hAnsiTheme="majorHAnsi"/>
+        <w:rFonts w:asciiTheme="majorHAnsi" w:cstheme="majorBidi" w:hAnsiTheme="majorHAnsi" w:eastAsia="黑体"/>
         <w:b/>
         <w:bCs/>
       </w:rPr>
@@ -6194,14 +6553,14 @@
     </w:tblStylePr>
     <w:tblStylePr w:type="firstCol">
       <w:rPr>
-        <w:rFonts w:asciiTheme="majorHAnsi" w:cstheme="majorBidi" w:eastAsiaTheme="majorEastAsia" w:hAnsiTheme="majorHAnsi"/>
+        <w:rFonts w:asciiTheme="majorHAnsi" w:cstheme="majorBidi" w:hAnsiTheme="majorHAnsi" w:eastAsia="黑体"/>
         <w:b/>
         <w:bCs/>
       </w:rPr>
     </w:tblStylePr>
     <w:tblStylePr w:type="lastCol">
       <w:rPr>
-        <w:rFonts w:asciiTheme="majorHAnsi" w:cstheme="majorBidi" w:eastAsiaTheme="majorEastAsia" w:hAnsiTheme="majorHAnsi"/>
+        <w:rFonts w:asciiTheme="majorHAnsi" w:cstheme="majorBidi" w:hAnsiTheme="majorHAnsi" w:eastAsia="黑体"/>
         <w:b/>
         <w:bCs/>
       </w:rPr>
@@ -6285,7 +6644,7 @@
         <w:spacing w:after="0" w:before="0" w:line="240" w:lineRule="auto"/>
       </w:pPr>
       <w:rPr>
-        <w:rFonts w:asciiTheme="majorHAnsi" w:cstheme="majorBidi" w:eastAsiaTheme="majorEastAsia" w:hAnsiTheme="majorHAnsi"/>
+        <w:rFonts w:asciiTheme="majorHAnsi" w:cstheme="majorBidi" w:hAnsiTheme="majorHAnsi" w:eastAsia="黑体"/>
         <w:b/>
         <w:bCs/>
       </w:rPr>
@@ -6306,7 +6665,7 @@
         <w:spacing w:after="0" w:before="0" w:line="240" w:lineRule="auto"/>
       </w:pPr>
       <w:rPr>
-        <w:rFonts w:asciiTheme="majorHAnsi" w:cstheme="majorBidi" w:eastAsiaTheme="majorEastAsia" w:hAnsiTheme="majorHAnsi"/>
+        <w:rFonts w:asciiTheme="majorHAnsi" w:cstheme="majorBidi" w:hAnsiTheme="majorHAnsi" w:eastAsia="黑体"/>
         <w:b/>
         <w:bCs/>
       </w:rPr>
@@ -6324,14 +6683,14 @@
     </w:tblStylePr>
     <w:tblStylePr w:type="firstCol">
       <w:rPr>
-        <w:rFonts w:asciiTheme="majorHAnsi" w:cstheme="majorBidi" w:eastAsiaTheme="majorEastAsia" w:hAnsiTheme="majorHAnsi"/>
+        <w:rFonts w:asciiTheme="majorHAnsi" w:cstheme="majorBidi" w:hAnsiTheme="majorHAnsi" w:eastAsia="黑体"/>
         <w:b/>
         <w:bCs/>
       </w:rPr>
     </w:tblStylePr>
     <w:tblStylePr w:type="lastCol">
       <w:rPr>
-        <w:rFonts w:asciiTheme="majorHAnsi" w:cstheme="majorBidi" w:eastAsiaTheme="majorEastAsia" w:hAnsiTheme="majorHAnsi"/>
+        <w:rFonts w:asciiTheme="majorHAnsi" w:cstheme="majorBidi" w:hAnsiTheme="majorHAnsi" w:eastAsia="黑体"/>
         <w:b/>
         <w:bCs/>
       </w:rPr>
@@ -6415,7 +6774,7 @@
         <w:spacing w:after="0" w:before="0" w:line="240" w:lineRule="auto"/>
       </w:pPr>
       <w:rPr>
-        <w:rFonts w:asciiTheme="majorHAnsi" w:cstheme="majorBidi" w:eastAsiaTheme="majorEastAsia" w:hAnsiTheme="majorHAnsi"/>
+        <w:rFonts w:asciiTheme="majorHAnsi" w:cstheme="majorBidi" w:hAnsiTheme="majorHAnsi" w:eastAsia="黑体"/>
         <w:b/>
         <w:bCs/>
       </w:rPr>
@@ -6436,7 +6795,7 @@
         <w:spacing w:after="0" w:before="0" w:line="240" w:lineRule="auto"/>
       </w:pPr>
       <w:rPr>
-        <w:rFonts w:asciiTheme="majorHAnsi" w:cstheme="majorBidi" w:eastAsiaTheme="majorEastAsia" w:hAnsiTheme="majorHAnsi"/>
+        <w:rFonts w:asciiTheme="majorHAnsi" w:cstheme="majorBidi" w:hAnsiTheme="majorHAnsi" w:eastAsia="黑体"/>
         <w:b/>
         <w:bCs/>
       </w:rPr>
@@ -6454,14 +6813,14 @@
     </w:tblStylePr>
     <w:tblStylePr w:type="firstCol">
       <w:rPr>
-        <w:rFonts w:asciiTheme="majorHAnsi" w:cstheme="majorBidi" w:eastAsiaTheme="majorEastAsia" w:hAnsiTheme="majorHAnsi"/>
+        <w:rFonts w:asciiTheme="majorHAnsi" w:cstheme="majorBidi" w:hAnsiTheme="majorHAnsi" w:eastAsia="黑体"/>
         <w:b/>
         <w:bCs/>
       </w:rPr>
     </w:tblStylePr>
     <w:tblStylePr w:type="lastCol">
       <w:rPr>
-        <w:rFonts w:asciiTheme="majorHAnsi" w:cstheme="majorBidi" w:eastAsiaTheme="majorEastAsia" w:hAnsiTheme="majorHAnsi"/>
+        <w:rFonts w:asciiTheme="majorHAnsi" w:cstheme="majorBidi" w:hAnsiTheme="majorHAnsi" w:eastAsia="黑体"/>
         <w:b/>
         <w:bCs/>
       </w:rPr>
@@ -6545,7 +6904,7 @@
         <w:spacing w:after="0" w:before="0" w:line="240" w:lineRule="auto"/>
       </w:pPr>
       <w:rPr>
-        <w:rFonts w:asciiTheme="majorHAnsi" w:cstheme="majorBidi" w:eastAsiaTheme="majorEastAsia" w:hAnsiTheme="majorHAnsi"/>
+        <w:rFonts w:asciiTheme="majorHAnsi" w:cstheme="majorBidi" w:hAnsiTheme="majorHAnsi" w:eastAsia="黑体"/>
         <w:b/>
         <w:bCs/>
       </w:rPr>
@@ -6566,7 +6925,7 @@
         <w:spacing w:after="0" w:before="0" w:line="240" w:lineRule="auto"/>
       </w:pPr>
       <w:rPr>
-        <w:rFonts w:asciiTheme="majorHAnsi" w:cstheme="majorBidi" w:eastAsiaTheme="majorEastAsia" w:hAnsiTheme="majorHAnsi"/>
+        <w:rFonts w:asciiTheme="majorHAnsi" w:cstheme="majorBidi" w:hAnsiTheme="majorHAnsi" w:eastAsia="黑体"/>
         <w:b/>
         <w:bCs/>
       </w:rPr>
@@ -6584,14 +6943,14 @@
     </w:tblStylePr>
     <w:tblStylePr w:type="firstCol">
       <w:rPr>
-        <w:rFonts w:asciiTheme="majorHAnsi" w:cstheme="majorBidi" w:eastAsiaTheme="majorEastAsia" w:hAnsiTheme="majorHAnsi"/>
+        <w:rFonts w:asciiTheme="majorHAnsi" w:cstheme="majorBidi" w:hAnsiTheme="majorHAnsi" w:eastAsia="黑体"/>
         <w:b/>
         <w:bCs/>
       </w:rPr>
     </w:tblStylePr>
     <w:tblStylePr w:type="lastCol">
       <w:rPr>
-        <w:rFonts w:asciiTheme="majorHAnsi" w:cstheme="majorBidi" w:eastAsiaTheme="majorEastAsia" w:hAnsiTheme="majorHAnsi"/>
+        <w:rFonts w:asciiTheme="majorHAnsi" w:cstheme="majorBidi" w:hAnsiTheme="majorHAnsi" w:eastAsia="黑体"/>
         <w:b/>
         <w:bCs/>
       </w:rPr>
@@ -6674,6 +7033,7 @@
         <w:spacing w:after="0" w:before="0" w:line="240" w:lineRule="auto"/>
       </w:pPr>
       <w:rPr>
+        <w:rFonts w:eastAsia="黑体"/>
         <w:b/>
         <w:bCs/>
         <w:color w:themeColor="background1" w:val="FFFFFF"/>
@@ -6696,6 +7056,7 @@
         <w:spacing w:after="0" w:before="0" w:line="240" w:lineRule="auto"/>
       </w:pPr>
       <w:rPr>
+        <w:rFonts w:eastAsia="黑体"/>
         <w:b/>
         <w:bCs/>
       </w:rPr>
@@ -6713,12 +7074,14 @@
     </w:tblStylePr>
     <w:tblStylePr w:type="firstCol">
       <w:rPr>
+        <w:rFonts w:eastAsia="黑体"/>
         <w:b/>
         <w:bCs/>
       </w:rPr>
     </w:tblStylePr>
     <w:tblStylePr w:type="lastCol">
       <w:rPr>
+        <w:rFonts w:eastAsia="黑体"/>
         <w:b/>
         <w:bCs/>
       </w:rPr>
@@ -6780,6 +7143,7 @@
         <w:spacing w:after="0" w:before="0" w:line="240" w:lineRule="auto"/>
       </w:pPr>
       <w:rPr>
+        <w:rFonts w:eastAsia="黑体"/>
         <w:b/>
         <w:bCs/>
         <w:color w:themeColor="background1" w:val="FFFFFF"/>
@@ -6802,6 +7166,7 @@
         <w:spacing w:after="0" w:before="0" w:line="240" w:lineRule="auto"/>
       </w:pPr>
       <w:rPr>
+        <w:rFonts w:eastAsia="黑体"/>
         <w:b/>
         <w:bCs/>
       </w:rPr>
@@ -6819,12 +7184,14 @@
     </w:tblStylePr>
     <w:tblStylePr w:type="firstCol">
       <w:rPr>
+        <w:rFonts w:eastAsia="黑体"/>
         <w:b/>
         <w:bCs/>
       </w:rPr>
     </w:tblStylePr>
     <w:tblStylePr w:type="lastCol">
       <w:rPr>
+        <w:rFonts w:eastAsia="黑体"/>
         <w:b/>
         <w:bCs/>
       </w:rPr>
@@ -6886,6 +7253,7 @@
         <w:spacing w:after="0" w:before="0" w:line="240" w:lineRule="auto"/>
       </w:pPr>
       <w:rPr>
+        <w:rFonts w:eastAsia="黑体"/>
         <w:b/>
         <w:bCs/>
         <w:color w:themeColor="background1" w:val="FFFFFF"/>
@@ -6908,6 +7276,7 @@
         <w:spacing w:after="0" w:before="0" w:line="240" w:lineRule="auto"/>
       </w:pPr>
       <w:rPr>
+        <w:rFonts w:eastAsia="黑体"/>
         <w:b/>
         <w:bCs/>
       </w:rPr>
@@ -6925,12 +7294,14 @@
     </w:tblStylePr>
     <w:tblStylePr w:type="firstCol">
       <w:rPr>
+        <w:rFonts w:eastAsia="黑体"/>
         <w:b/>
         <w:bCs/>
       </w:rPr>
     </w:tblStylePr>
     <w:tblStylePr w:type="lastCol">
       <w:rPr>
+        <w:rFonts w:eastAsia="黑体"/>
         <w:b/>
         <w:bCs/>
       </w:rPr>
@@ -6992,6 +7363,7 @@
         <w:spacing w:after="0" w:before="0" w:line="240" w:lineRule="auto"/>
       </w:pPr>
       <w:rPr>
+        <w:rFonts w:eastAsia="黑体"/>
         <w:b/>
         <w:bCs/>
         <w:color w:themeColor="background1" w:val="FFFFFF"/>
@@ -7014,6 +7386,7 @@
         <w:spacing w:after="0" w:before="0" w:line="240" w:lineRule="auto"/>
       </w:pPr>
       <w:rPr>
+        <w:rFonts w:eastAsia="黑体"/>
         <w:b/>
         <w:bCs/>
       </w:rPr>
@@ -7031,12 +7404,14 @@
     </w:tblStylePr>
     <w:tblStylePr w:type="firstCol">
       <w:rPr>
+        <w:rFonts w:eastAsia="黑体"/>
         <w:b/>
         <w:bCs/>
       </w:rPr>
     </w:tblStylePr>
     <w:tblStylePr w:type="lastCol">
       <w:rPr>
+        <w:rFonts w:eastAsia="黑体"/>
         <w:b/>
         <w:bCs/>
       </w:rPr>
@@ -7098,6 +7473,7 @@
         <w:spacing w:after="0" w:before="0" w:line="240" w:lineRule="auto"/>
       </w:pPr>
       <w:rPr>
+        <w:rFonts w:eastAsia="黑体"/>
         <w:b/>
         <w:bCs/>
         <w:color w:themeColor="background1" w:val="FFFFFF"/>
@@ -7120,6 +7496,7 @@
         <w:spacing w:after="0" w:before="0" w:line="240" w:lineRule="auto"/>
       </w:pPr>
       <w:rPr>
+        <w:rFonts w:eastAsia="黑体"/>
         <w:b/>
         <w:bCs/>
       </w:rPr>
@@ -7137,12 +7514,14 @@
     </w:tblStylePr>
     <w:tblStylePr w:type="firstCol">
       <w:rPr>
+        <w:rFonts w:eastAsia="黑体"/>
         <w:b/>
         <w:bCs/>
       </w:rPr>
     </w:tblStylePr>
     <w:tblStylePr w:type="lastCol">
       <w:rPr>
+        <w:rFonts w:eastAsia="黑体"/>
         <w:b/>
         <w:bCs/>
       </w:rPr>
@@ -7204,6 +7583,7 @@
         <w:spacing w:after="0" w:before="0" w:line="240" w:lineRule="auto"/>
       </w:pPr>
       <w:rPr>
+        <w:rFonts w:eastAsia="黑体"/>
         <w:b/>
         <w:bCs/>
         <w:color w:themeColor="background1" w:val="FFFFFF"/>
@@ -7226,6 +7606,7 @@
         <w:spacing w:after="0" w:before="0" w:line="240" w:lineRule="auto"/>
       </w:pPr>
       <w:rPr>
+        <w:rFonts w:eastAsia="黑体"/>
         <w:b/>
         <w:bCs/>
       </w:rPr>
@@ -7243,12 +7624,14 @@
     </w:tblStylePr>
     <w:tblStylePr w:type="firstCol">
       <w:rPr>
+        <w:rFonts w:eastAsia="黑体"/>
         <w:b/>
         <w:bCs/>
       </w:rPr>
     </w:tblStylePr>
     <w:tblStylePr w:type="lastCol">
       <w:rPr>
+        <w:rFonts w:eastAsia="黑体"/>
         <w:b/>
         <w:bCs/>
       </w:rPr>
@@ -7310,6 +7693,7 @@
         <w:spacing w:after="0" w:before="0" w:line="240" w:lineRule="auto"/>
       </w:pPr>
       <w:rPr>
+        <w:rFonts w:eastAsia="黑体"/>
         <w:b/>
         <w:bCs/>
         <w:color w:themeColor="background1" w:val="FFFFFF"/>
@@ -7332,6 +7716,7 @@
         <w:spacing w:after="0" w:before="0" w:line="240" w:lineRule="auto"/>
       </w:pPr>
       <w:rPr>
+        <w:rFonts w:eastAsia="黑体"/>
         <w:b/>
         <w:bCs/>
       </w:rPr>
@@ -7349,12 +7734,14 @@
     </w:tblStylePr>
     <w:tblStylePr w:type="firstCol">
       <w:rPr>
+        <w:rFonts w:eastAsia="黑体"/>
         <w:b/>
         <w:bCs/>
       </w:rPr>
     </w:tblStylePr>
     <w:tblStylePr w:type="lastCol">
       <w:rPr>
+        <w:rFonts w:eastAsia="黑体"/>
         <w:b/>
         <w:bCs/>
       </w:rPr>
@@ -7413,6 +7800,7 @@
         <w:spacing w:after="0" w:before="0" w:line="240" w:lineRule="auto"/>
       </w:pPr>
       <w:rPr>
+        <w:rFonts w:eastAsia="黑体"/>
         <w:b/>
         <w:bCs/>
         <w:color w:themeColor="background1" w:val="FFFFFF"/>
@@ -7435,6 +7823,7 @@
         <w:spacing w:after="0" w:before="0" w:line="240" w:lineRule="auto"/>
       </w:pPr>
       <w:rPr>
+        <w:rFonts w:eastAsia="黑体"/>
         <w:color w:val="auto"/>
       </w:rPr>
       <w:tblPr/>
@@ -7452,6 +7841,7 @@
     </w:tblStylePr>
     <w:tblStylePr w:type="firstCol">
       <w:rPr>
+        <w:rFonts w:eastAsia="黑体"/>
         <w:b/>
         <w:bCs/>
         <w:color w:themeColor="background1" w:val="FFFFFF"/>
@@ -7471,6 +7861,7 @@
     </w:tblStylePr>
     <w:tblStylePr w:type="lastCol">
       <w:rPr>
+        <w:rFonts w:eastAsia="黑体"/>
         <w:b/>
         <w:bCs/>
         <w:color w:themeColor="background1" w:val="FFFFFF"/>
@@ -7519,6 +7910,7 @@
     </w:tblStylePr>
     <w:tblStylePr w:type="nwCell">
       <w:rPr>
+        <w:rFonts w:eastAsia="黑体"/>
         <w:color w:themeColor="background1" w:val="FFFFFF"/>
       </w:rPr>
       <w:tblPr/>
@@ -7562,6 +7954,7 @@
         <w:spacing w:after="0" w:before="0" w:line="240" w:lineRule="auto"/>
       </w:pPr>
       <w:rPr>
+        <w:rFonts w:eastAsia="黑体"/>
         <w:b/>
         <w:bCs/>
         <w:color w:themeColor="background1" w:val="FFFFFF"/>
@@ -7584,6 +7977,7 @@
         <w:spacing w:after="0" w:before="0" w:line="240" w:lineRule="auto"/>
       </w:pPr>
       <w:rPr>
+        <w:rFonts w:eastAsia="黑体"/>
         <w:color w:val="auto"/>
       </w:rPr>
       <w:tblPr/>
@@ -7601,6 +7995,7 @@
     </w:tblStylePr>
     <w:tblStylePr w:type="firstCol">
       <w:rPr>
+        <w:rFonts w:eastAsia="黑体"/>
         <w:b/>
         <w:bCs/>
         <w:color w:themeColor="background1" w:val="FFFFFF"/>
@@ -7620,6 +8015,7 @@
     </w:tblStylePr>
     <w:tblStylePr w:type="lastCol">
       <w:rPr>
+        <w:rFonts w:eastAsia="黑体"/>
         <w:b/>
         <w:bCs/>
         <w:color w:themeColor="background1" w:val="FFFFFF"/>
@@ -7668,6 +8064,7 @@
     </w:tblStylePr>
     <w:tblStylePr w:type="nwCell">
       <w:rPr>
+        <w:rFonts w:eastAsia="黑体"/>
         <w:color w:themeColor="background1" w:val="FFFFFF"/>
       </w:rPr>
       <w:tblPr/>
@@ -7711,6 +8108,7 @@
         <w:spacing w:after="0" w:before="0" w:line="240" w:lineRule="auto"/>
       </w:pPr>
       <w:rPr>
+        <w:rFonts w:eastAsia="黑体"/>
         <w:b/>
         <w:bCs/>
         <w:color w:themeColor="background1" w:val="FFFFFF"/>
@@ -7733,6 +8131,7 @@
         <w:spacing w:after="0" w:before="0" w:line="240" w:lineRule="auto"/>
       </w:pPr>
       <w:rPr>
+        <w:rFonts w:eastAsia="黑体"/>
         <w:color w:val="auto"/>
       </w:rPr>
       <w:tblPr/>
@@ -7750,6 +8149,7 @@
     </w:tblStylePr>
     <w:tblStylePr w:type="firstCol">
       <w:rPr>
+        <w:rFonts w:eastAsia="黑体"/>
         <w:b/>
         <w:bCs/>
         <w:color w:themeColor="background1" w:val="FFFFFF"/>
@@ -7769,6 +8169,7 @@
     </w:tblStylePr>
     <w:tblStylePr w:type="lastCol">
       <w:rPr>
+        <w:rFonts w:eastAsia="黑体"/>
         <w:b/>
         <w:bCs/>
         <w:color w:themeColor="background1" w:val="FFFFFF"/>
@@ -7817,6 +8218,7 @@
     </w:tblStylePr>
     <w:tblStylePr w:type="nwCell">
       <w:rPr>
+        <w:rFonts w:eastAsia="黑体"/>
         <w:color w:themeColor="background1" w:val="FFFFFF"/>
       </w:rPr>
       <w:tblPr/>
@@ -7860,6 +8262,7 @@
         <w:spacing w:after="0" w:before="0" w:line="240" w:lineRule="auto"/>
       </w:pPr>
       <w:rPr>
+        <w:rFonts w:eastAsia="黑体"/>
         <w:b/>
         <w:bCs/>
         <w:color w:themeColor="background1" w:val="FFFFFF"/>
@@ -7882,6 +8285,7 @@
         <w:spacing w:after="0" w:before="0" w:line="240" w:lineRule="auto"/>
       </w:pPr>
       <w:rPr>
+        <w:rFonts w:eastAsia="黑体"/>
         <w:color w:val="auto"/>
       </w:rPr>
       <w:tblPr/>
@@ -7899,6 +8303,7 @@
     </w:tblStylePr>
     <w:tblStylePr w:type="firstCol">
       <w:rPr>
+        <w:rFonts w:eastAsia="黑体"/>
         <w:b/>
         <w:bCs/>
         <w:color w:themeColor="background1" w:val="FFFFFF"/>
@@ -7918,6 +8323,7 @@
     </w:tblStylePr>
     <w:tblStylePr w:type="lastCol">
       <w:rPr>
+        <w:rFonts w:eastAsia="黑体"/>
         <w:b/>
         <w:bCs/>
         <w:color w:themeColor="background1" w:val="FFFFFF"/>
@@ -7966,6 +8372,7 @@
     </w:tblStylePr>
     <w:tblStylePr w:type="nwCell">
       <w:rPr>
+        <w:rFonts w:eastAsia="黑体"/>
         <w:color w:themeColor="background1" w:val="FFFFFF"/>
       </w:rPr>
       <w:tblPr/>
@@ -8009,6 +8416,7 @@
         <w:spacing w:after="0" w:before="0" w:line="240" w:lineRule="auto"/>
       </w:pPr>
       <w:rPr>
+        <w:rFonts w:eastAsia="黑体"/>
         <w:b/>
         <w:bCs/>
         <w:color w:themeColor="background1" w:val="FFFFFF"/>
@@ -8031,6 +8439,7 @@
         <w:spacing w:after="0" w:before="0" w:line="240" w:lineRule="auto"/>
       </w:pPr>
       <w:rPr>
+        <w:rFonts w:eastAsia="黑体"/>
         <w:color w:val="auto"/>
       </w:rPr>
       <w:tblPr/>
@@ -8048,6 +8457,7 @@
     </w:tblStylePr>
     <w:tblStylePr w:type="firstCol">
       <w:rPr>
+        <w:rFonts w:eastAsia="黑体"/>
         <w:b/>
         <w:bCs/>
         <w:color w:themeColor="background1" w:val="FFFFFF"/>
@@ -8067,6 +8477,7 @@
     </w:tblStylePr>
     <w:tblStylePr w:type="lastCol">
       <w:rPr>
+        <w:rFonts w:eastAsia="黑体"/>
         <w:b/>
         <w:bCs/>
         <w:color w:themeColor="background1" w:val="FFFFFF"/>
@@ -8115,6 +8526,7 @@
     </w:tblStylePr>
     <w:tblStylePr w:type="nwCell">
       <w:rPr>
+        <w:rFonts w:eastAsia="黑体"/>
         <w:color w:themeColor="background1" w:val="FFFFFF"/>
       </w:rPr>
       <w:tblPr/>
@@ -8158,6 +8570,7 @@
         <w:spacing w:after="0" w:before="0" w:line="240" w:lineRule="auto"/>
       </w:pPr>
       <w:rPr>
+        <w:rFonts w:eastAsia="黑体"/>
         <w:b/>
         <w:bCs/>
         <w:color w:themeColor="background1" w:val="FFFFFF"/>
@@ -8180,6 +8593,7 @@
         <w:spacing w:after="0" w:before="0" w:line="240" w:lineRule="auto"/>
       </w:pPr>
       <w:rPr>
+        <w:rFonts w:eastAsia="黑体"/>
         <w:color w:val="auto"/>
       </w:rPr>
       <w:tblPr/>
@@ -8197,6 +8611,7 @@
     </w:tblStylePr>
     <w:tblStylePr w:type="firstCol">
       <w:rPr>
+        <w:rFonts w:eastAsia="黑体"/>
         <w:b/>
         <w:bCs/>
         <w:color w:themeColor="background1" w:val="FFFFFF"/>
@@ -8216,6 +8631,7 @@
     </w:tblStylePr>
     <w:tblStylePr w:type="lastCol">
       <w:rPr>
+        <w:rFonts w:eastAsia="黑体"/>
         <w:b/>
         <w:bCs/>
         <w:color w:themeColor="background1" w:val="FFFFFF"/>
@@ -8264,6 +8680,7 @@
     </w:tblStylePr>
     <w:tblStylePr w:type="nwCell">
       <w:rPr>
+        <w:rFonts w:eastAsia="黑体"/>
         <w:color w:themeColor="background1" w:val="FFFFFF"/>
       </w:rPr>
       <w:tblPr/>
@@ -8307,6 +8724,7 @@
         <w:spacing w:after="0" w:before="0" w:line="240" w:lineRule="auto"/>
       </w:pPr>
       <w:rPr>
+        <w:rFonts w:eastAsia="黑体"/>
         <w:b/>
         <w:bCs/>
         <w:color w:themeColor="background1" w:val="FFFFFF"/>
@@ -8329,6 +8747,7 @@
         <w:spacing w:after="0" w:before="0" w:line="240" w:lineRule="auto"/>
       </w:pPr>
       <w:rPr>
+        <w:rFonts w:eastAsia="黑体"/>
         <w:color w:val="auto"/>
       </w:rPr>
       <w:tblPr/>
@@ -8346,6 +8765,7 @@
     </w:tblStylePr>
     <w:tblStylePr w:type="firstCol">
       <w:rPr>
+        <w:rFonts w:eastAsia="黑体"/>
         <w:b/>
         <w:bCs/>
         <w:color w:themeColor="background1" w:val="FFFFFF"/>
@@ -8365,6 +8785,7 @@
     </w:tblStylePr>
     <w:tblStylePr w:type="lastCol">
       <w:rPr>
+        <w:rFonts w:eastAsia="黑体"/>
         <w:b/>
         <w:bCs/>
         <w:color w:themeColor="background1" w:val="FFFFFF"/>
@@ -8413,6 +8834,7 @@
     </w:tblStylePr>
     <w:tblStylePr w:type="nwCell">
       <w:rPr>
+        <w:rFonts w:eastAsia="黑体"/>
         <w:color w:themeColor="background1" w:val="FFFFFF"/>
       </w:rPr>
       <w:tblPr/>
@@ -8437,6 +8859,7 @@
       <w:spacing w:after="0" w:line="240" w:lineRule="auto"/>
     </w:pPr>
     <w:rPr>
+      <w:rFonts w:eastAsia="黑体"/>
       <w:color w:themeColor="text1" w:val="000000"/>
     </w:rPr>
     <w:tblPr>
@@ -8456,7 +8879,7 @@
     </w:tblPr>
     <w:tblStylePr w:type="firstRow">
       <w:rPr>
-        <w:rFonts w:asciiTheme="majorHAnsi" w:cstheme="majorBidi" w:eastAsiaTheme="majorEastAsia" w:hAnsiTheme="majorHAnsi"/>
+        <w:rFonts w:asciiTheme="majorHAnsi" w:cstheme="majorBidi" w:hAnsiTheme="majorHAnsi" w:eastAsia="黑体"/>
       </w:rPr>
       <w:tblPr/>
       <w:tcPr>
@@ -8468,6 +8891,7 @@
     </w:tblStylePr>
     <w:tblStylePr w:type="lastRow">
       <w:rPr>
+        <w:rFonts w:eastAsia="黑体"/>
         <w:b/>
         <w:bCs/>
         <w:color w:themeColor="text2" w:val="1F497D"/>
@@ -8482,12 +8906,14 @@
     </w:tblStylePr>
     <w:tblStylePr w:type="firstCol">
       <w:rPr>
+        <w:rFonts w:eastAsia="黑体"/>
         <w:b/>
         <w:bCs/>
       </w:rPr>
     </w:tblStylePr>
     <w:tblStylePr w:type="lastCol">
       <w:rPr>
+        <w:rFonts w:eastAsia="黑体"/>
         <w:b/>
         <w:bCs/>
       </w:rPr>
@@ -8521,6 +8947,7 @@
       <w:spacing w:after="0" w:line="240" w:lineRule="auto"/>
     </w:pPr>
     <w:rPr>
+      <w:rFonts w:eastAsia="黑体"/>
       <w:color w:themeColor="text1" w:val="000000"/>
     </w:rPr>
     <w:tblPr>
@@ -8540,7 +8967,7 @@
     </w:tblPr>
     <w:tblStylePr w:type="firstRow">
       <w:rPr>
-        <w:rFonts w:asciiTheme="majorHAnsi" w:cstheme="majorBidi" w:eastAsiaTheme="majorEastAsia" w:hAnsiTheme="majorHAnsi"/>
+        <w:rFonts w:asciiTheme="majorHAnsi" w:cstheme="majorBidi" w:hAnsiTheme="majorHAnsi" w:eastAsia="黑体"/>
       </w:rPr>
       <w:tblPr/>
       <w:tcPr>
@@ -8552,6 +8979,7 @@
     </w:tblStylePr>
     <w:tblStylePr w:type="lastRow">
       <w:rPr>
+        <w:rFonts w:eastAsia="黑体"/>
         <w:b/>
         <w:bCs/>
         <w:color w:themeColor="text2" w:val="1F497D"/>
@@ -8566,12 +8994,14 @@
     </w:tblStylePr>
     <w:tblStylePr w:type="firstCol">
       <w:rPr>
+        <w:rFonts w:eastAsia="黑体"/>
         <w:b/>
         <w:bCs/>
       </w:rPr>
     </w:tblStylePr>
     <w:tblStylePr w:type="lastCol">
       <w:rPr>
+        <w:rFonts w:eastAsia="黑体"/>
         <w:b/>
         <w:bCs/>
       </w:rPr>
@@ -8605,6 +9035,7 @@
       <w:spacing w:after="0" w:line="240" w:lineRule="auto"/>
     </w:pPr>
     <w:rPr>
+      <w:rFonts w:eastAsia="黑体"/>
       <w:color w:themeColor="text1" w:val="000000"/>
     </w:rPr>
     <w:tblPr>
@@ -8624,7 +9055,7 @@
     </w:tblPr>
     <w:tblStylePr w:type="firstRow">
       <w:rPr>
-        <w:rFonts w:asciiTheme="majorHAnsi" w:cstheme="majorBidi" w:eastAsiaTheme="majorEastAsia" w:hAnsiTheme="majorHAnsi"/>
+        <w:rFonts w:asciiTheme="majorHAnsi" w:cstheme="majorBidi" w:hAnsiTheme="majorHAnsi" w:eastAsia="黑体"/>
       </w:rPr>
       <w:tblPr/>
       <w:tcPr>
@@ -8636,6 +9067,7 @@
     </w:tblStylePr>
     <w:tblStylePr w:type="lastRow">
       <w:rPr>
+        <w:rFonts w:eastAsia="黑体"/>
         <w:b/>
         <w:bCs/>
         <w:color w:themeColor="text2" w:val="1F497D"/>
@@ -8650,12 +9082,14 @@
     </w:tblStylePr>
     <w:tblStylePr w:type="firstCol">
       <w:rPr>
+        <w:rFonts w:eastAsia="黑体"/>
         <w:b/>
         <w:bCs/>
       </w:rPr>
     </w:tblStylePr>
     <w:tblStylePr w:type="lastCol">
       <w:rPr>
+        <w:rFonts w:eastAsia="黑体"/>
         <w:b/>
         <w:bCs/>
       </w:rPr>
@@ -8689,6 +9123,7 @@
       <w:spacing w:after="0" w:line="240" w:lineRule="auto"/>
     </w:pPr>
     <w:rPr>
+      <w:rFonts w:eastAsia="黑体"/>
       <w:color w:themeColor="text1" w:val="000000"/>
     </w:rPr>
     <w:tblPr>
@@ -8708,7 +9143,7 @@
     </w:tblPr>
     <w:tblStylePr w:type="firstRow">
       <w:rPr>
-        <w:rFonts w:asciiTheme="majorHAnsi" w:cstheme="majorBidi" w:eastAsiaTheme="majorEastAsia" w:hAnsiTheme="majorHAnsi"/>
+        <w:rFonts w:asciiTheme="majorHAnsi" w:cstheme="majorBidi" w:hAnsiTheme="majorHAnsi" w:eastAsia="黑体"/>
       </w:rPr>
       <w:tblPr/>
       <w:tcPr>
@@ -8720,6 +9155,7 @@
     </w:tblStylePr>
     <w:tblStylePr w:type="lastRow">
       <w:rPr>
+        <w:rFonts w:eastAsia="黑体"/>
         <w:b/>
         <w:bCs/>
         <w:color w:themeColor="text2" w:val="1F497D"/>
@@ -8734,12 +9170,14 @@
     </w:tblStylePr>
     <w:tblStylePr w:type="firstCol">
       <w:rPr>
+        <w:rFonts w:eastAsia="黑体"/>
         <w:b/>
         <w:bCs/>
       </w:rPr>
     </w:tblStylePr>
     <w:tblStylePr w:type="lastCol">
       <w:rPr>
+        <w:rFonts w:eastAsia="黑体"/>
         <w:b/>
         <w:bCs/>
       </w:rPr>
@@ -8773,6 +9211,7 @@
       <w:spacing w:after="0" w:line="240" w:lineRule="auto"/>
     </w:pPr>
     <w:rPr>
+      <w:rFonts w:eastAsia="黑体"/>
       <w:color w:themeColor="text1" w:val="000000"/>
     </w:rPr>
     <w:tblPr>
@@ -8792,7 +9231,7 @@
     </w:tblPr>
     <w:tblStylePr w:type="firstRow">
       <w:rPr>
-        <w:rFonts w:asciiTheme="majorHAnsi" w:cstheme="majorBidi" w:eastAsiaTheme="majorEastAsia" w:hAnsiTheme="majorHAnsi"/>
+        <w:rFonts w:asciiTheme="majorHAnsi" w:cstheme="majorBidi" w:hAnsiTheme="majorHAnsi" w:eastAsia="黑体"/>
       </w:rPr>
       <w:tblPr/>
       <w:tcPr>
@@ -8804,6 +9243,7 @@
     </w:tblStylePr>
     <w:tblStylePr w:type="lastRow">
       <w:rPr>
+        <w:rFonts w:eastAsia="黑体"/>
         <w:b/>
         <w:bCs/>
         <w:color w:themeColor="text2" w:val="1F497D"/>
@@ -8818,12 +9258,14 @@
     </w:tblStylePr>
     <w:tblStylePr w:type="firstCol">
       <w:rPr>
+        <w:rFonts w:eastAsia="黑体"/>
         <w:b/>
         <w:bCs/>
       </w:rPr>
     </w:tblStylePr>
     <w:tblStylePr w:type="lastCol">
       <w:rPr>
+        <w:rFonts w:eastAsia="黑体"/>
         <w:b/>
         <w:bCs/>
       </w:rPr>
@@ -8857,6 +9299,7 @@
       <w:spacing w:after="0" w:line="240" w:lineRule="auto"/>
     </w:pPr>
     <w:rPr>
+      <w:rFonts w:eastAsia="黑体"/>
       <w:color w:themeColor="text1" w:val="000000"/>
     </w:rPr>
     <w:tblPr>
@@ -8876,7 +9319,7 @@
     </w:tblPr>
     <w:tblStylePr w:type="firstRow">
       <w:rPr>
-        <w:rFonts w:asciiTheme="majorHAnsi" w:cstheme="majorBidi" w:eastAsiaTheme="majorEastAsia" w:hAnsiTheme="majorHAnsi"/>
+        <w:rFonts w:asciiTheme="majorHAnsi" w:cstheme="majorBidi" w:hAnsiTheme="majorHAnsi" w:eastAsia="黑体"/>
       </w:rPr>
       <w:tblPr/>
       <w:tcPr>
@@ -8888,6 +9331,7 @@
     </w:tblStylePr>
     <w:tblStylePr w:type="lastRow">
       <w:rPr>
+        <w:rFonts w:eastAsia="黑体"/>
         <w:b/>
         <w:bCs/>
         <w:color w:themeColor="text2" w:val="1F497D"/>
@@ -8902,12 +9346,14 @@
     </w:tblStylePr>
     <w:tblStylePr w:type="firstCol">
       <w:rPr>
+        <w:rFonts w:eastAsia="黑体"/>
         <w:b/>
         <w:bCs/>
       </w:rPr>
     </w:tblStylePr>
     <w:tblStylePr w:type="lastCol">
       <w:rPr>
+        <w:rFonts w:eastAsia="黑体"/>
         <w:b/>
         <w:bCs/>
       </w:rPr>
@@ -8941,6 +9387,7 @@
       <w:spacing w:after="0" w:line="240" w:lineRule="auto"/>
     </w:pPr>
     <w:rPr>
+      <w:rFonts w:eastAsia="黑体"/>
       <w:color w:themeColor="text1" w:val="000000"/>
     </w:rPr>
     <w:tblPr>
@@ -8960,7 +9407,7 @@
     </w:tblPr>
     <w:tblStylePr w:type="firstRow">
       <w:rPr>
-        <w:rFonts w:asciiTheme="majorHAnsi" w:cstheme="majorBidi" w:eastAsiaTheme="majorEastAsia" w:hAnsiTheme="majorHAnsi"/>
+        <w:rFonts w:asciiTheme="majorHAnsi" w:cstheme="majorBidi" w:hAnsiTheme="majorHAnsi" w:eastAsia="黑体"/>
       </w:rPr>
       <w:tblPr/>
       <w:tcPr>
@@ -8972,6 +9419,7 @@
     </w:tblStylePr>
     <w:tblStylePr w:type="lastRow">
       <w:rPr>
+        <w:rFonts w:eastAsia="黑体"/>
         <w:b/>
         <w:bCs/>
         <w:color w:themeColor="text2" w:val="1F497D"/>
@@ -8986,12 +9434,14 @@
     </w:tblStylePr>
     <w:tblStylePr w:type="firstCol">
       <w:rPr>
+        <w:rFonts w:eastAsia="黑体"/>
         <w:b/>
         <w:bCs/>
       </w:rPr>
     </w:tblStylePr>
     <w:tblStylePr w:type="lastCol">
       <w:rPr>
+        <w:rFonts w:eastAsia="黑体"/>
         <w:b/>
         <w:bCs/>
       </w:rPr>
@@ -9025,7 +9475,7 @@
       <w:spacing w:after="0" w:line="240" w:lineRule="auto"/>
     </w:pPr>
     <w:rPr>
-      <w:rFonts w:asciiTheme="majorHAnsi" w:cstheme="majorBidi" w:eastAsiaTheme="majorEastAsia" w:hAnsiTheme="majorHAnsi"/>
+      <w:rFonts w:asciiTheme="majorHAnsi" w:cstheme="majorBidi" w:hAnsiTheme="majorHAnsi" w:eastAsia="黑体"/>
       <w:color w:themeColor="text1" w:val="000000"/>
     </w:rPr>
     <w:tblPr>
@@ -9047,6 +9497,7 @@
     </w:tblPr>
     <w:tblStylePr w:type="firstRow">
       <w:rPr>
+        <w:rFonts w:eastAsia="黑体"/>
         <w:sz w:val="24"/>
         <w:szCs w:val="24"/>
       </w:rPr>
@@ -9153,7 +9604,7 @@
       <w:spacing w:after="0" w:line="240" w:lineRule="auto"/>
     </w:pPr>
     <w:rPr>
-      <w:rFonts w:asciiTheme="majorHAnsi" w:cstheme="majorBidi" w:eastAsiaTheme="majorEastAsia" w:hAnsiTheme="majorHAnsi"/>
+      <w:rFonts w:asciiTheme="majorHAnsi" w:cstheme="majorBidi" w:hAnsiTheme="majorHAnsi" w:eastAsia="黑体"/>
       <w:color w:themeColor="text1" w:val="000000"/>
     </w:rPr>
     <w:tblPr>
@@ -9175,6 +9626,7 @@
     </w:tblPr>
     <w:tblStylePr w:type="firstRow">
       <w:rPr>
+        <w:rFonts w:eastAsia="黑体"/>
         <w:sz w:val="24"/>
         <w:szCs w:val="24"/>
       </w:rPr>
@@ -9281,7 +9733,7 @@
       <w:spacing w:after="0" w:line="240" w:lineRule="auto"/>
     </w:pPr>
     <w:rPr>
-      <w:rFonts w:asciiTheme="majorHAnsi" w:cstheme="majorBidi" w:eastAsiaTheme="majorEastAsia" w:hAnsiTheme="majorHAnsi"/>
+      <w:rFonts w:asciiTheme="majorHAnsi" w:cstheme="majorBidi" w:hAnsiTheme="majorHAnsi" w:eastAsia="黑体"/>
       <w:color w:themeColor="text1" w:val="000000"/>
     </w:rPr>
     <w:tblPr>
@@ -9303,6 +9755,7 @@
     </w:tblPr>
     <w:tblStylePr w:type="firstRow">
       <w:rPr>
+        <w:rFonts w:eastAsia="黑体"/>
         <w:sz w:val="24"/>
         <w:szCs w:val="24"/>
       </w:rPr>
@@ -9409,7 +9862,7 @@
       <w:spacing w:after="0" w:line="240" w:lineRule="auto"/>
     </w:pPr>
     <w:rPr>
-      <w:rFonts w:asciiTheme="majorHAnsi" w:cstheme="majorBidi" w:eastAsiaTheme="majorEastAsia" w:hAnsiTheme="majorHAnsi"/>
+      <w:rFonts w:asciiTheme="majorHAnsi" w:cstheme="majorBidi" w:hAnsiTheme="majorHAnsi" w:eastAsia="黑体"/>
       <w:color w:themeColor="text1" w:val="000000"/>
     </w:rPr>
     <w:tblPr>
@@ -9431,6 +9884,7 @@
     </w:tblPr>
     <w:tblStylePr w:type="firstRow">
       <w:rPr>
+        <w:rFonts w:eastAsia="黑体"/>
         <w:sz w:val="24"/>
         <w:szCs w:val="24"/>
       </w:rPr>
@@ -9537,7 +9991,7 @@
       <w:spacing w:after="0" w:line="240" w:lineRule="auto"/>
     </w:pPr>
     <w:rPr>
-      <w:rFonts w:asciiTheme="majorHAnsi" w:cstheme="majorBidi" w:eastAsiaTheme="majorEastAsia" w:hAnsiTheme="majorHAnsi"/>
+      <w:rFonts w:asciiTheme="majorHAnsi" w:cstheme="majorBidi" w:hAnsiTheme="majorHAnsi" w:eastAsia="黑体"/>
       <w:color w:themeColor="text1" w:val="000000"/>
     </w:rPr>
     <w:tblPr>
@@ -9559,6 +10013,7 @@
     </w:tblPr>
     <w:tblStylePr w:type="firstRow">
       <w:rPr>
+        <w:rFonts w:eastAsia="黑体"/>
         <w:sz w:val="24"/>
         <w:szCs w:val="24"/>
       </w:rPr>
@@ -9665,7 +10120,7 @@
       <w:spacing w:after="0" w:line="240" w:lineRule="auto"/>
     </w:pPr>
     <w:rPr>
-      <w:rFonts w:asciiTheme="majorHAnsi" w:cstheme="majorBidi" w:eastAsiaTheme="majorEastAsia" w:hAnsiTheme="majorHAnsi"/>
+      <w:rFonts w:asciiTheme="majorHAnsi" w:cstheme="majorBidi" w:hAnsiTheme="majorHAnsi" w:eastAsia="黑体"/>
       <w:color w:themeColor="text1" w:val="000000"/>
     </w:rPr>
     <w:tblPr>
@@ -9687,6 +10142,7 @@
     </w:tblPr>
     <w:tblStylePr w:type="firstRow">
       <w:rPr>
+        <w:rFonts w:eastAsia="黑体"/>
         <w:sz w:val="24"/>
         <w:szCs w:val="24"/>
       </w:rPr>
@@ -9793,7 +10249,7 @@
       <w:spacing w:after="0" w:line="240" w:lineRule="auto"/>
     </w:pPr>
     <w:rPr>
-      <w:rFonts w:asciiTheme="majorHAnsi" w:cstheme="majorBidi" w:eastAsiaTheme="majorEastAsia" w:hAnsiTheme="majorHAnsi"/>
+      <w:rFonts w:asciiTheme="majorHAnsi" w:cstheme="majorBidi" w:hAnsiTheme="majorHAnsi" w:eastAsia="黑体"/>
       <w:color w:themeColor="text1" w:val="000000"/>
     </w:rPr>
     <w:tblPr>
@@ -9815,6 +10271,7 @@
     </w:tblPr>
     <w:tblStylePr w:type="firstRow">
       <w:rPr>
+        <w:rFonts w:eastAsia="黑体"/>
         <w:sz w:val="24"/>
         <w:szCs w:val="24"/>
       </w:rPr>
@@ -9944,12 +10401,14 @@
     </w:tcPr>
     <w:tblStylePr w:type="firstRow">
       <w:rPr>
+        <w:rFonts w:eastAsia="黑体"/>
         <w:b/>
         <w:bCs/>
       </w:rPr>
     </w:tblStylePr>
     <w:tblStylePr w:type="lastRow">
       <w:rPr>
+        <w:rFonts w:eastAsia="黑体"/>
         <w:b/>
         <w:bCs/>
       </w:rPr>
@@ -9962,12 +10421,14 @@
     </w:tblStylePr>
     <w:tblStylePr w:type="firstCol">
       <w:rPr>
+        <w:rFonts w:eastAsia="黑体"/>
         <w:b/>
         <w:bCs/>
       </w:rPr>
     </w:tblStylePr>
     <w:tblStylePr w:type="lastCol">
       <w:rPr>
+        <w:rFonts w:eastAsia="黑体"/>
         <w:b/>
         <w:bCs/>
       </w:rPr>
@@ -10017,12 +10478,14 @@
     </w:tcPr>
     <w:tblStylePr w:type="firstRow">
       <w:rPr>
+        <w:rFonts w:eastAsia="黑体"/>
         <w:b/>
         <w:bCs/>
       </w:rPr>
     </w:tblStylePr>
     <w:tblStylePr w:type="lastRow">
       <w:rPr>
+        <w:rFonts w:eastAsia="黑体"/>
         <w:b/>
         <w:bCs/>
       </w:rPr>
@@ -10035,12 +10498,14 @@
     </w:tblStylePr>
     <w:tblStylePr w:type="firstCol">
       <w:rPr>
+        <w:rFonts w:eastAsia="黑体"/>
         <w:b/>
         <w:bCs/>
       </w:rPr>
     </w:tblStylePr>
     <w:tblStylePr w:type="lastCol">
       <w:rPr>
+        <w:rFonts w:eastAsia="黑体"/>
         <w:b/>
         <w:bCs/>
       </w:rPr>
@@ -10090,12 +10555,14 @@
     </w:tcPr>
     <w:tblStylePr w:type="firstRow">
       <w:rPr>
+        <w:rFonts w:eastAsia="黑体"/>
         <w:b/>
         <w:bCs/>
       </w:rPr>
     </w:tblStylePr>
     <w:tblStylePr w:type="lastRow">
       <w:rPr>
+        <w:rFonts w:eastAsia="黑体"/>
         <w:b/>
         <w:bCs/>
       </w:rPr>
@@ -10108,12 +10575,14 @@
     </w:tblStylePr>
     <w:tblStylePr w:type="firstCol">
       <w:rPr>
+        <w:rFonts w:eastAsia="黑体"/>
         <w:b/>
         <w:bCs/>
       </w:rPr>
     </w:tblStylePr>
     <w:tblStylePr w:type="lastCol">
       <w:rPr>
+        <w:rFonts w:eastAsia="黑体"/>
         <w:b/>
         <w:bCs/>
       </w:rPr>
@@ -10163,12 +10632,14 @@
     </w:tcPr>
     <w:tblStylePr w:type="firstRow">
       <w:rPr>
+        <w:rFonts w:eastAsia="黑体"/>
         <w:b/>
         <w:bCs/>
       </w:rPr>
     </w:tblStylePr>
     <w:tblStylePr w:type="lastRow">
       <w:rPr>
+        <w:rFonts w:eastAsia="黑体"/>
         <w:b/>
         <w:bCs/>
       </w:rPr>
@@ -10181,12 +10652,14 @@
     </w:tblStylePr>
     <w:tblStylePr w:type="firstCol">
       <w:rPr>
+        <w:rFonts w:eastAsia="黑体"/>
         <w:b/>
         <w:bCs/>
       </w:rPr>
     </w:tblStylePr>
     <w:tblStylePr w:type="lastCol">
       <w:rPr>
+        <w:rFonts w:eastAsia="黑体"/>
         <w:b/>
         <w:bCs/>
       </w:rPr>
@@ -10236,12 +10709,14 @@
     </w:tcPr>
     <w:tblStylePr w:type="firstRow">
       <w:rPr>
+        <w:rFonts w:eastAsia="黑体"/>
         <w:b/>
         <w:bCs/>
       </w:rPr>
     </w:tblStylePr>
     <w:tblStylePr w:type="lastRow">
       <w:rPr>
+        <w:rFonts w:eastAsia="黑体"/>
         <w:b/>
         <w:bCs/>
       </w:rPr>
@@ -10254,12 +10729,14 @@
     </w:tblStylePr>
     <w:tblStylePr w:type="firstCol">
       <w:rPr>
+        <w:rFonts w:eastAsia="黑体"/>
         <w:b/>
         <w:bCs/>
       </w:rPr>
     </w:tblStylePr>
     <w:tblStylePr w:type="lastCol">
       <w:rPr>
+        <w:rFonts w:eastAsia="黑体"/>
         <w:b/>
         <w:bCs/>
       </w:rPr>
@@ -10309,12 +10786,14 @@
     </w:tcPr>
     <w:tblStylePr w:type="firstRow">
       <w:rPr>
+        <w:rFonts w:eastAsia="黑体"/>
         <w:b/>
         <w:bCs/>
       </w:rPr>
     </w:tblStylePr>
     <w:tblStylePr w:type="lastRow">
       <w:rPr>
+        <w:rFonts w:eastAsia="黑体"/>
         <w:b/>
         <w:bCs/>
       </w:rPr>
@@ -10327,12 +10806,14 @@
     </w:tblStylePr>
     <w:tblStylePr w:type="firstCol">
       <w:rPr>
+        <w:rFonts w:eastAsia="黑体"/>
         <w:b/>
         <w:bCs/>
       </w:rPr>
     </w:tblStylePr>
     <w:tblStylePr w:type="lastCol">
       <w:rPr>
+        <w:rFonts w:eastAsia="黑体"/>
         <w:b/>
         <w:bCs/>
       </w:rPr>
@@ -10382,12 +10863,14 @@
     </w:tcPr>
     <w:tblStylePr w:type="firstRow">
       <w:rPr>
+        <w:rFonts w:eastAsia="黑体"/>
         <w:b/>
         <w:bCs/>
       </w:rPr>
     </w:tblStylePr>
     <w:tblStylePr w:type="lastRow">
       <w:rPr>
+        <w:rFonts w:eastAsia="黑体"/>
         <w:b/>
         <w:bCs/>
       </w:rPr>
@@ -10400,12 +10883,14 @@
     </w:tblStylePr>
     <w:tblStylePr w:type="firstCol">
       <w:rPr>
+        <w:rFonts w:eastAsia="黑体"/>
         <w:b/>
         <w:bCs/>
       </w:rPr>
     </w:tblStylePr>
     <w:tblStylePr w:type="lastCol">
       <w:rPr>
+        <w:rFonts w:eastAsia="黑体"/>
         <w:b/>
         <w:bCs/>
       </w:rPr>
@@ -10432,7 +10917,7 @@
       <w:spacing w:after="0" w:line="240" w:lineRule="auto"/>
     </w:pPr>
     <w:rPr>
-      <w:rFonts w:asciiTheme="majorHAnsi" w:cstheme="majorBidi" w:eastAsiaTheme="majorEastAsia" w:hAnsiTheme="majorHAnsi"/>
+      <w:rFonts w:asciiTheme="majorHAnsi" w:cstheme="majorBidi" w:hAnsiTheme="majorHAnsi" w:eastAsia="黑体"/>
       <w:color w:themeColor="text1" w:val="000000"/>
     </w:rPr>
     <w:tblPr>
@@ -10459,6 +10944,7 @@
     </w:tcPr>
     <w:tblStylePr w:type="firstRow">
       <w:rPr>
+        <w:rFonts w:eastAsia="黑体"/>
         <w:b/>
         <w:bCs/>
         <w:color w:themeColor="text1" w:val="000000"/>
@@ -10470,6 +10956,7 @@
     </w:tblStylePr>
     <w:tblStylePr w:type="lastRow">
       <w:rPr>
+        <w:rFonts w:eastAsia="黑体"/>
         <w:b/>
         <w:bCs/>
         <w:color w:themeColor="text1" w:val="000000"/>
@@ -10489,6 +10976,7 @@
     </w:tblStylePr>
     <w:tblStylePr w:type="firstCol">
       <w:rPr>
+        <w:rFonts w:eastAsia="黑体"/>
         <w:b/>
         <w:bCs/>
         <w:color w:themeColor="text1" w:val="000000"/>
@@ -10508,6 +10996,7 @@
     </w:tblStylePr>
     <w:tblStylePr w:type="lastCol">
       <w:rPr>
+        <w:rFonts w:eastAsia="黑体"/>
         <w:b w:val="0"/>
         <w:bCs w:val="0"/>
         <w:color w:themeColor="text1" w:val="000000"/>
@@ -10557,7 +11046,7 @@
       <w:spacing w:after="0" w:line="240" w:lineRule="auto"/>
     </w:pPr>
     <w:rPr>
-      <w:rFonts w:asciiTheme="majorHAnsi" w:cstheme="majorBidi" w:eastAsiaTheme="majorEastAsia" w:hAnsiTheme="majorHAnsi"/>
+      <w:rFonts w:asciiTheme="majorHAnsi" w:cstheme="majorBidi" w:hAnsiTheme="majorHAnsi" w:eastAsia="黑体"/>
       <w:color w:themeColor="text1" w:val="000000"/>
     </w:rPr>
     <w:tblPr>
@@ -10584,6 +11073,7 @@
     </w:tcPr>
     <w:tblStylePr w:type="firstRow">
       <w:rPr>
+        <w:rFonts w:eastAsia="黑体"/>
         <w:b/>
         <w:bCs/>
         <w:color w:themeColor="text1" w:val="000000"/>
@@ -10595,6 +11085,7 @@
     </w:tblStylePr>
     <w:tblStylePr w:type="lastRow">
       <w:rPr>
+        <w:rFonts w:eastAsia="黑体"/>
         <w:b/>
         <w:bCs/>
         <w:color w:themeColor="text1" w:val="000000"/>
@@ -10614,6 +11105,7 @@
     </w:tblStylePr>
     <w:tblStylePr w:type="firstCol">
       <w:rPr>
+        <w:rFonts w:eastAsia="黑体"/>
         <w:b/>
         <w:bCs/>
         <w:color w:themeColor="text1" w:val="000000"/>
@@ -10633,6 +11125,7 @@
     </w:tblStylePr>
     <w:tblStylePr w:type="lastCol">
       <w:rPr>
+        <w:rFonts w:eastAsia="黑体"/>
         <w:b w:val="0"/>
         <w:bCs w:val="0"/>
         <w:color w:themeColor="text1" w:val="000000"/>
@@ -10682,7 +11175,7 @@
       <w:spacing w:after="0" w:line="240" w:lineRule="auto"/>
     </w:pPr>
     <w:rPr>
-      <w:rFonts w:asciiTheme="majorHAnsi" w:cstheme="majorBidi" w:eastAsiaTheme="majorEastAsia" w:hAnsiTheme="majorHAnsi"/>
+      <w:rFonts w:asciiTheme="majorHAnsi" w:cstheme="majorBidi" w:hAnsiTheme="majorHAnsi" w:eastAsia="黑体"/>
       <w:color w:themeColor="text1" w:val="000000"/>
     </w:rPr>
     <w:tblPr>
@@ -10709,6 +11202,7 @@
     </w:tcPr>
     <w:tblStylePr w:type="firstRow">
       <w:rPr>
+        <w:rFonts w:eastAsia="黑体"/>
         <w:b/>
         <w:bCs/>
         <w:color w:themeColor="text1" w:val="000000"/>
@@ -10720,6 +11214,7 @@
     </w:tblStylePr>
     <w:tblStylePr w:type="lastRow">
       <w:rPr>
+        <w:rFonts w:eastAsia="黑体"/>
         <w:b/>
         <w:bCs/>
         <w:color w:themeColor="text1" w:val="000000"/>
@@ -10739,6 +11234,7 @@
     </w:tblStylePr>
     <w:tblStylePr w:type="firstCol">
       <w:rPr>
+        <w:rFonts w:eastAsia="黑体"/>
         <w:b/>
         <w:bCs/>
         <w:color w:themeColor="text1" w:val="000000"/>
@@ -10758,6 +11254,7 @@
     </w:tblStylePr>
     <w:tblStylePr w:type="lastCol">
       <w:rPr>
+        <w:rFonts w:eastAsia="黑体"/>
         <w:b w:val="0"/>
         <w:bCs w:val="0"/>
         <w:color w:themeColor="text1" w:val="000000"/>
@@ -10807,7 +11304,7 @@
       <w:spacing w:after="0" w:line="240" w:lineRule="auto"/>
     </w:pPr>
     <w:rPr>
-      <w:rFonts w:asciiTheme="majorHAnsi" w:cstheme="majorBidi" w:eastAsiaTheme="majorEastAsia" w:hAnsiTheme="majorHAnsi"/>
+      <w:rFonts w:asciiTheme="majorHAnsi" w:cstheme="majorBidi" w:hAnsiTheme="majorHAnsi" w:eastAsia="黑体"/>
       <w:color w:themeColor="text1" w:val="000000"/>
     </w:rPr>
     <w:tblPr>
@@ -10834,6 +11331,7 @@
     </w:tcPr>
     <w:tblStylePr w:type="firstRow">
       <w:rPr>
+        <w:rFonts w:eastAsia="黑体"/>
         <w:b/>
         <w:bCs/>
         <w:color w:themeColor="text1" w:val="000000"/>
@@ -10845,6 +11343,7 @@
     </w:tblStylePr>
     <w:tblStylePr w:type="lastRow">
       <w:rPr>
+        <w:rFonts w:eastAsia="黑体"/>
         <w:b/>
         <w:bCs/>
         <w:color w:themeColor="text1" w:val="000000"/>
@@ -10864,6 +11363,7 @@
     </w:tblStylePr>
     <w:tblStylePr w:type="firstCol">
       <w:rPr>
+        <w:rFonts w:eastAsia="黑体"/>
         <w:b/>
         <w:bCs/>
         <w:color w:themeColor="text1" w:val="000000"/>
@@ -10883,6 +11383,7 @@
     </w:tblStylePr>
     <w:tblStylePr w:type="lastCol">
       <w:rPr>
+        <w:rFonts w:eastAsia="黑体"/>
         <w:b w:val="0"/>
         <w:bCs w:val="0"/>
         <w:color w:themeColor="text1" w:val="000000"/>
@@ -10932,7 +11433,7 @@
       <w:spacing w:after="0" w:line="240" w:lineRule="auto"/>
     </w:pPr>
     <w:rPr>
-      <w:rFonts w:asciiTheme="majorHAnsi" w:cstheme="majorBidi" w:eastAsiaTheme="majorEastAsia" w:hAnsiTheme="majorHAnsi"/>
+      <w:rFonts w:asciiTheme="majorHAnsi" w:cstheme="majorBidi" w:hAnsiTheme="majorHAnsi" w:eastAsia="黑体"/>
       <w:color w:themeColor="text1" w:val="000000"/>
     </w:rPr>
     <w:tblPr>
@@ -10959,6 +11460,7 @@
     </w:tcPr>
     <w:tblStylePr w:type="firstRow">
       <w:rPr>
+        <w:rFonts w:eastAsia="黑体"/>
         <w:b/>
         <w:bCs/>
         <w:color w:themeColor="text1" w:val="000000"/>
@@ -10970,6 +11472,7 @@
     </w:tblStylePr>
     <w:tblStylePr w:type="lastRow">
       <w:rPr>
+        <w:rFonts w:eastAsia="黑体"/>
         <w:b/>
         <w:bCs/>
         <w:color w:themeColor="text1" w:val="000000"/>
@@ -10989,6 +11492,7 @@
     </w:tblStylePr>
     <w:tblStylePr w:type="firstCol">
       <w:rPr>
+        <w:rFonts w:eastAsia="黑体"/>
         <w:b/>
         <w:bCs/>
         <w:color w:themeColor="text1" w:val="000000"/>
@@ -11008,6 +11512,7 @@
     </w:tblStylePr>
     <w:tblStylePr w:type="lastCol">
       <w:rPr>
+        <w:rFonts w:eastAsia="黑体"/>
         <w:b w:val="0"/>
         <w:bCs w:val="0"/>
         <w:color w:themeColor="text1" w:val="000000"/>
@@ -11057,7 +11562,7 @@
       <w:spacing w:after="0" w:line="240" w:lineRule="auto"/>
     </w:pPr>
     <w:rPr>
-      <w:rFonts w:asciiTheme="majorHAnsi" w:cstheme="majorBidi" w:eastAsiaTheme="majorEastAsia" w:hAnsiTheme="majorHAnsi"/>
+      <w:rFonts w:asciiTheme="majorHAnsi" w:cstheme="majorBidi" w:hAnsiTheme="majorHAnsi" w:eastAsia="黑体"/>
       <w:color w:themeColor="text1" w:val="000000"/>
     </w:rPr>
     <w:tblPr>
@@ -11084,6 +11589,7 @@
     </w:tcPr>
     <w:tblStylePr w:type="firstRow">
       <w:rPr>
+        <w:rFonts w:eastAsia="黑体"/>
         <w:b/>
         <w:bCs/>
         <w:color w:themeColor="text1" w:val="000000"/>
@@ -11095,6 +11601,7 @@
     </w:tblStylePr>
     <w:tblStylePr w:type="lastRow">
       <w:rPr>
+        <w:rFonts w:eastAsia="黑体"/>
         <w:b/>
         <w:bCs/>
         <w:color w:themeColor="text1" w:val="000000"/>
@@ -11114,6 +11621,7 @@
     </w:tblStylePr>
     <w:tblStylePr w:type="firstCol">
       <w:rPr>
+        <w:rFonts w:eastAsia="黑体"/>
         <w:b/>
         <w:bCs/>
         <w:color w:themeColor="text1" w:val="000000"/>
@@ -11133,6 +11641,7 @@
     </w:tblStylePr>
     <w:tblStylePr w:type="lastCol">
       <w:rPr>
+        <w:rFonts w:eastAsia="黑体"/>
         <w:b w:val="0"/>
         <w:bCs w:val="0"/>
         <w:color w:themeColor="text1" w:val="000000"/>
@@ -11182,7 +11691,7 @@
       <w:spacing w:after="0" w:line="240" w:lineRule="auto"/>
     </w:pPr>
     <w:rPr>
-      <w:rFonts w:asciiTheme="majorHAnsi" w:cstheme="majorBidi" w:eastAsiaTheme="majorEastAsia" w:hAnsiTheme="majorHAnsi"/>
+      <w:rFonts w:asciiTheme="majorHAnsi" w:cstheme="majorBidi" w:hAnsiTheme="majorHAnsi" w:eastAsia="黑体"/>
       <w:color w:themeColor="text1" w:val="000000"/>
     </w:rPr>
     <w:tblPr>
@@ -11209,6 +11718,7 @@
     </w:tcPr>
     <w:tblStylePr w:type="firstRow">
       <w:rPr>
+        <w:rFonts w:eastAsia="黑体"/>
         <w:b/>
         <w:bCs/>
         <w:color w:themeColor="text1" w:val="000000"/>
@@ -11220,6 +11730,7 @@
     </w:tblStylePr>
     <w:tblStylePr w:type="lastRow">
       <w:rPr>
+        <w:rFonts w:eastAsia="黑体"/>
         <w:b/>
         <w:bCs/>
         <w:color w:themeColor="text1" w:val="000000"/>
@@ -11239,6 +11750,7 @@
     </w:tblStylePr>
     <w:tblStylePr w:type="firstCol">
       <w:rPr>
+        <w:rFonts w:eastAsia="黑体"/>
         <w:b/>
         <w:bCs/>
         <w:color w:themeColor="text1" w:val="000000"/>
@@ -11258,6 +11770,7 @@
     </w:tblStylePr>
     <w:tblStylePr w:type="lastCol">
       <w:rPr>
+        <w:rFonts w:eastAsia="黑体"/>
         <w:b w:val="0"/>
         <w:bCs w:val="0"/>
         <w:color w:themeColor="text1" w:val="000000"/>
@@ -11330,6 +11843,7 @@
     </w:tcPr>
     <w:tblStylePr w:type="firstRow">
       <w:rPr>
+        <w:rFonts w:eastAsia="黑体"/>
         <w:b/>
         <w:bCs/>
         <w:i w:val="0"/>
@@ -11351,6 +11865,7 @@
     </w:tblStylePr>
     <w:tblStylePr w:type="lastRow">
       <w:rPr>
+        <w:rFonts w:eastAsia="黑体"/>
         <w:b/>
         <w:bCs/>
         <w:i w:val="0"/>
@@ -11372,6 +11887,7 @@
     </w:tblStylePr>
     <w:tblStylePr w:type="firstCol">
       <w:rPr>
+        <w:rFonts w:eastAsia="黑体"/>
         <w:b/>
         <w:bCs/>
         <w:i w:val="0"/>
@@ -11391,6 +11907,7 @@
     </w:tblStylePr>
     <w:tblStylePr w:type="lastCol">
       <w:rPr>
+        <w:rFonts w:eastAsia="黑体"/>
         <w:b/>
         <w:bCs/>
         <w:i w:val="0"/>
@@ -11471,6 +11988,7 @@
     </w:tcPr>
     <w:tblStylePr w:type="firstRow">
       <w:rPr>
+        <w:rFonts w:eastAsia="黑体"/>
         <w:b/>
         <w:bCs/>
         <w:i w:val="0"/>
@@ -11492,6 +12010,7 @@
     </w:tblStylePr>
     <w:tblStylePr w:type="lastRow">
       <w:rPr>
+        <w:rFonts w:eastAsia="黑体"/>
         <w:b/>
         <w:bCs/>
         <w:i w:val="0"/>
@@ -11513,6 +12032,7 @@
     </w:tblStylePr>
     <w:tblStylePr w:type="firstCol">
       <w:rPr>
+        <w:rFonts w:eastAsia="黑体"/>
         <w:b/>
         <w:bCs/>
         <w:i w:val="0"/>
@@ -11532,6 +12052,7 @@
     </w:tblStylePr>
     <w:tblStylePr w:type="lastCol">
       <w:rPr>
+        <w:rFonts w:eastAsia="黑体"/>
         <w:b/>
         <w:bCs/>
         <w:i w:val="0"/>
@@ -11612,6 +12133,7 @@
     </w:tcPr>
     <w:tblStylePr w:type="firstRow">
       <w:rPr>
+        <w:rFonts w:eastAsia="黑体"/>
         <w:b/>
         <w:bCs/>
         <w:i w:val="0"/>
@@ -11633,6 +12155,7 @@
     </w:tblStylePr>
     <w:tblStylePr w:type="lastRow">
       <w:rPr>
+        <w:rFonts w:eastAsia="黑体"/>
         <w:b/>
         <w:bCs/>
         <w:i w:val="0"/>
@@ -11654,6 +12177,7 @@
     </w:tblStylePr>
     <w:tblStylePr w:type="firstCol">
       <w:rPr>
+        <w:rFonts w:eastAsia="黑体"/>
         <w:b/>
         <w:bCs/>
         <w:i w:val="0"/>
@@ -11673,6 +12197,7 @@
     </w:tblStylePr>
     <w:tblStylePr w:type="lastCol">
       <w:rPr>
+        <w:rFonts w:eastAsia="黑体"/>
         <w:b/>
         <w:bCs/>
         <w:i w:val="0"/>
@@ -11753,6 +12278,7 @@
     </w:tcPr>
     <w:tblStylePr w:type="firstRow">
       <w:rPr>
+        <w:rFonts w:eastAsia="黑体"/>
         <w:b/>
         <w:bCs/>
         <w:i w:val="0"/>
@@ -11774,6 +12300,7 @@
     </w:tblStylePr>
     <w:tblStylePr w:type="lastRow">
       <w:rPr>
+        <w:rFonts w:eastAsia="黑体"/>
         <w:b/>
         <w:bCs/>
         <w:i w:val="0"/>
@@ -11795,6 +12322,7 @@
     </w:tblStylePr>
     <w:tblStylePr w:type="firstCol">
       <w:rPr>
+        <w:rFonts w:eastAsia="黑体"/>
         <w:b/>
         <w:bCs/>
         <w:i w:val="0"/>
@@ -11814,6 +12342,7 @@
     </w:tblStylePr>
     <w:tblStylePr w:type="lastCol">
       <w:rPr>
+        <w:rFonts w:eastAsia="黑体"/>
         <w:b/>
         <w:bCs/>
         <w:i w:val="0"/>
@@ -11894,6 +12423,7 @@
     </w:tcPr>
     <w:tblStylePr w:type="firstRow">
       <w:rPr>
+        <w:rFonts w:eastAsia="黑体"/>
         <w:b/>
         <w:bCs/>
         <w:i w:val="0"/>
@@ -11915,6 +12445,7 @@
     </w:tblStylePr>
     <w:tblStylePr w:type="lastRow">
       <w:rPr>
+        <w:rFonts w:eastAsia="黑体"/>
         <w:b/>
         <w:bCs/>
         <w:i w:val="0"/>
@@ -11936,6 +12467,7 @@
     </w:tblStylePr>
     <w:tblStylePr w:type="firstCol">
       <w:rPr>
+        <w:rFonts w:eastAsia="黑体"/>
         <w:b/>
         <w:bCs/>
         <w:i w:val="0"/>
@@ -11955,6 +12487,7 @@
     </w:tblStylePr>
     <w:tblStylePr w:type="lastCol">
       <w:rPr>
+        <w:rFonts w:eastAsia="黑体"/>
         <w:b/>
         <w:bCs/>
         <w:i w:val="0"/>
@@ -12035,6 +12568,7 @@
     </w:tcPr>
     <w:tblStylePr w:type="firstRow">
       <w:rPr>
+        <w:rFonts w:eastAsia="黑体"/>
         <w:b/>
         <w:bCs/>
         <w:i w:val="0"/>
@@ -12056,6 +12590,7 @@
     </w:tblStylePr>
     <w:tblStylePr w:type="lastRow">
       <w:rPr>
+        <w:rFonts w:eastAsia="黑体"/>
         <w:b/>
         <w:bCs/>
         <w:i w:val="0"/>
@@ -12077,6 +12612,7 @@
     </w:tblStylePr>
     <w:tblStylePr w:type="firstCol">
       <w:rPr>
+        <w:rFonts w:eastAsia="黑体"/>
         <w:b/>
         <w:bCs/>
         <w:i w:val="0"/>
@@ -12096,6 +12632,7 @@
     </w:tblStylePr>
     <w:tblStylePr w:type="lastCol">
       <w:rPr>
+        <w:rFonts w:eastAsia="黑体"/>
         <w:b/>
         <w:bCs/>
         <w:i w:val="0"/>
@@ -12176,6 +12713,7 @@
     </w:tcPr>
     <w:tblStylePr w:type="firstRow">
       <w:rPr>
+        <w:rFonts w:eastAsia="黑体"/>
         <w:b/>
         <w:bCs/>
         <w:i w:val="0"/>
@@ -12197,6 +12735,7 @@
     </w:tblStylePr>
     <w:tblStylePr w:type="lastRow">
       <w:rPr>
+        <w:rFonts w:eastAsia="黑体"/>
         <w:b/>
         <w:bCs/>
         <w:i w:val="0"/>
@@ -12218,6 +12757,7 @@
     </w:tblStylePr>
     <w:tblStylePr w:type="firstCol">
       <w:rPr>
+        <w:rFonts w:eastAsia="黑体"/>
         <w:b/>
         <w:bCs/>
         <w:i w:val="0"/>
@@ -12237,6 +12777,7 @@
     </w:tblStylePr>
     <w:tblStylePr w:type="lastCol">
       <w:rPr>
+        <w:rFonts w:eastAsia="黑体"/>
         <w:b/>
         <w:bCs/>
         <w:i w:val="0"/>
@@ -12294,6 +12835,7 @@
       <w:spacing w:after="0" w:line="240" w:lineRule="auto"/>
     </w:pPr>
     <w:rPr>
+      <w:rFonts w:eastAsia="黑体"/>
       <w:color w:themeColor="background1" w:val="FFFFFF"/>
     </w:rPr>
     <w:tblPr>
@@ -12312,6 +12854,7 @@
     </w:tcPr>
     <w:tblStylePr w:type="firstRow">
       <w:rPr>
+        <w:rFonts w:eastAsia="黑体"/>
         <w:b/>
         <w:bCs/>
       </w:rPr>
@@ -12408,6 +12951,7 @@
       <w:spacing w:after="0" w:line="240" w:lineRule="auto"/>
     </w:pPr>
     <w:rPr>
+      <w:rFonts w:eastAsia="黑体"/>
       <w:color w:themeColor="background1" w:val="FFFFFF"/>
     </w:rPr>
     <w:tblPr>
@@ -12426,6 +12970,7 @@
     </w:tcPr>
     <w:tblStylePr w:type="firstRow">
       <w:rPr>
+        <w:rFonts w:eastAsia="黑体"/>
         <w:b/>
         <w:bCs/>
       </w:rPr>
@@ -12522,6 +13067,7 @@
       <w:spacing w:after="0" w:line="240" w:lineRule="auto"/>
     </w:pPr>
     <w:rPr>
+      <w:rFonts w:eastAsia="黑体"/>
       <w:color w:themeColor="background1" w:val="FFFFFF"/>
     </w:rPr>
     <w:tblPr>
@@ -12540,6 +13086,7 @@
     </w:tcPr>
     <w:tblStylePr w:type="firstRow">
       <w:rPr>
+        <w:rFonts w:eastAsia="黑体"/>
         <w:b/>
         <w:bCs/>
       </w:rPr>
@@ -12636,6 +13183,7 @@
       <w:spacing w:after="0" w:line="240" w:lineRule="auto"/>
     </w:pPr>
     <w:rPr>
+      <w:rFonts w:eastAsia="黑体"/>
       <w:color w:themeColor="background1" w:val="FFFFFF"/>
     </w:rPr>
     <w:tblPr>
@@ -12654,6 +13202,7 @@
     </w:tcPr>
     <w:tblStylePr w:type="firstRow">
       <w:rPr>
+        <w:rFonts w:eastAsia="黑体"/>
         <w:b/>
         <w:bCs/>
       </w:rPr>
@@ -12750,6 +13299,7 @@
       <w:spacing w:after="0" w:line="240" w:lineRule="auto"/>
     </w:pPr>
     <w:rPr>
+      <w:rFonts w:eastAsia="黑体"/>
       <w:color w:themeColor="background1" w:val="FFFFFF"/>
     </w:rPr>
     <w:tblPr>
@@ -12768,6 +13318,7 @@
     </w:tcPr>
     <w:tblStylePr w:type="firstRow">
       <w:rPr>
+        <w:rFonts w:eastAsia="黑体"/>
         <w:b/>
         <w:bCs/>
       </w:rPr>
@@ -12864,6 +13415,7 @@
       <w:spacing w:after="0" w:line="240" w:lineRule="auto"/>
     </w:pPr>
     <w:rPr>
+      <w:rFonts w:eastAsia="黑体"/>
       <w:color w:themeColor="background1" w:val="FFFFFF"/>
     </w:rPr>
     <w:tblPr>
@@ -12882,6 +13434,7 @@
     </w:tcPr>
     <w:tblStylePr w:type="firstRow">
       <w:rPr>
+        <w:rFonts w:eastAsia="黑体"/>
         <w:b/>
         <w:bCs/>
       </w:rPr>
@@ -12978,6 +13531,7 @@
       <w:spacing w:after="0" w:line="240" w:lineRule="auto"/>
     </w:pPr>
     <w:rPr>
+      <w:rFonts w:eastAsia="黑体"/>
       <w:color w:themeColor="background1" w:val="FFFFFF"/>
     </w:rPr>
     <w:tblPr>
@@ -12996,6 +13550,7 @@
     </w:tcPr>
     <w:tblStylePr w:type="firstRow">
       <w:rPr>
+        <w:rFonts w:eastAsia="黑体"/>
         <w:b/>
         <w:bCs/>
       </w:rPr>
@@ -13092,6 +13647,7 @@
       <w:spacing w:after="0" w:line="240" w:lineRule="auto"/>
     </w:pPr>
     <w:rPr>
+      <w:rFonts w:eastAsia="黑体"/>
       <w:color w:themeColor="text1" w:val="000000"/>
     </w:rPr>
     <w:tblPr>
@@ -13118,6 +13674,7 @@
     </w:tcPr>
     <w:tblStylePr w:type="firstRow">
       <w:rPr>
+        <w:rFonts w:eastAsia="黑体"/>
         <w:b/>
         <w:bCs/>
       </w:rPr>
@@ -13136,6 +13693,7 @@
     </w:tblStylePr>
     <w:tblStylePr w:type="lastRow">
       <w:rPr>
+        <w:rFonts w:eastAsia="黑体"/>
         <w:b/>
         <w:bCs/>
         <w:color w:themeColor="background1" w:val="FFFFFF"/>
@@ -13150,6 +13708,7 @@
     </w:tblStylePr>
     <w:tblStylePr w:type="firstCol">
       <w:rPr>
+        <w:rFonts w:eastAsia="黑体"/>
         <w:color w:themeColor="background1" w:val="FFFFFF"/>
       </w:rPr>
       <w:tblPr/>
@@ -13167,6 +13726,7 @@
     </w:tblStylePr>
     <w:tblStylePr w:type="lastCol">
       <w:rPr>
+        <w:rFonts w:eastAsia="黑体"/>
         <w:color w:themeColor="background1" w:val="FFFFFF"/>
       </w:rPr>
       <w:tblPr/>
@@ -13196,11 +13756,13 @@
     </w:tblStylePr>
     <w:tblStylePr w:type="neCell">
       <w:rPr>
+        <w:rFonts w:eastAsia="黑体"/>
         <w:color w:themeColor="text1" w:val="000000"/>
       </w:rPr>
     </w:tblStylePr>
     <w:tblStylePr w:type="nwCell">
       <w:rPr>
+        <w:rFonts w:eastAsia="黑体"/>
         <w:color w:themeColor="text1" w:val="000000"/>
       </w:rPr>
     </w:tblStylePr>
@@ -13214,6 +13776,7 @@
       <w:spacing w:after="0" w:line="240" w:lineRule="auto"/>
     </w:pPr>
     <w:rPr>
+      <w:rFonts w:eastAsia="黑体"/>
       <w:color w:themeColor="text1" w:val="000000"/>
     </w:rPr>
     <w:tblPr>
@@ -13240,6 +13803,7 @@
     </w:tcPr>
     <w:tblStylePr w:type="firstRow">
       <w:rPr>
+        <w:rFonts w:eastAsia="黑体"/>
         <w:b/>
         <w:bCs/>
       </w:rPr>
@@ -13258,6 +13822,7 @@
     </w:tblStylePr>
     <w:tblStylePr w:type="lastRow">
       <w:rPr>
+        <w:rFonts w:eastAsia="黑体"/>
         <w:b/>
         <w:bCs/>
         <w:color w:themeColor="background1" w:val="FFFFFF"/>
@@ -13272,6 +13837,7 @@
     </w:tblStylePr>
     <w:tblStylePr w:type="firstCol">
       <w:rPr>
+        <w:rFonts w:eastAsia="黑体"/>
         <w:color w:themeColor="background1" w:val="FFFFFF"/>
       </w:rPr>
       <w:tblPr/>
@@ -13289,6 +13855,7 @@
     </w:tblStylePr>
     <w:tblStylePr w:type="lastCol">
       <w:rPr>
+        <w:rFonts w:eastAsia="黑体"/>
         <w:color w:themeColor="background1" w:val="FFFFFF"/>
       </w:rPr>
       <w:tblPr/>
@@ -13318,11 +13885,13 @@
     </w:tblStylePr>
     <w:tblStylePr w:type="neCell">
       <w:rPr>
+        <w:rFonts w:eastAsia="黑体"/>
         <w:color w:themeColor="text1" w:val="000000"/>
       </w:rPr>
     </w:tblStylePr>
     <w:tblStylePr w:type="nwCell">
       <w:rPr>
+        <w:rFonts w:eastAsia="黑体"/>
         <w:color w:themeColor="text1" w:val="000000"/>
       </w:rPr>
     </w:tblStylePr>
@@ -13336,6 +13905,7 @@
       <w:spacing w:after="0" w:line="240" w:lineRule="auto"/>
     </w:pPr>
     <w:rPr>
+      <w:rFonts w:eastAsia="黑体"/>
       <w:color w:themeColor="text1" w:val="000000"/>
     </w:rPr>
     <w:tblPr>
@@ -13362,6 +13932,7 @@
     </w:tcPr>
     <w:tblStylePr w:type="firstRow">
       <w:rPr>
+        <w:rFonts w:eastAsia="黑体"/>
         <w:b/>
         <w:bCs/>
       </w:rPr>
@@ -13380,6 +13951,7 @@
     </w:tblStylePr>
     <w:tblStylePr w:type="lastRow">
       <w:rPr>
+        <w:rFonts w:eastAsia="黑体"/>
         <w:b/>
         <w:bCs/>
         <w:color w:themeColor="background1" w:val="FFFFFF"/>
@@ -13394,6 +13966,7 @@
     </w:tblStylePr>
     <w:tblStylePr w:type="firstCol">
       <w:rPr>
+        <w:rFonts w:eastAsia="黑体"/>
         <w:color w:themeColor="background1" w:val="FFFFFF"/>
       </w:rPr>
       <w:tblPr/>
@@ -13411,6 +13984,7 @@
     </w:tblStylePr>
     <w:tblStylePr w:type="lastCol">
       <w:rPr>
+        <w:rFonts w:eastAsia="黑体"/>
         <w:color w:themeColor="background1" w:val="FFFFFF"/>
       </w:rPr>
       <w:tblPr/>
@@ -13440,11 +14014,13 @@
     </w:tblStylePr>
     <w:tblStylePr w:type="neCell">
       <w:rPr>
+        <w:rFonts w:eastAsia="黑体"/>
         <w:color w:themeColor="text1" w:val="000000"/>
       </w:rPr>
     </w:tblStylePr>
     <w:tblStylePr w:type="nwCell">
       <w:rPr>
+        <w:rFonts w:eastAsia="黑体"/>
         <w:color w:themeColor="text1" w:val="000000"/>
       </w:rPr>
     </w:tblStylePr>
@@ -13458,6 +14034,7 @@
       <w:spacing w:after="0" w:line="240" w:lineRule="auto"/>
     </w:pPr>
     <w:rPr>
+      <w:rFonts w:eastAsia="黑体"/>
       <w:color w:themeColor="text1" w:val="000000"/>
     </w:rPr>
     <w:tblPr>
@@ -13484,6 +14061,7 @@
     </w:tcPr>
     <w:tblStylePr w:type="firstRow">
       <w:rPr>
+        <w:rFonts w:eastAsia="黑体"/>
         <w:b/>
         <w:bCs/>
       </w:rPr>
@@ -13502,6 +14080,7 @@
     </w:tblStylePr>
     <w:tblStylePr w:type="lastRow">
       <w:rPr>
+        <w:rFonts w:eastAsia="黑体"/>
         <w:b/>
         <w:bCs/>
         <w:color w:themeColor="background1" w:val="FFFFFF"/>
@@ -13516,6 +14095,7 @@
     </w:tblStylePr>
     <w:tblStylePr w:type="firstCol">
       <w:rPr>
+        <w:rFonts w:eastAsia="黑体"/>
         <w:color w:themeColor="background1" w:val="FFFFFF"/>
       </w:rPr>
       <w:tblPr/>
@@ -13533,6 +14113,7 @@
     </w:tblStylePr>
     <w:tblStylePr w:type="lastCol">
       <w:rPr>
+        <w:rFonts w:eastAsia="黑体"/>
         <w:color w:themeColor="background1" w:val="FFFFFF"/>
       </w:rPr>
       <w:tblPr/>
@@ -13570,6 +14151,7 @@
       <w:spacing w:after="0" w:line="240" w:lineRule="auto"/>
     </w:pPr>
     <w:rPr>
+      <w:rFonts w:eastAsia="黑体"/>
       <w:color w:themeColor="text1" w:val="000000"/>
     </w:rPr>
     <w:tblPr>
@@ -13596,6 +14178,7 @@
     </w:tcPr>
     <w:tblStylePr w:type="firstRow">
       <w:rPr>
+        <w:rFonts w:eastAsia="黑体"/>
         <w:b/>
         <w:bCs/>
       </w:rPr>
@@ -13614,6 +14197,7 @@
     </w:tblStylePr>
     <w:tblStylePr w:type="lastRow">
       <w:rPr>
+        <w:rFonts w:eastAsia="黑体"/>
         <w:b/>
         <w:bCs/>
         <w:color w:themeColor="background1" w:val="FFFFFF"/>
@@ -13628,6 +14212,7 @@
     </w:tblStylePr>
     <w:tblStylePr w:type="firstCol">
       <w:rPr>
+        <w:rFonts w:eastAsia="黑体"/>
         <w:color w:themeColor="background1" w:val="FFFFFF"/>
       </w:rPr>
       <w:tblPr/>
@@ -13645,6 +14230,7 @@
     </w:tblStylePr>
     <w:tblStylePr w:type="lastCol">
       <w:rPr>
+        <w:rFonts w:eastAsia="黑体"/>
         <w:color w:themeColor="background1" w:val="FFFFFF"/>
       </w:rPr>
       <w:tblPr/>
@@ -13674,11 +14260,13 @@
     </w:tblStylePr>
     <w:tblStylePr w:type="neCell">
       <w:rPr>
+        <w:rFonts w:eastAsia="黑体"/>
         <w:color w:themeColor="text1" w:val="000000"/>
       </w:rPr>
     </w:tblStylePr>
     <w:tblStylePr w:type="nwCell">
       <w:rPr>
+        <w:rFonts w:eastAsia="黑体"/>
         <w:color w:themeColor="text1" w:val="000000"/>
       </w:rPr>
     </w:tblStylePr>
@@ -13692,6 +14280,7 @@
       <w:spacing w:after="0" w:line="240" w:lineRule="auto"/>
     </w:pPr>
     <w:rPr>
+      <w:rFonts w:eastAsia="黑体"/>
       <w:color w:themeColor="text1" w:val="000000"/>
     </w:rPr>
     <w:tblPr>
@@ -13718,6 +14307,7 @@
     </w:tcPr>
     <w:tblStylePr w:type="firstRow">
       <w:rPr>
+        <w:rFonts w:eastAsia="黑体"/>
         <w:b/>
         <w:bCs/>
       </w:rPr>
@@ -13736,6 +14326,7 @@
     </w:tblStylePr>
     <w:tblStylePr w:type="lastRow">
       <w:rPr>
+        <w:rFonts w:eastAsia="黑体"/>
         <w:b/>
         <w:bCs/>
         <w:color w:themeColor="background1" w:val="FFFFFF"/>
@@ -13750,6 +14341,7 @@
     </w:tblStylePr>
     <w:tblStylePr w:type="firstCol">
       <w:rPr>
+        <w:rFonts w:eastAsia="黑体"/>
         <w:color w:themeColor="background1" w:val="FFFFFF"/>
       </w:rPr>
       <w:tblPr/>
@@ -13767,6 +14359,7 @@
     </w:tblStylePr>
     <w:tblStylePr w:type="lastCol">
       <w:rPr>
+        <w:rFonts w:eastAsia="黑体"/>
         <w:color w:themeColor="background1" w:val="FFFFFF"/>
       </w:rPr>
       <w:tblPr/>
@@ -13796,11 +14389,13 @@
     </w:tblStylePr>
     <w:tblStylePr w:type="neCell">
       <w:rPr>
+        <w:rFonts w:eastAsia="黑体"/>
         <w:color w:themeColor="text1" w:val="000000"/>
       </w:rPr>
     </w:tblStylePr>
     <w:tblStylePr w:type="nwCell">
       <w:rPr>
+        <w:rFonts w:eastAsia="黑体"/>
         <w:color w:themeColor="text1" w:val="000000"/>
       </w:rPr>
     </w:tblStylePr>
@@ -13814,6 +14409,7 @@
       <w:spacing w:after="0" w:line="240" w:lineRule="auto"/>
     </w:pPr>
     <w:rPr>
+      <w:rFonts w:eastAsia="黑体"/>
       <w:color w:themeColor="text1" w:val="000000"/>
     </w:rPr>
     <w:tblPr>
@@ -13840,6 +14436,7 @@
     </w:tcPr>
     <w:tblStylePr w:type="firstRow">
       <w:rPr>
+        <w:rFonts w:eastAsia="黑体"/>
         <w:b/>
         <w:bCs/>
       </w:rPr>
@@ -13858,6 +14455,7 @@
     </w:tblStylePr>
     <w:tblStylePr w:type="lastRow">
       <w:rPr>
+        <w:rFonts w:eastAsia="黑体"/>
         <w:b/>
         <w:bCs/>
         <w:color w:themeColor="background1" w:val="FFFFFF"/>
@@ -13872,6 +14470,7 @@
     </w:tblStylePr>
     <w:tblStylePr w:type="firstCol">
       <w:rPr>
+        <w:rFonts w:eastAsia="黑体"/>
         <w:color w:themeColor="background1" w:val="FFFFFF"/>
       </w:rPr>
       <w:tblPr/>
@@ -13889,6 +14488,7 @@
     </w:tblStylePr>
     <w:tblStylePr w:type="lastCol">
       <w:rPr>
+        <w:rFonts w:eastAsia="黑体"/>
         <w:color w:themeColor="background1" w:val="FFFFFF"/>
       </w:rPr>
       <w:tblPr/>
@@ -13918,11 +14518,13 @@
     </w:tblStylePr>
     <w:tblStylePr w:type="neCell">
       <w:rPr>
+        <w:rFonts w:eastAsia="黑体"/>
         <w:color w:themeColor="text1" w:val="000000"/>
       </w:rPr>
     </w:tblStylePr>
     <w:tblStylePr w:type="nwCell">
       <w:rPr>
+        <w:rFonts w:eastAsia="黑体"/>
         <w:color w:themeColor="text1" w:val="000000"/>
       </w:rPr>
     </w:tblStylePr>
@@ -13936,6 +14538,7 @@
       <w:spacing w:after="0" w:line="240" w:lineRule="auto"/>
     </w:pPr>
     <w:rPr>
+      <w:rFonts w:eastAsia="黑体"/>
       <w:color w:themeColor="text1" w:val="000000"/>
     </w:rPr>
     <w:tblPr>
@@ -13954,6 +14557,7 @@
     </w:tcPr>
     <w:tblStylePr w:type="firstRow">
       <w:rPr>
+        <w:rFonts w:eastAsia="黑体"/>
         <w:b/>
         <w:bCs/>
         <w:color w:themeColor="background1" w:val="FFFFFF"/>
@@ -13968,6 +14572,7 @@
     </w:tblStylePr>
     <w:tblStylePr w:type="lastRow">
       <w:rPr>
+        <w:rFonts w:eastAsia="黑体"/>
         <w:b/>
         <w:bCs/>
         <w:color w:themeColor="accent2" w:themeShade="CC" w:val="9E3A38"/>
@@ -13982,12 +14587,14 @@
     </w:tblStylePr>
     <w:tblStylePr w:type="firstCol">
       <w:rPr>
+        <w:rFonts w:eastAsia="黑体"/>
         <w:b/>
         <w:bCs/>
       </w:rPr>
     </w:tblStylePr>
     <w:tblStylePr w:type="lastCol">
       <w:rPr>
+        <w:rFonts w:eastAsia="黑体"/>
         <w:b/>
         <w:bCs/>
       </w:rPr>
@@ -14022,6 +14629,7 @@
       <w:spacing w:after="0" w:line="240" w:lineRule="auto"/>
     </w:pPr>
     <w:rPr>
+      <w:rFonts w:eastAsia="黑体"/>
       <w:color w:themeColor="text1" w:val="000000"/>
     </w:rPr>
     <w:tblPr>
@@ -14040,6 +14648,7 @@
     </w:tcPr>
     <w:tblStylePr w:type="firstRow">
       <w:rPr>
+        <w:rFonts w:eastAsia="黑体"/>
         <w:b/>
         <w:bCs/>
         <w:color w:themeColor="background1" w:val="FFFFFF"/>
@@ -14054,6 +14663,7 @@
     </w:tblStylePr>
     <w:tblStylePr w:type="lastRow">
       <w:rPr>
+        <w:rFonts w:eastAsia="黑体"/>
         <w:b/>
         <w:bCs/>
         <w:color w:themeColor="accent2" w:themeShade="CC" w:val="9E3A38"/>
@@ -14068,12 +14678,14 @@
     </w:tblStylePr>
     <w:tblStylePr w:type="firstCol">
       <w:rPr>
+        <w:rFonts w:eastAsia="黑体"/>
         <w:b/>
         <w:bCs/>
       </w:rPr>
     </w:tblStylePr>
     <w:tblStylePr w:type="lastCol">
       <w:rPr>
+        <w:rFonts w:eastAsia="黑体"/>
         <w:b/>
         <w:bCs/>
       </w:rPr>
@@ -14108,6 +14720,7 @@
       <w:spacing w:after="0" w:line="240" w:lineRule="auto"/>
     </w:pPr>
     <w:rPr>
+      <w:rFonts w:eastAsia="黑体"/>
       <w:color w:themeColor="text1" w:val="000000"/>
     </w:rPr>
     <w:tblPr>
@@ -14126,6 +14739,7 @@
     </w:tcPr>
     <w:tblStylePr w:type="firstRow">
       <w:rPr>
+        <w:rFonts w:eastAsia="黑体"/>
         <w:b/>
         <w:bCs/>
         <w:color w:themeColor="background1" w:val="FFFFFF"/>
@@ -14140,6 +14754,7 @@
     </w:tblStylePr>
     <w:tblStylePr w:type="lastRow">
       <w:rPr>
+        <w:rFonts w:eastAsia="黑体"/>
         <w:b/>
         <w:bCs/>
         <w:color w:themeColor="accent2" w:themeShade="CC" w:val="9E3A38"/>
@@ -14154,12 +14769,14 @@
     </w:tblStylePr>
     <w:tblStylePr w:type="firstCol">
       <w:rPr>
+        <w:rFonts w:eastAsia="黑体"/>
         <w:b/>
         <w:bCs/>
       </w:rPr>
     </w:tblStylePr>
     <w:tblStylePr w:type="lastCol">
       <w:rPr>
+        <w:rFonts w:eastAsia="黑体"/>
         <w:b/>
         <w:bCs/>
       </w:rPr>
@@ -14194,6 +14811,7 @@
       <w:spacing w:after="0" w:line="240" w:lineRule="auto"/>
     </w:pPr>
     <w:rPr>
+      <w:rFonts w:eastAsia="黑体"/>
       <w:color w:themeColor="text1" w:val="000000"/>
     </w:rPr>
     <w:tblPr>
@@ -14212,6 +14830,7 @@
     </w:tcPr>
     <w:tblStylePr w:type="firstRow">
       <w:rPr>
+        <w:rFonts w:eastAsia="黑体"/>
         <w:b/>
         <w:bCs/>
         <w:color w:themeColor="background1" w:val="FFFFFF"/>
@@ -14226,6 +14845,7 @@
     </w:tblStylePr>
     <w:tblStylePr w:type="lastRow">
       <w:rPr>
+        <w:rFonts w:eastAsia="黑体"/>
         <w:b/>
         <w:bCs/>
         <w:color w:themeColor="accent4" w:themeShade="CC" w:val="664E82"/>
@@ -14240,12 +14860,14 @@
     </w:tblStylePr>
     <w:tblStylePr w:type="firstCol">
       <w:rPr>
+        <w:rFonts w:eastAsia="黑体"/>
         <w:b/>
         <w:bCs/>
       </w:rPr>
     </w:tblStylePr>
     <w:tblStylePr w:type="lastCol">
       <w:rPr>
+        <w:rFonts w:eastAsia="黑体"/>
         <w:b/>
         <w:bCs/>
       </w:rPr>
@@ -14280,6 +14902,7 @@
       <w:spacing w:after="0" w:line="240" w:lineRule="auto"/>
     </w:pPr>
     <w:rPr>
+      <w:rFonts w:eastAsia="黑体"/>
       <w:color w:themeColor="text1" w:val="000000"/>
     </w:rPr>
     <w:tblPr>
@@ -14298,6 +14921,7 @@
     </w:tcPr>
     <w:tblStylePr w:type="firstRow">
       <w:rPr>
+        <w:rFonts w:eastAsia="黑体"/>
         <w:b/>
         <w:bCs/>
         <w:color w:themeColor="background1" w:val="FFFFFF"/>
@@ -14312,6 +14936,7 @@
     </w:tblStylePr>
     <w:tblStylePr w:type="lastRow">
       <w:rPr>
+        <w:rFonts w:eastAsia="黑体"/>
         <w:b/>
         <w:bCs/>
         <w:color w:themeColor="accent3" w:themeShade="CC" w:val="7E9C40"/>
@@ -14326,12 +14951,14 @@
     </w:tblStylePr>
     <w:tblStylePr w:type="firstCol">
       <w:rPr>
+        <w:rFonts w:eastAsia="黑体"/>
         <w:b/>
         <w:bCs/>
       </w:rPr>
     </w:tblStylePr>
     <w:tblStylePr w:type="lastCol">
       <w:rPr>
+        <w:rFonts w:eastAsia="黑体"/>
         <w:b/>
         <w:bCs/>
       </w:rPr>
@@ -14366,6 +14993,7 @@
       <w:spacing w:after="0" w:line="240" w:lineRule="auto"/>
     </w:pPr>
     <w:rPr>
+      <w:rFonts w:eastAsia="黑体"/>
       <w:color w:themeColor="text1" w:val="000000"/>
     </w:rPr>
     <w:tblPr>
@@ -14384,6 +15012,7 @@
     </w:tcPr>
     <w:tblStylePr w:type="firstRow">
       <w:rPr>
+        <w:rFonts w:eastAsia="黑体"/>
         <w:b/>
         <w:bCs/>
         <w:color w:themeColor="background1" w:val="FFFFFF"/>
@@ -14398,6 +15027,7 @@
     </w:tblStylePr>
     <w:tblStylePr w:type="lastRow">
       <w:rPr>
+        <w:rFonts w:eastAsia="黑体"/>
         <w:b/>
         <w:bCs/>
         <w:color w:themeColor="accent6" w:themeShade="CC" w:val="F2730A"/>
@@ -14412,12 +15042,14 @@
     </w:tblStylePr>
     <w:tblStylePr w:type="firstCol">
       <w:rPr>
+        <w:rFonts w:eastAsia="黑体"/>
         <w:b/>
         <w:bCs/>
       </w:rPr>
     </w:tblStylePr>
     <w:tblStylePr w:type="lastCol">
       <w:rPr>
+        <w:rFonts w:eastAsia="黑体"/>
         <w:b/>
         <w:bCs/>
       </w:rPr>
@@ -14452,6 +15084,7 @@
       <w:spacing w:after="0" w:line="240" w:lineRule="auto"/>
     </w:pPr>
     <w:rPr>
+      <w:rFonts w:eastAsia="黑体"/>
       <w:color w:themeColor="text1" w:val="000000"/>
     </w:rPr>
     <w:tblPr>
@@ -14470,6 +15103,7 @@
     </w:tcPr>
     <w:tblStylePr w:type="firstRow">
       <w:rPr>
+        <w:rFonts w:eastAsia="黑体"/>
         <w:b/>
         <w:bCs/>
         <w:color w:themeColor="background1" w:val="FFFFFF"/>
@@ -14484,6 +15118,7 @@
     </w:tblStylePr>
     <w:tblStylePr w:type="lastRow">
       <w:rPr>
+        <w:rFonts w:eastAsia="黑体"/>
         <w:b/>
         <w:bCs/>
         <w:color w:themeColor="accent5" w:themeShade="CC" w:val="348DA5"/>
@@ -14498,12 +15133,14 @@
     </w:tblStylePr>
     <w:tblStylePr w:type="firstCol">
       <w:rPr>
+        <w:rFonts w:eastAsia="黑体"/>
         <w:b/>
         <w:bCs/>
       </w:rPr>
     </w:tblStylePr>
     <w:tblStylePr w:type="lastCol">
       <w:rPr>
+        <w:rFonts w:eastAsia="黑体"/>
         <w:b/>
         <w:bCs/>
       </w:rPr>
@@ -14538,6 +15175,7 @@
       <w:spacing w:after="0" w:line="240" w:lineRule="auto"/>
     </w:pPr>
     <w:rPr>
+      <w:rFonts w:eastAsia="黑体"/>
       <w:color w:themeColor="text1" w:val="000000"/>
     </w:rPr>
     <w:tblPr>
@@ -14559,6 +15197,7 @@
     </w:tcPr>
     <w:tblStylePr w:type="firstRow">
       <w:rPr>
+        <w:rFonts w:eastAsia="黑体"/>
         <w:b/>
         <w:bCs/>
       </w:rPr>
@@ -14569,6 +15208,7 @@
     </w:tblStylePr>
     <w:tblStylePr w:type="lastRow">
       <w:rPr>
+        <w:rFonts w:eastAsia="黑体"/>
         <w:b/>
         <w:bCs/>
         <w:color w:themeColor="text1" w:val="000000"/>
@@ -14580,6 +15220,7 @@
     </w:tblStylePr>
     <w:tblStylePr w:type="firstCol">
       <w:rPr>
+        <w:rFonts w:eastAsia="黑体"/>
         <w:color w:themeColor="background1" w:val="FFFFFF"/>
       </w:rPr>
       <w:tblPr/>
@@ -14589,6 +15230,7 @@
     </w:tblStylePr>
     <w:tblStylePr w:type="lastCol">
       <w:rPr>
+        <w:rFonts w:eastAsia="黑体"/>
         <w:color w:themeColor="background1" w:val="FFFFFF"/>
       </w:rPr>
       <w:tblPr/>
@@ -14618,6 +15260,7 @@
       <w:spacing w:after="0" w:line="240" w:lineRule="auto"/>
     </w:pPr>
     <w:rPr>
+      <w:rFonts w:eastAsia="黑体"/>
       <w:color w:themeColor="text1" w:val="000000"/>
     </w:rPr>
     <w:tblPr>
@@ -14639,6 +15282,7 @@
     </w:tcPr>
     <w:tblStylePr w:type="firstRow">
       <w:rPr>
+        <w:rFonts w:eastAsia="黑体"/>
         <w:b/>
         <w:bCs/>
       </w:rPr>
@@ -14649,6 +15293,7 @@
     </w:tblStylePr>
     <w:tblStylePr w:type="lastRow">
       <w:rPr>
+        <w:rFonts w:eastAsia="黑体"/>
         <w:b/>
         <w:bCs/>
         <w:color w:themeColor="text1" w:val="000000"/>
@@ -14660,6 +15305,7 @@
     </w:tblStylePr>
     <w:tblStylePr w:type="firstCol">
       <w:rPr>
+        <w:rFonts w:eastAsia="黑体"/>
         <w:color w:themeColor="background1" w:val="FFFFFF"/>
       </w:rPr>
       <w:tblPr/>
@@ -14669,6 +15315,7 @@
     </w:tblStylePr>
     <w:tblStylePr w:type="lastCol">
       <w:rPr>
+        <w:rFonts w:eastAsia="黑体"/>
         <w:color w:themeColor="background1" w:val="FFFFFF"/>
       </w:rPr>
       <w:tblPr/>
@@ -14698,6 +15345,7 @@
       <w:spacing w:after="0" w:line="240" w:lineRule="auto"/>
     </w:pPr>
     <w:rPr>
+      <w:rFonts w:eastAsia="黑体"/>
       <w:color w:themeColor="text1" w:val="000000"/>
     </w:rPr>
     <w:tblPr>
@@ -14719,6 +15367,7 @@
     </w:tcPr>
     <w:tblStylePr w:type="firstRow">
       <w:rPr>
+        <w:rFonts w:eastAsia="黑体"/>
         <w:b/>
         <w:bCs/>
       </w:rPr>
@@ -14729,6 +15378,7 @@
     </w:tblStylePr>
     <w:tblStylePr w:type="lastRow">
       <w:rPr>
+        <w:rFonts w:eastAsia="黑体"/>
         <w:b/>
         <w:bCs/>
         <w:color w:themeColor="text1" w:val="000000"/>
@@ -14740,6 +15390,7 @@
     </w:tblStylePr>
     <w:tblStylePr w:type="firstCol">
       <w:rPr>
+        <w:rFonts w:eastAsia="黑体"/>
         <w:color w:themeColor="background1" w:val="FFFFFF"/>
       </w:rPr>
       <w:tblPr/>
@@ -14749,6 +15400,7 @@
     </w:tblStylePr>
     <w:tblStylePr w:type="lastCol">
       <w:rPr>
+        <w:rFonts w:eastAsia="黑体"/>
         <w:color w:themeColor="background1" w:val="FFFFFF"/>
       </w:rPr>
       <w:tblPr/>
@@ -14778,6 +15430,7 @@
       <w:spacing w:after="0" w:line="240" w:lineRule="auto"/>
     </w:pPr>
     <w:rPr>
+      <w:rFonts w:eastAsia="黑体"/>
       <w:color w:themeColor="text1" w:val="000000"/>
     </w:rPr>
     <w:tblPr>
@@ -14799,6 +15452,7 @@
     </w:tcPr>
     <w:tblStylePr w:type="firstRow">
       <w:rPr>
+        <w:rFonts w:eastAsia="黑体"/>
         <w:b/>
         <w:bCs/>
       </w:rPr>
@@ -14809,6 +15463,7 @@
     </w:tblStylePr>
     <w:tblStylePr w:type="lastRow">
       <w:rPr>
+        <w:rFonts w:eastAsia="黑体"/>
         <w:b/>
         <w:bCs/>
         <w:color w:themeColor="text1" w:val="000000"/>
@@ -14820,6 +15475,7 @@
     </w:tblStylePr>
     <w:tblStylePr w:type="firstCol">
       <w:rPr>
+        <w:rFonts w:eastAsia="黑体"/>
         <w:color w:themeColor="background1" w:val="FFFFFF"/>
       </w:rPr>
       <w:tblPr/>
@@ -14829,6 +15485,7 @@
     </w:tblStylePr>
     <w:tblStylePr w:type="lastCol">
       <w:rPr>
+        <w:rFonts w:eastAsia="黑体"/>
         <w:color w:themeColor="background1" w:val="FFFFFF"/>
       </w:rPr>
       <w:tblPr/>
@@ -14858,6 +15515,7 @@
       <w:spacing w:after="0" w:line="240" w:lineRule="auto"/>
     </w:pPr>
     <w:rPr>
+      <w:rFonts w:eastAsia="黑体"/>
       <w:color w:themeColor="text1" w:val="000000"/>
     </w:rPr>
     <w:tblPr>
@@ -14879,6 +15537,7 @@
     </w:tcPr>
     <w:tblStylePr w:type="firstRow">
       <w:rPr>
+        <w:rFonts w:eastAsia="黑体"/>
         <w:b/>
         <w:bCs/>
       </w:rPr>
@@ -14889,6 +15548,7 @@
     </w:tblStylePr>
     <w:tblStylePr w:type="lastRow">
       <w:rPr>
+        <w:rFonts w:eastAsia="黑体"/>
         <w:b/>
         <w:bCs/>
         <w:color w:themeColor="text1" w:val="000000"/>
@@ -14900,6 +15560,7 @@
     </w:tblStylePr>
     <w:tblStylePr w:type="firstCol">
       <w:rPr>
+        <w:rFonts w:eastAsia="黑体"/>
         <w:color w:themeColor="background1" w:val="FFFFFF"/>
       </w:rPr>
       <w:tblPr/>
@@ -14909,6 +15570,7 @@
     </w:tblStylePr>
     <w:tblStylePr w:type="lastCol">
       <w:rPr>
+        <w:rFonts w:eastAsia="黑体"/>
         <w:color w:themeColor="background1" w:val="FFFFFF"/>
       </w:rPr>
       <w:tblPr/>
@@ -14938,6 +15600,7 @@
       <w:spacing w:after="0" w:line="240" w:lineRule="auto"/>
     </w:pPr>
     <w:rPr>
+      <w:rFonts w:eastAsia="黑体"/>
       <w:color w:themeColor="text1" w:val="000000"/>
     </w:rPr>
     <w:tblPr>
@@ -14959,6 +15622,7 @@
     </w:tcPr>
     <w:tblStylePr w:type="firstRow">
       <w:rPr>
+        <w:rFonts w:eastAsia="黑体"/>
         <w:b/>
         <w:bCs/>
       </w:rPr>
@@ -14969,6 +15633,7 @@
     </w:tblStylePr>
     <w:tblStylePr w:type="lastRow">
       <w:rPr>
+        <w:rFonts w:eastAsia="黑体"/>
         <w:b/>
         <w:bCs/>
         <w:color w:themeColor="text1" w:val="000000"/>
@@ -14980,6 +15645,7 @@
     </w:tblStylePr>
     <w:tblStylePr w:type="firstCol">
       <w:rPr>
+        <w:rFonts w:eastAsia="黑体"/>
         <w:color w:themeColor="background1" w:val="FFFFFF"/>
       </w:rPr>
       <w:tblPr/>
@@ -14989,6 +15655,7 @@
     </w:tblStylePr>
     <w:tblStylePr w:type="lastCol">
       <w:rPr>
+        <w:rFonts w:eastAsia="黑体"/>
         <w:color w:themeColor="background1" w:val="FFFFFF"/>
       </w:rPr>
       <w:tblPr/>
@@ -15018,6 +15685,7 @@
       <w:spacing w:after="0" w:line="240" w:lineRule="auto"/>
     </w:pPr>
     <w:rPr>
+      <w:rFonts w:eastAsia="黑体"/>
       <w:color w:themeColor="text1" w:val="000000"/>
     </w:rPr>
     <w:tblPr>
@@ -15039,6 +15707,7 @@
     </w:tcPr>
     <w:tblStylePr w:type="firstRow">
       <w:rPr>
+        <w:rFonts w:eastAsia="黑体"/>
         <w:b/>
         <w:bCs/>
       </w:rPr>
@@ -15049,6 +15718,7 @@
     </w:tblStylePr>
     <w:tblStylePr w:type="lastRow">
       <w:rPr>
+        <w:rFonts w:eastAsia="黑体"/>
         <w:b/>
         <w:bCs/>
         <w:color w:themeColor="text1" w:val="000000"/>
@@ -15060,6 +15730,7 @@
     </w:tblStylePr>
     <w:tblStylePr w:type="firstCol">
       <w:rPr>
+        <w:rFonts w:eastAsia="黑体"/>
         <w:color w:themeColor="background1" w:val="FFFFFF"/>
       </w:rPr>
       <w:tblPr/>
@@ -15069,6 +15740,7 @@
     </w:tblStylePr>
     <w:tblStylePr w:type="lastCol">
       <w:rPr>
+        <w:rFonts w:eastAsia="黑体"/>
         <w:color w:themeColor="background1" w:val="FFFFFF"/>
       </w:rPr>
       <w:tblPr/>
@@ -15101,6 +15773,7 @@
     <w:name w:val="KeywordTok"/>
     <w:basedOn w:val="VerbatimChar"/>
     <w:rPr>
+      <w:rFonts w:eastAsia="黑体"/>
       <w:b/>
       <w:color w:val="007020"/>
     </w:rPr>
@@ -15109,6 +15782,7 @@
     <w:name w:val="DataTypeTok"/>
     <w:basedOn w:val="VerbatimChar"/>
     <w:rPr>
+      <w:rFonts w:eastAsia="黑体"/>
       <w:color w:val="902000"/>
     </w:rPr>
   </w:style>
@@ -15116,6 +15790,7 @@
     <w:name w:val="DecValTok"/>
     <w:basedOn w:val="VerbatimChar"/>
     <w:rPr>
+      <w:rFonts w:eastAsia="黑体"/>
       <w:color w:val="40a070"/>
     </w:rPr>
   </w:style>
@@ -15123,6 +15798,7 @@
     <w:name w:val="BaseNTok"/>
     <w:basedOn w:val="VerbatimChar"/>
     <w:rPr>
+      <w:rFonts w:eastAsia="黑体"/>
       <w:color w:val="40a070"/>
     </w:rPr>
   </w:style>
@@ -15130,6 +15806,7 @@
     <w:name w:val="FloatTok"/>
     <w:basedOn w:val="VerbatimChar"/>
     <w:rPr>
+      <w:rFonts w:eastAsia="黑体"/>
       <w:color w:val="40a070"/>
     </w:rPr>
   </w:style>
@@ -15137,6 +15814,7 @@
     <w:name w:val="ConstantTok"/>
     <w:basedOn w:val="VerbatimChar"/>
     <w:rPr>
+      <w:rFonts w:eastAsia="黑体"/>
       <w:color w:val="880000"/>
     </w:rPr>
   </w:style>
@@ -15144,6 +15822,7 @@
     <w:name w:val="CharTok"/>
     <w:basedOn w:val="VerbatimChar"/>
     <w:rPr>
+      <w:rFonts w:eastAsia="黑体"/>
       <w:color w:val="4070a0"/>
     </w:rPr>
   </w:style>
@@ -15151,6 +15830,7 @@
     <w:name w:val="SpecialCharTok"/>
     <w:basedOn w:val="VerbatimChar"/>
     <w:rPr>
+      <w:rFonts w:eastAsia="黑体"/>
       <w:color w:val="4070a0"/>
     </w:rPr>
   </w:style>
@@ -15158,6 +15838,7 @@
     <w:name w:val="StringTok"/>
     <w:basedOn w:val="VerbatimChar"/>
     <w:rPr>
+      <w:rFonts w:eastAsia="黑体"/>
       <w:color w:val="4070a0"/>
     </w:rPr>
   </w:style>
@@ -15165,6 +15846,7 @@
     <w:name w:val="VerbatimStringTok"/>
     <w:basedOn w:val="VerbatimChar"/>
     <w:rPr>
+      <w:rFonts w:eastAsia="黑体"/>
       <w:color w:val="4070a0"/>
     </w:rPr>
   </w:style>
@@ -15172,6 +15854,7 @@
     <w:name w:val="SpecialStringTok"/>
     <w:basedOn w:val="VerbatimChar"/>
     <w:rPr>
+      <w:rFonts w:eastAsia="黑体"/>
       <w:color w:val="bb6688"/>
     </w:rPr>
   </w:style>
@@ -15179,6 +15862,7 @@
     <w:name w:val="ImportTok"/>
     <w:basedOn w:val="VerbatimChar"/>
     <w:rPr>
+      <w:rFonts w:eastAsia="黑体"/>
       <w:b/>
       <w:color w:val="008000"/>
     </w:rPr>
@@ -15187,6 +15871,7 @@
     <w:name w:val="CommentTok"/>
     <w:basedOn w:val="VerbatimChar"/>
     <w:rPr>
+      <w:rFonts w:eastAsia="黑体"/>
       <w:i/>
       <w:color w:val="60a0b0"/>
     </w:rPr>
@@ -15195,6 +15880,7 @@
     <w:name w:val="DocumentationTok"/>
     <w:basedOn w:val="VerbatimChar"/>
     <w:rPr>
+      <w:rFonts w:eastAsia="黑体"/>
       <w:i/>
       <w:color w:val="ba2121"/>
     </w:rPr>
@@ -15203,6 +15889,7 @@
     <w:name w:val="AnnotationTok"/>
     <w:basedOn w:val="VerbatimChar"/>
     <w:rPr>
+      <w:rFonts w:eastAsia="黑体"/>
       <w:b/>
       <w:i/>
       <w:color w:val="60a0b0"/>
@@ -15212,6 +15899,7 @@
     <w:name w:val="CommentVarTok"/>
     <w:basedOn w:val="VerbatimChar"/>
     <w:rPr>
+      <w:rFonts w:eastAsia="黑体"/>
       <w:b/>
       <w:i/>
       <w:color w:val="60a0b0"/>
@@ -15221,6 +15909,7 @@
     <w:name w:val="OtherTok"/>
     <w:basedOn w:val="VerbatimChar"/>
     <w:rPr>
+      <w:rFonts w:eastAsia="黑体"/>
       <w:color w:val="007020"/>
     </w:rPr>
   </w:style>
@@ -15228,6 +15917,7 @@
     <w:name w:val="FunctionTok"/>
     <w:basedOn w:val="VerbatimChar"/>
     <w:rPr>
+      <w:rFonts w:eastAsia="黑体"/>
       <w:color w:val="06287e"/>
     </w:rPr>
   </w:style>
@@ -15235,6 +15925,7 @@
     <w:name w:val="VariableTok"/>
     <w:basedOn w:val="VerbatimChar"/>
     <w:rPr>
+      <w:rFonts w:eastAsia="黑体"/>
       <w:color w:val="19177c"/>
     </w:rPr>
   </w:style>
@@ -15242,6 +15933,7 @@
     <w:name w:val="ControlFlowTok"/>
     <w:basedOn w:val="VerbatimChar"/>
     <w:rPr>
+      <w:rFonts w:eastAsia="黑体"/>
       <w:b/>
       <w:color w:val="007020"/>
     </w:rPr>
@@ -15250,6 +15942,7 @@
     <w:name w:val="OperatorTok"/>
     <w:basedOn w:val="VerbatimChar"/>
     <w:rPr>
+      <w:rFonts w:eastAsia="黑体"/>
       <w:color w:val="666666"/>
     </w:rPr>
   </w:style>
@@ -15257,18 +15950,22 @@
     <w:name w:val="BuiltInTok"/>
     <w:basedOn w:val="VerbatimChar"/>
     <w:rPr>
+      <w:rFonts w:eastAsia="黑体"/>
       <w:color w:val="008000"/>
     </w:rPr>
   </w:style>
   <w:style w:type="character" w:customStyle="1" w:styleId="ExtensionTok">
     <w:name w:val="ExtensionTok"/>
     <w:basedOn w:val="VerbatimChar"/>
-    <w:rPr/>
+    <w:rPr>
+      <w:rFonts w:eastAsia="黑体"/>
+    </w:rPr>
   </w:style>
   <w:style w:type="character" w:customStyle="1" w:styleId="PreprocessorTok">
     <w:name w:val="PreprocessorTok"/>
     <w:basedOn w:val="VerbatimChar"/>
     <w:rPr>
+      <w:rFonts w:eastAsia="黑体"/>
       <w:color w:val="bc7a00"/>
     </w:rPr>
   </w:style>
@@ -15276,18 +15973,22 @@
     <w:name w:val="AttributeTok"/>
     <w:basedOn w:val="VerbatimChar"/>
     <w:rPr>
+      <w:rFonts w:eastAsia="黑体"/>
       <w:color w:val="7d9029"/>
     </w:rPr>
   </w:style>
   <w:style w:type="character" w:customStyle="1" w:styleId="RegionMarkerTok">
     <w:name w:val="RegionMarkerTok"/>
     <w:basedOn w:val="VerbatimChar"/>
-    <w:rPr/>
+    <w:rPr>
+      <w:rFonts w:eastAsia="黑体"/>
+    </w:rPr>
   </w:style>
   <w:style w:type="character" w:customStyle="1" w:styleId="InformationTok">
     <w:name w:val="InformationTok"/>
     <w:basedOn w:val="VerbatimChar"/>
     <w:rPr>
+      <w:rFonts w:eastAsia="黑体"/>
       <w:b/>
       <w:i/>
       <w:color w:val="60a0b0"/>
@@ -15297,6 +15998,7 @@
     <w:name w:val="WarningTok"/>
     <w:basedOn w:val="VerbatimChar"/>
     <w:rPr>
+      <w:rFonts w:eastAsia="黑体"/>
       <w:b/>
       <w:i/>
       <w:color w:val="60a0b0"/>
@@ -15306,6 +16008,7 @@
     <w:name w:val="AlertTok"/>
     <w:basedOn w:val="VerbatimChar"/>
     <w:rPr>
+      <w:rFonts w:eastAsia="黑体"/>
       <w:b/>
       <w:color w:val="ff0000"/>
     </w:rPr>
@@ -15314,6 +16017,7 @@
     <w:name w:val="ErrorTok"/>
     <w:basedOn w:val="VerbatimChar"/>
     <w:rPr>
+      <w:rFonts w:eastAsia="黑体"/>
       <w:b/>
       <w:color w:val="ff0000"/>
     </w:rPr>
@@ -15321,7 +16025,9 @@
   <w:style w:type="character" w:customStyle="1" w:styleId="NormalTok">
     <w:name w:val="NormalTok"/>
     <w:basedOn w:val="VerbatimChar"/>
-    <w:rPr/>
+    <w:rPr>
+      <w:rFonts w:eastAsia="黑体"/>
+    </w:rPr>
   </w:style>
 </w:styles>
 </file>
@@ -15370,12 +16076,12 @@
     <a:fontScheme name="Office">
       <a:majorFont>
         <a:latin typeface="Calibri"/>
-        <a:ea typeface=""/>
+        <a:ea typeface="黑体"/>
         <a:cs typeface=""/>
         <a:font script="Jpan" typeface="ＭＳ ゴシック"/>
         <a:font script="Hang" typeface="맑은 고딕"/>
-        <a:font script="Hans" typeface="宋体"/>
-        <a:font script="Hant" typeface="新細明體"/>
+        <a:font script="Hans" typeface="黑体"/>
+        <a:font script="Hant" typeface="黑体"/>
         <a:font script="Arab" typeface="Times New Roman"/>
         <a:font script="Hebr" typeface="Times New Roman"/>
         <a:font script="Thai" typeface="Angsana New"/>
@@ -15405,12 +16111,12 @@
       </a:majorFont>
       <a:minorFont>
         <a:latin typeface="Cambria"/>
-        <a:ea typeface=""/>
+        <a:ea typeface="黑体"/>
         <a:cs typeface=""/>
         <a:font script="Jpan" typeface="ＭＳ 明朝"/>
         <a:font script="Hang" typeface="맑은 고딕"/>
-        <a:font script="Hans" typeface="宋体"/>
-        <a:font script="Hant" typeface="新細明體"/>
+        <a:font script="Hans" typeface="黑体"/>
+        <a:font script="Hant" typeface="黑体"/>
         <a:font script="Arab" typeface="Arial"/>
         <a:font script="Hebr" typeface="Arial"/>
         <a:font script="Thai" typeface="Cordia New"/>

--- a/08-传感器电路/01-温度传感器电路/热电偶测温电路/热电偶测温电路.docx
+++ b/08-传感器电路/01-温度传感器电路/热电偶测温电路/热电偶测温电路.docx
@@ -3005,7 +3005,7 @@
           <w:color w:val="555555"/>
           <w:sz w:val="21"/>
         </w:rPr>
-        <w:t>材料收集者：杜文杰，WX手机：19519196569，QQ:3478827729</w:t>
+        <w:t>材料收集者：杜文杰，微信/手机：19519196569，QQ:3478827729</w:t>
       </w:r>
     </w:p>
     <w:sectPr>
